--- a/TAREAS 6 SEMESTRE/Aprendizaje Machín/QuijasContreras_Act2EvaluacionDeModelos.docx
+++ b/TAREAS 6 SEMESTRE/Aprendizaje Machín/QuijasContreras_Act2EvaluacionDeModelos.docx
@@ -1486,7 +1486,13 @@
     <w:sdt>
       <w:sdtPr>
         <w:rPr>
+          <w:rFonts w:ascii="Tahoma" w:eastAsia="Calibri" w:hAnsi="Tahoma" w:cs="Calibri"/>
+          <w:color w:val="000000"/>
+          <w:kern w:val="2"/>
+          <w:sz w:val="24"/>
+          <w:szCs w:val="24"/>
           <w:lang w:val="es-ES"/>
+          <w14:ligatures w14:val="standardContextual"/>
         </w:rPr>
         <w:id w:val="1300419780"/>
         <w:docPartObj>
@@ -1496,14 +1502,8 @@
       </w:sdtPr>
       <w:sdtEndPr>
         <w:rPr>
-          <w:rFonts w:ascii="Tahoma" w:eastAsia="Calibri" w:hAnsi="Tahoma" w:cs="Calibri"/>
           <w:b/>
           <w:bCs/>
-          <w:color w:val="000000"/>
-          <w:kern w:val="2"/>
-          <w:sz w:val="24"/>
-          <w:szCs w:val="24"/>
-          <w14:ligatures w14:val="standardContextual"/>
         </w:rPr>
       </w:sdtEndPr>
       <w:sdtContent>
@@ -1543,13 +1543,13 @@
           <w:r>
             <w:fldChar w:fldCharType="separate"/>
           </w:r>
-          <w:hyperlink w:anchor="_Toc240206170" w:history="1">
+          <w:hyperlink w:anchor="_Toc240240331" w:history="1">
             <w:r>
               <w:rPr>
                 <w:rStyle w:val="Hipervnculo"/>
                 <w:noProof/>
               </w:rPr>
-              <w:t>Tabla de ilustraciones</w:t>
+              <w:t>Tabla de Contenido</w:t>
             </w:r>
             <w:r>
               <w:rPr>
@@ -1570,7 +1570,7 @@
                 <w:noProof/>
                 <w:webHidden/>
               </w:rPr>
-              <w:instrText xml:space="preserve"> PAGEREF _Toc240206170 \h </w:instrText>
+              <w:instrText xml:space="preserve"> PAGEREF _Toc240240331 \h </w:instrText>
             </w:r>
             <w:r>
               <w:rPr>
@@ -1590,7 +1590,7 @@
                 <w:noProof/>
                 <w:webHidden/>
               </w:rPr>
-              <w:t>1</w:t>
+              <w:t>2</w:t>
             </w:r>
             <w:r>
               <w:rPr>
@@ -1613,7 +1613,7 @@
               <w:color w:val="auto"/>
             </w:rPr>
           </w:pPr>
-          <w:hyperlink w:anchor="_Toc240206171" w:history="1">
+          <w:hyperlink w:anchor="_Toc240240332" w:history="1">
             <w:r>
               <w:rPr>
                 <w:rStyle w:val="Hipervnculo"/>
@@ -1640,7 +1640,7 @@
                 <w:noProof/>
                 <w:webHidden/>
               </w:rPr>
-              <w:instrText xml:space="preserve"> PAGEREF _Toc240206171 \h </w:instrText>
+              <w:instrText xml:space="preserve"> PAGEREF _Toc240240332 \h </w:instrText>
             </w:r>
             <w:r>
               <w:rPr>
@@ -1660,7 +1660,7 @@
                 <w:noProof/>
                 <w:webHidden/>
               </w:rPr>
-              <w:t>1</w:t>
+              <w:t>2</w:t>
             </w:r>
             <w:r>
               <w:rPr>
@@ -1673,7 +1673,7 @@
         </w:p>
         <w:p>
           <w:pPr>
-            <w:pStyle w:val="TDC1"/>
+            <w:pStyle w:val="TDC2"/>
             <w:tabs>
               <w:tab w:val="right" w:leader="dot" w:pos="9111"/>
             </w:tabs>
@@ -1683,13 +1683,13 @@
               <w:color w:val="auto"/>
             </w:rPr>
           </w:pPr>
-          <w:hyperlink w:anchor="_Toc240206172" w:history="1">
+          <w:hyperlink w:anchor="_Toc240240333" w:history="1">
             <w:r>
               <w:rPr>
                 <w:rStyle w:val="Hipervnculo"/>
                 <w:noProof/>
               </w:rPr>
-              <w:t>Conclusión</w:t>
+              <w:t>Matriz 1</w:t>
             </w:r>
             <w:r>
               <w:rPr>
@@ -1710,7 +1710,7 @@
                 <w:noProof/>
                 <w:webHidden/>
               </w:rPr>
-              <w:instrText xml:space="preserve"> PAGEREF _Toc240206172 \h </w:instrText>
+              <w:instrText xml:space="preserve"> PAGEREF _Toc240240333 \h </w:instrText>
             </w:r>
             <w:r>
               <w:rPr>
@@ -1730,7 +1730,7 @@
                 <w:noProof/>
                 <w:webHidden/>
               </w:rPr>
-              <w:t>1</w:t>
+              <w:t>2</w:t>
             </w:r>
             <w:r>
               <w:rPr>
@@ -1743,7 +1743,7 @@
         </w:p>
         <w:p>
           <w:pPr>
-            <w:pStyle w:val="TDC1"/>
+            <w:pStyle w:val="TDC3"/>
             <w:tabs>
               <w:tab w:val="right" w:leader="dot" w:pos="9111"/>
             </w:tabs>
@@ -1753,13 +1753,13 @@
               <w:color w:val="auto"/>
             </w:rPr>
           </w:pPr>
-          <w:hyperlink w:anchor="_Toc240206173" w:history="1">
+          <w:hyperlink w:anchor="_Toc240240334" w:history="1">
             <w:r>
               <w:rPr>
                 <w:rStyle w:val="Hipervnculo"/>
                 <w:noProof/>
               </w:rPr>
-              <w:t>Bibliografía</w:t>
+              <w:t>Clase A</w:t>
             </w:r>
             <w:r>
               <w:rPr>
@@ -1780,7 +1780,7 @@
                 <w:noProof/>
                 <w:webHidden/>
               </w:rPr>
-              <w:instrText xml:space="preserve"> PAGEREF _Toc240206173 \h </w:instrText>
+              <w:instrText xml:space="preserve"> PAGEREF _Toc240240334 \h </w:instrText>
             </w:r>
             <w:r>
               <w:rPr>
@@ -1800,7 +1800,1967 @@
                 <w:noProof/>
                 <w:webHidden/>
               </w:rPr>
-              <w:t>1</w:t>
+              <w:t>2</w:t>
+            </w:r>
+            <w:r>
+              <w:rPr>
+                <w:noProof/>
+                <w:webHidden/>
+              </w:rPr>
+              <w:fldChar w:fldCharType="end"/>
+            </w:r>
+          </w:hyperlink>
+        </w:p>
+        <w:p>
+          <w:pPr>
+            <w:pStyle w:val="TDC3"/>
+            <w:tabs>
+              <w:tab w:val="right" w:leader="dot" w:pos="9111"/>
+            </w:tabs>
+            <w:rPr>
+              <w:rFonts w:asciiTheme="minorHAnsi" w:eastAsiaTheme="minorEastAsia" w:hAnsiTheme="minorHAnsi" w:cstheme="minorBidi"/>
+              <w:noProof/>
+              <w:color w:val="auto"/>
+            </w:rPr>
+          </w:pPr>
+          <w:hyperlink w:anchor="_Toc240240335" w:history="1">
+            <w:r>
+              <w:rPr>
+                <w:rStyle w:val="Hipervnculo"/>
+                <w:noProof/>
+              </w:rPr>
+              <w:t>Clase B</w:t>
+            </w:r>
+            <w:r>
+              <w:rPr>
+                <w:noProof/>
+                <w:webHidden/>
+              </w:rPr>
+              <w:tab/>
+            </w:r>
+            <w:r>
+              <w:rPr>
+                <w:noProof/>
+                <w:webHidden/>
+              </w:rPr>
+              <w:fldChar w:fldCharType="begin"/>
+            </w:r>
+            <w:r>
+              <w:rPr>
+                <w:noProof/>
+                <w:webHidden/>
+              </w:rPr>
+              <w:instrText xml:space="preserve"> PAGEREF _Toc240240335 \h </w:instrText>
+            </w:r>
+            <w:r>
+              <w:rPr>
+                <w:noProof/>
+                <w:webHidden/>
+              </w:rPr>
+            </w:r>
+            <w:r>
+              <w:rPr>
+                <w:noProof/>
+                <w:webHidden/>
+              </w:rPr>
+              <w:fldChar w:fldCharType="separate"/>
+            </w:r>
+            <w:r>
+              <w:rPr>
+                <w:noProof/>
+                <w:webHidden/>
+              </w:rPr>
+              <w:t>3</w:t>
+            </w:r>
+            <w:r>
+              <w:rPr>
+                <w:noProof/>
+                <w:webHidden/>
+              </w:rPr>
+              <w:fldChar w:fldCharType="end"/>
+            </w:r>
+          </w:hyperlink>
+        </w:p>
+        <w:p>
+          <w:pPr>
+            <w:pStyle w:val="TDC3"/>
+            <w:tabs>
+              <w:tab w:val="right" w:leader="dot" w:pos="9111"/>
+            </w:tabs>
+            <w:rPr>
+              <w:rFonts w:asciiTheme="minorHAnsi" w:eastAsiaTheme="minorEastAsia" w:hAnsiTheme="minorHAnsi" w:cstheme="minorBidi"/>
+              <w:noProof/>
+              <w:color w:val="auto"/>
+            </w:rPr>
+          </w:pPr>
+          <w:hyperlink w:anchor="_Toc240240336" w:history="1">
+            <w:r>
+              <w:rPr>
+                <w:rStyle w:val="Hipervnculo"/>
+                <w:noProof/>
+              </w:rPr>
+              <w:t>Clase C</w:t>
+            </w:r>
+            <w:r>
+              <w:rPr>
+                <w:noProof/>
+                <w:webHidden/>
+              </w:rPr>
+              <w:tab/>
+            </w:r>
+            <w:r>
+              <w:rPr>
+                <w:noProof/>
+                <w:webHidden/>
+              </w:rPr>
+              <w:fldChar w:fldCharType="begin"/>
+            </w:r>
+            <w:r>
+              <w:rPr>
+                <w:noProof/>
+                <w:webHidden/>
+              </w:rPr>
+              <w:instrText xml:space="preserve"> PAGEREF _Toc240240336 \h </w:instrText>
+            </w:r>
+            <w:r>
+              <w:rPr>
+                <w:noProof/>
+                <w:webHidden/>
+              </w:rPr>
+            </w:r>
+            <w:r>
+              <w:rPr>
+                <w:noProof/>
+                <w:webHidden/>
+              </w:rPr>
+              <w:fldChar w:fldCharType="separate"/>
+            </w:r>
+            <w:r>
+              <w:rPr>
+                <w:noProof/>
+                <w:webHidden/>
+              </w:rPr>
+              <w:t>3</w:t>
+            </w:r>
+            <w:r>
+              <w:rPr>
+                <w:noProof/>
+                <w:webHidden/>
+              </w:rPr>
+              <w:fldChar w:fldCharType="end"/>
+            </w:r>
+          </w:hyperlink>
+        </w:p>
+        <w:p>
+          <w:pPr>
+            <w:pStyle w:val="TDC3"/>
+            <w:tabs>
+              <w:tab w:val="right" w:leader="dot" w:pos="9111"/>
+            </w:tabs>
+            <w:rPr>
+              <w:rFonts w:asciiTheme="minorHAnsi" w:eastAsiaTheme="minorEastAsia" w:hAnsiTheme="minorHAnsi" w:cstheme="minorBidi"/>
+              <w:noProof/>
+              <w:color w:val="auto"/>
+            </w:rPr>
+          </w:pPr>
+          <w:hyperlink w:anchor="_Toc240240337" w:history="1">
+            <w:r>
+              <w:rPr>
+                <w:rStyle w:val="Hipervnculo"/>
+                <w:noProof/>
+              </w:rPr>
+              <w:t>Clase D</w:t>
+            </w:r>
+            <w:r>
+              <w:rPr>
+                <w:noProof/>
+                <w:webHidden/>
+              </w:rPr>
+              <w:tab/>
+            </w:r>
+            <w:r>
+              <w:rPr>
+                <w:noProof/>
+                <w:webHidden/>
+              </w:rPr>
+              <w:fldChar w:fldCharType="begin"/>
+            </w:r>
+            <w:r>
+              <w:rPr>
+                <w:noProof/>
+                <w:webHidden/>
+              </w:rPr>
+              <w:instrText xml:space="preserve"> PAGEREF _Toc240240337 \h </w:instrText>
+            </w:r>
+            <w:r>
+              <w:rPr>
+                <w:noProof/>
+                <w:webHidden/>
+              </w:rPr>
+            </w:r>
+            <w:r>
+              <w:rPr>
+                <w:noProof/>
+                <w:webHidden/>
+              </w:rPr>
+              <w:fldChar w:fldCharType="separate"/>
+            </w:r>
+            <w:r>
+              <w:rPr>
+                <w:noProof/>
+                <w:webHidden/>
+              </w:rPr>
+              <w:t>3</w:t>
+            </w:r>
+            <w:r>
+              <w:rPr>
+                <w:noProof/>
+                <w:webHidden/>
+              </w:rPr>
+              <w:fldChar w:fldCharType="end"/>
+            </w:r>
+          </w:hyperlink>
+        </w:p>
+        <w:p>
+          <w:pPr>
+            <w:pStyle w:val="TDC3"/>
+            <w:tabs>
+              <w:tab w:val="right" w:leader="dot" w:pos="9111"/>
+            </w:tabs>
+            <w:rPr>
+              <w:rFonts w:asciiTheme="minorHAnsi" w:eastAsiaTheme="minorEastAsia" w:hAnsiTheme="minorHAnsi" w:cstheme="minorBidi"/>
+              <w:noProof/>
+              <w:color w:val="auto"/>
+            </w:rPr>
+          </w:pPr>
+          <w:hyperlink w:anchor="_Toc240240338" w:history="1">
+            <w:r>
+              <w:rPr>
+                <w:rStyle w:val="Hipervnculo"/>
+                <w:noProof/>
+              </w:rPr>
+              <w:t>Rendimiento general del modelo</w:t>
+            </w:r>
+            <w:r>
+              <w:rPr>
+                <w:noProof/>
+                <w:webHidden/>
+              </w:rPr>
+              <w:tab/>
+            </w:r>
+            <w:r>
+              <w:rPr>
+                <w:noProof/>
+                <w:webHidden/>
+              </w:rPr>
+              <w:fldChar w:fldCharType="begin"/>
+            </w:r>
+            <w:r>
+              <w:rPr>
+                <w:noProof/>
+                <w:webHidden/>
+              </w:rPr>
+              <w:instrText xml:space="preserve"> PAGEREF _Toc240240338 \h </w:instrText>
+            </w:r>
+            <w:r>
+              <w:rPr>
+                <w:noProof/>
+                <w:webHidden/>
+              </w:rPr>
+            </w:r>
+            <w:r>
+              <w:rPr>
+                <w:noProof/>
+                <w:webHidden/>
+              </w:rPr>
+              <w:fldChar w:fldCharType="separate"/>
+            </w:r>
+            <w:r>
+              <w:rPr>
+                <w:noProof/>
+                <w:webHidden/>
+              </w:rPr>
+              <w:t>3</w:t>
+            </w:r>
+            <w:r>
+              <w:rPr>
+                <w:noProof/>
+                <w:webHidden/>
+              </w:rPr>
+              <w:fldChar w:fldCharType="end"/>
+            </w:r>
+          </w:hyperlink>
+        </w:p>
+        <w:p>
+          <w:pPr>
+            <w:pStyle w:val="TDC2"/>
+            <w:tabs>
+              <w:tab w:val="right" w:leader="dot" w:pos="9111"/>
+            </w:tabs>
+            <w:rPr>
+              <w:rFonts w:asciiTheme="minorHAnsi" w:eastAsiaTheme="minorEastAsia" w:hAnsiTheme="minorHAnsi" w:cstheme="minorBidi"/>
+              <w:noProof/>
+              <w:color w:val="auto"/>
+            </w:rPr>
+          </w:pPr>
+          <w:hyperlink w:anchor="_Toc240240339" w:history="1">
+            <w:r>
+              <w:rPr>
+                <w:rStyle w:val="Hipervnculo"/>
+                <w:noProof/>
+              </w:rPr>
+              <w:t>Matriz 2</w:t>
+            </w:r>
+            <w:r>
+              <w:rPr>
+                <w:noProof/>
+                <w:webHidden/>
+              </w:rPr>
+              <w:tab/>
+            </w:r>
+            <w:r>
+              <w:rPr>
+                <w:noProof/>
+                <w:webHidden/>
+              </w:rPr>
+              <w:fldChar w:fldCharType="begin"/>
+            </w:r>
+            <w:r>
+              <w:rPr>
+                <w:noProof/>
+                <w:webHidden/>
+              </w:rPr>
+              <w:instrText xml:space="preserve"> PAGEREF _Toc240240339 \h </w:instrText>
+            </w:r>
+            <w:r>
+              <w:rPr>
+                <w:noProof/>
+                <w:webHidden/>
+              </w:rPr>
+            </w:r>
+            <w:r>
+              <w:rPr>
+                <w:noProof/>
+                <w:webHidden/>
+              </w:rPr>
+              <w:fldChar w:fldCharType="separate"/>
+            </w:r>
+            <w:r>
+              <w:rPr>
+                <w:noProof/>
+                <w:webHidden/>
+              </w:rPr>
+              <w:t>4</w:t>
+            </w:r>
+            <w:r>
+              <w:rPr>
+                <w:noProof/>
+                <w:webHidden/>
+              </w:rPr>
+              <w:fldChar w:fldCharType="end"/>
+            </w:r>
+          </w:hyperlink>
+        </w:p>
+        <w:p>
+          <w:pPr>
+            <w:pStyle w:val="TDC3"/>
+            <w:tabs>
+              <w:tab w:val="right" w:leader="dot" w:pos="9111"/>
+            </w:tabs>
+            <w:rPr>
+              <w:rFonts w:asciiTheme="minorHAnsi" w:eastAsiaTheme="minorEastAsia" w:hAnsiTheme="minorHAnsi" w:cstheme="minorBidi"/>
+              <w:noProof/>
+              <w:color w:val="auto"/>
+            </w:rPr>
+          </w:pPr>
+          <w:hyperlink w:anchor="_Toc240240340" w:history="1">
+            <w:r>
+              <w:rPr>
+                <w:rStyle w:val="Hipervnculo"/>
+                <w:noProof/>
+              </w:rPr>
+              <w:t>Clase A</w:t>
+            </w:r>
+            <w:r>
+              <w:rPr>
+                <w:noProof/>
+                <w:webHidden/>
+              </w:rPr>
+              <w:tab/>
+            </w:r>
+            <w:r>
+              <w:rPr>
+                <w:noProof/>
+                <w:webHidden/>
+              </w:rPr>
+              <w:fldChar w:fldCharType="begin"/>
+            </w:r>
+            <w:r>
+              <w:rPr>
+                <w:noProof/>
+                <w:webHidden/>
+              </w:rPr>
+              <w:instrText xml:space="preserve"> PAGEREF _Toc240240340 \h </w:instrText>
+            </w:r>
+            <w:r>
+              <w:rPr>
+                <w:noProof/>
+                <w:webHidden/>
+              </w:rPr>
+            </w:r>
+            <w:r>
+              <w:rPr>
+                <w:noProof/>
+                <w:webHidden/>
+              </w:rPr>
+              <w:fldChar w:fldCharType="separate"/>
+            </w:r>
+            <w:r>
+              <w:rPr>
+                <w:noProof/>
+                <w:webHidden/>
+              </w:rPr>
+              <w:t>4</w:t>
+            </w:r>
+            <w:r>
+              <w:rPr>
+                <w:noProof/>
+                <w:webHidden/>
+              </w:rPr>
+              <w:fldChar w:fldCharType="end"/>
+            </w:r>
+          </w:hyperlink>
+        </w:p>
+        <w:p>
+          <w:pPr>
+            <w:pStyle w:val="TDC3"/>
+            <w:tabs>
+              <w:tab w:val="right" w:leader="dot" w:pos="9111"/>
+            </w:tabs>
+            <w:rPr>
+              <w:rFonts w:asciiTheme="minorHAnsi" w:eastAsiaTheme="minorEastAsia" w:hAnsiTheme="minorHAnsi" w:cstheme="minorBidi"/>
+              <w:noProof/>
+              <w:color w:val="auto"/>
+            </w:rPr>
+          </w:pPr>
+          <w:hyperlink w:anchor="_Toc240240341" w:history="1">
+            <w:r>
+              <w:rPr>
+                <w:rStyle w:val="Hipervnculo"/>
+                <w:noProof/>
+              </w:rPr>
+              <w:t>Clase B</w:t>
+            </w:r>
+            <w:r>
+              <w:rPr>
+                <w:noProof/>
+                <w:webHidden/>
+              </w:rPr>
+              <w:tab/>
+            </w:r>
+            <w:r>
+              <w:rPr>
+                <w:noProof/>
+                <w:webHidden/>
+              </w:rPr>
+              <w:fldChar w:fldCharType="begin"/>
+            </w:r>
+            <w:r>
+              <w:rPr>
+                <w:noProof/>
+                <w:webHidden/>
+              </w:rPr>
+              <w:instrText xml:space="preserve"> PAGEREF _Toc240240341 \h </w:instrText>
+            </w:r>
+            <w:r>
+              <w:rPr>
+                <w:noProof/>
+                <w:webHidden/>
+              </w:rPr>
+            </w:r>
+            <w:r>
+              <w:rPr>
+                <w:noProof/>
+                <w:webHidden/>
+              </w:rPr>
+              <w:fldChar w:fldCharType="separate"/>
+            </w:r>
+            <w:r>
+              <w:rPr>
+                <w:noProof/>
+                <w:webHidden/>
+              </w:rPr>
+              <w:t>4</w:t>
+            </w:r>
+            <w:r>
+              <w:rPr>
+                <w:noProof/>
+                <w:webHidden/>
+              </w:rPr>
+              <w:fldChar w:fldCharType="end"/>
+            </w:r>
+          </w:hyperlink>
+        </w:p>
+        <w:p>
+          <w:pPr>
+            <w:pStyle w:val="TDC3"/>
+            <w:tabs>
+              <w:tab w:val="right" w:leader="dot" w:pos="9111"/>
+            </w:tabs>
+            <w:rPr>
+              <w:rFonts w:asciiTheme="minorHAnsi" w:eastAsiaTheme="minorEastAsia" w:hAnsiTheme="minorHAnsi" w:cstheme="minorBidi"/>
+              <w:noProof/>
+              <w:color w:val="auto"/>
+            </w:rPr>
+          </w:pPr>
+          <w:hyperlink w:anchor="_Toc240240342" w:history="1">
+            <w:r>
+              <w:rPr>
+                <w:rStyle w:val="Hipervnculo"/>
+                <w:noProof/>
+              </w:rPr>
+              <w:t>Clase C</w:t>
+            </w:r>
+            <w:r>
+              <w:rPr>
+                <w:noProof/>
+                <w:webHidden/>
+              </w:rPr>
+              <w:tab/>
+            </w:r>
+            <w:r>
+              <w:rPr>
+                <w:noProof/>
+                <w:webHidden/>
+              </w:rPr>
+              <w:fldChar w:fldCharType="begin"/>
+            </w:r>
+            <w:r>
+              <w:rPr>
+                <w:noProof/>
+                <w:webHidden/>
+              </w:rPr>
+              <w:instrText xml:space="preserve"> PAGEREF _Toc240240342 \h </w:instrText>
+            </w:r>
+            <w:r>
+              <w:rPr>
+                <w:noProof/>
+                <w:webHidden/>
+              </w:rPr>
+            </w:r>
+            <w:r>
+              <w:rPr>
+                <w:noProof/>
+                <w:webHidden/>
+              </w:rPr>
+              <w:fldChar w:fldCharType="separate"/>
+            </w:r>
+            <w:r>
+              <w:rPr>
+                <w:noProof/>
+                <w:webHidden/>
+              </w:rPr>
+              <w:t>4</w:t>
+            </w:r>
+            <w:r>
+              <w:rPr>
+                <w:noProof/>
+                <w:webHidden/>
+              </w:rPr>
+              <w:fldChar w:fldCharType="end"/>
+            </w:r>
+          </w:hyperlink>
+        </w:p>
+        <w:p>
+          <w:pPr>
+            <w:pStyle w:val="TDC3"/>
+            <w:tabs>
+              <w:tab w:val="right" w:leader="dot" w:pos="9111"/>
+            </w:tabs>
+            <w:rPr>
+              <w:rFonts w:asciiTheme="minorHAnsi" w:eastAsiaTheme="minorEastAsia" w:hAnsiTheme="minorHAnsi" w:cstheme="minorBidi"/>
+              <w:noProof/>
+              <w:color w:val="auto"/>
+            </w:rPr>
+          </w:pPr>
+          <w:hyperlink w:anchor="_Toc240240343" w:history="1">
+            <w:r>
+              <w:rPr>
+                <w:rStyle w:val="Hipervnculo"/>
+                <w:noProof/>
+              </w:rPr>
+              <w:t>Clase D</w:t>
+            </w:r>
+            <w:r>
+              <w:rPr>
+                <w:noProof/>
+                <w:webHidden/>
+              </w:rPr>
+              <w:tab/>
+            </w:r>
+            <w:r>
+              <w:rPr>
+                <w:noProof/>
+                <w:webHidden/>
+              </w:rPr>
+              <w:fldChar w:fldCharType="begin"/>
+            </w:r>
+            <w:r>
+              <w:rPr>
+                <w:noProof/>
+                <w:webHidden/>
+              </w:rPr>
+              <w:instrText xml:space="preserve"> PAGEREF _Toc240240343 \h </w:instrText>
+            </w:r>
+            <w:r>
+              <w:rPr>
+                <w:noProof/>
+                <w:webHidden/>
+              </w:rPr>
+            </w:r>
+            <w:r>
+              <w:rPr>
+                <w:noProof/>
+                <w:webHidden/>
+              </w:rPr>
+              <w:fldChar w:fldCharType="separate"/>
+            </w:r>
+            <w:r>
+              <w:rPr>
+                <w:noProof/>
+                <w:webHidden/>
+              </w:rPr>
+              <w:t>5</w:t>
+            </w:r>
+            <w:r>
+              <w:rPr>
+                <w:noProof/>
+                <w:webHidden/>
+              </w:rPr>
+              <w:fldChar w:fldCharType="end"/>
+            </w:r>
+          </w:hyperlink>
+        </w:p>
+        <w:p>
+          <w:pPr>
+            <w:pStyle w:val="TDC3"/>
+            <w:tabs>
+              <w:tab w:val="right" w:leader="dot" w:pos="9111"/>
+            </w:tabs>
+            <w:rPr>
+              <w:rFonts w:asciiTheme="minorHAnsi" w:eastAsiaTheme="minorEastAsia" w:hAnsiTheme="minorHAnsi" w:cstheme="minorBidi"/>
+              <w:noProof/>
+              <w:color w:val="auto"/>
+            </w:rPr>
+          </w:pPr>
+          <w:hyperlink w:anchor="_Toc240240344" w:history="1">
+            <w:r>
+              <w:rPr>
+                <w:rStyle w:val="Hipervnculo"/>
+                <w:noProof/>
+              </w:rPr>
+              <w:t>Rendimiento general del modelo</w:t>
+            </w:r>
+            <w:r>
+              <w:rPr>
+                <w:noProof/>
+                <w:webHidden/>
+              </w:rPr>
+              <w:tab/>
+            </w:r>
+            <w:r>
+              <w:rPr>
+                <w:noProof/>
+                <w:webHidden/>
+              </w:rPr>
+              <w:fldChar w:fldCharType="begin"/>
+            </w:r>
+            <w:r>
+              <w:rPr>
+                <w:noProof/>
+                <w:webHidden/>
+              </w:rPr>
+              <w:instrText xml:space="preserve"> PAGEREF _Toc240240344 \h </w:instrText>
+            </w:r>
+            <w:r>
+              <w:rPr>
+                <w:noProof/>
+                <w:webHidden/>
+              </w:rPr>
+            </w:r>
+            <w:r>
+              <w:rPr>
+                <w:noProof/>
+                <w:webHidden/>
+              </w:rPr>
+              <w:fldChar w:fldCharType="separate"/>
+            </w:r>
+            <w:r>
+              <w:rPr>
+                <w:noProof/>
+                <w:webHidden/>
+              </w:rPr>
+              <w:t>5</w:t>
+            </w:r>
+            <w:r>
+              <w:rPr>
+                <w:noProof/>
+                <w:webHidden/>
+              </w:rPr>
+              <w:fldChar w:fldCharType="end"/>
+            </w:r>
+          </w:hyperlink>
+        </w:p>
+        <w:p>
+          <w:pPr>
+            <w:pStyle w:val="TDC2"/>
+            <w:tabs>
+              <w:tab w:val="right" w:leader="dot" w:pos="9111"/>
+            </w:tabs>
+            <w:rPr>
+              <w:rFonts w:asciiTheme="minorHAnsi" w:eastAsiaTheme="minorEastAsia" w:hAnsiTheme="minorHAnsi" w:cstheme="minorBidi"/>
+              <w:noProof/>
+              <w:color w:val="auto"/>
+            </w:rPr>
+          </w:pPr>
+          <w:hyperlink w:anchor="_Toc240240345" w:history="1">
+            <w:r>
+              <w:rPr>
+                <w:rStyle w:val="Hipervnculo"/>
+                <w:noProof/>
+              </w:rPr>
+              <w:t>Matriz 3</w:t>
+            </w:r>
+            <w:r>
+              <w:rPr>
+                <w:noProof/>
+                <w:webHidden/>
+              </w:rPr>
+              <w:tab/>
+            </w:r>
+            <w:r>
+              <w:rPr>
+                <w:noProof/>
+                <w:webHidden/>
+              </w:rPr>
+              <w:fldChar w:fldCharType="begin"/>
+            </w:r>
+            <w:r>
+              <w:rPr>
+                <w:noProof/>
+                <w:webHidden/>
+              </w:rPr>
+              <w:instrText xml:space="preserve"> PAGEREF _Toc240240345 \h </w:instrText>
+            </w:r>
+            <w:r>
+              <w:rPr>
+                <w:noProof/>
+                <w:webHidden/>
+              </w:rPr>
+            </w:r>
+            <w:r>
+              <w:rPr>
+                <w:noProof/>
+                <w:webHidden/>
+              </w:rPr>
+              <w:fldChar w:fldCharType="separate"/>
+            </w:r>
+            <w:r>
+              <w:rPr>
+                <w:noProof/>
+                <w:webHidden/>
+              </w:rPr>
+              <w:t>5</w:t>
+            </w:r>
+            <w:r>
+              <w:rPr>
+                <w:noProof/>
+                <w:webHidden/>
+              </w:rPr>
+              <w:fldChar w:fldCharType="end"/>
+            </w:r>
+          </w:hyperlink>
+        </w:p>
+        <w:p>
+          <w:pPr>
+            <w:pStyle w:val="TDC3"/>
+            <w:tabs>
+              <w:tab w:val="right" w:leader="dot" w:pos="9111"/>
+            </w:tabs>
+            <w:rPr>
+              <w:rFonts w:asciiTheme="minorHAnsi" w:eastAsiaTheme="minorEastAsia" w:hAnsiTheme="minorHAnsi" w:cstheme="minorBidi"/>
+              <w:noProof/>
+              <w:color w:val="auto"/>
+            </w:rPr>
+          </w:pPr>
+          <w:hyperlink w:anchor="_Toc240240346" w:history="1">
+            <w:r>
+              <w:rPr>
+                <w:rStyle w:val="Hipervnculo"/>
+                <w:noProof/>
+              </w:rPr>
+              <w:t>Clase A</w:t>
+            </w:r>
+            <w:r>
+              <w:rPr>
+                <w:noProof/>
+                <w:webHidden/>
+              </w:rPr>
+              <w:tab/>
+            </w:r>
+            <w:r>
+              <w:rPr>
+                <w:noProof/>
+                <w:webHidden/>
+              </w:rPr>
+              <w:fldChar w:fldCharType="begin"/>
+            </w:r>
+            <w:r>
+              <w:rPr>
+                <w:noProof/>
+                <w:webHidden/>
+              </w:rPr>
+              <w:instrText xml:space="preserve"> PAGEREF _Toc240240346 \h </w:instrText>
+            </w:r>
+            <w:r>
+              <w:rPr>
+                <w:noProof/>
+                <w:webHidden/>
+              </w:rPr>
+            </w:r>
+            <w:r>
+              <w:rPr>
+                <w:noProof/>
+                <w:webHidden/>
+              </w:rPr>
+              <w:fldChar w:fldCharType="separate"/>
+            </w:r>
+            <w:r>
+              <w:rPr>
+                <w:noProof/>
+                <w:webHidden/>
+              </w:rPr>
+              <w:t>5</w:t>
+            </w:r>
+            <w:r>
+              <w:rPr>
+                <w:noProof/>
+                <w:webHidden/>
+              </w:rPr>
+              <w:fldChar w:fldCharType="end"/>
+            </w:r>
+          </w:hyperlink>
+        </w:p>
+        <w:p>
+          <w:pPr>
+            <w:pStyle w:val="TDC3"/>
+            <w:tabs>
+              <w:tab w:val="right" w:leader="dot" w:pos="9111"/>
+            </w:tabs>
+            <w:rPr>
+              <w:rFonts w:asciiTheme="minorHAnsi" w:eastAsiaTheme="minorEastAsia" w:hAnsiTheme="minorHAnsi" w:cstheme="minorBidi"/>
+              <w:noProof/>
+              <w:color w:val="auto"/>
+            </w:rPr>
+          </w:pPr>
+          <w:hyperlink w:anchor="_Toc240240347" w:history="1">
+            <w:r>
+              <w:rPr>
+                <w:rStyle w:val="Hipervnculo"/>
+                <w:noProof/>
+              </w:rPr>
+              <w:t>Clase B</w:t>
+            </w:r>
+            <w:r>
+              <w:rPr>
+                <w:noProof/>
+                <w:webHidden/>
+              </w:rPr>
+              <w:tab/>
+            </w:r>
+            <w:r>
+              <w:rPr>
+                <w:noProof/>
+                <w:webHidden/>
+              </w:rPr>
+              <w:fldChar w:fldCharType="begin"/>
+            </w:r>
+            <w:r>
+              <w:rPr>
+                <w:noProof/>
+                <w:webHidden/>
+              </w:rPr>
+              <w:instrText xml:space="preserve"> PAGEREF _Toc240240347 \h </w:instrText>
+            </w:r>
+            <w:r>
+              <w:rPr>
+                <w:noProof/>
+                <w:webHidden/>
+              </w:rPr>
+            </w:r>
+            <w:r>
+              <w:rPr>
+                <w:noProof/>
+                <w:webHidden/>
+              </w:rPr>
+              <w:fldChar w:fldCharType="separate"/>
+            </w:r>
+            <w:r>
+              <w:rPr>
+                <w:noProof/>
+                <w:webHidden/>
+              </w:rPr>
+              <w:t>6</w:t>
+            </w:r>
+            <w:r>
+              <w:rPr>
+                <w:noProof/>
+                <w:webHidden/>
+              </w:rPr>
+              <w:fldChar w:fldCharType="end"/>
+            </w:r>
+          </w:hyperlink>
+        </w:p>
+        <w:p>
+          <w:pPr>
+            <w:pStyle w:val="TDC3"/>
+            <w:tabs>
+              <w:tab w:val="right" w:leader="dot" w:pos="9111"/>
+            </w:tabs>
+            <w:rPr>
+              <w:rFonts w:asciiTheme="minorHAnsi" w:eastAsiaTheme="minorEastAsia" w:hAnsiTheme="minorHAnsi" w:cstheme="minorBidi"/>
+              <w:noProof/>
+              <w:color w:val="auto"/>
+            </w:rPr>
+          </w:pPr>
+          <w:hyperlink w:anchor="_Toc240240348" w:history="1">
+            <w:r>
+              <w:rPr>
+                <w:rStyle w:val="Hipervnculo"/>
+                <w:noProof/>
+              </w:rPr>
+              <w:t>Clase C</w:t>
+            </w:r>
+            <w:r>
+              <w:rPr>
+                <w:noProof/>
+                <w:webHidden/>
+              </w:rPr>
+              <w:tab/>
+            </w:r>
+            <w:r>
+              <w:rPr>
+                <w:noProof/>
+                <w:webHidden/>
+              </w:rPr>
+              <w:fldChar w:fldCharType="begin"/>
+            </w:r>
+            <w:r>
+              <w:rPr>
+                <w:noProof/>
+                <w:webHidden/>
+              </w:rPr>
+              <w:instrText xml:space="preserve"> PAGEREF _Toc240240348 \h </w:instrText>
+            </w:r>
+            <w:r>
+              <w:rPr>
+                <w:noProof/>
+                <w:webHidden/>
+              </w:rPr>
+            </w:r>
+            <w:r>
+              <w:rPr>
+                <w:noProof/>
+                <w:webHidden/>
+              </w:rPr>
+              <w:fldChar w:fldCharType="separate"/>
+            </w:r>
+            <w:r>
+              <w:rPr>
+                <w:noProof/>
+                <w:webHidden/>
+              </w:rPr>
+              <w:t>6</w:t>
+            </w:r>
+            <w:r>
+              <w:rPr>
+                <w:noProof/>
+                <w:webHidden/>
+              </w:rPr>
+              <w:fldChar w:fldCharType="end"/>
+            </w:r>
+          </w:hyperlink>
+        </w:p>
+        <w:p>
+          <w:pPr>
+            <w:pStyle w:val="TDC3"/>
+            <w:tabs>
+              <w:tab w:val="right" w:leader="dot" w:pos="9111"/>
+            </w:tabs>
+            <w:rPr>
+              <w:rFonts w:asciiTheme="minorHAnsi" w:eastAsiaTheme="minorEastAsia" w:hAnsiTheme="minorHAnsi" w:cstheme="minorBidi"/>
+              <w:noProof/>
+              <w:color w:val="auto"/>
+            </w:rPr>
+          </w:pPr>
+          <w:hyperlink w:anchor="_Toc240240349" w:history="1">
+            <w:r>
+              <w:rPr>
+                <w:rStyle w:val="Hipervnculo"/>
+                <w:noProof/>
+              </w:rPr>
+              <w:t>Clase D</w:t>
+            </w:r>
+            <w:r>
+              <w:rPr>
+                <w:noProof/>
+                <w:webHidden/>
+              </w:rPr>
+              <w:tab/>
+            </w:r>
+            <w:r>
+              <w:rPr>
+                <w:noProof/>
+                <w:webHidden/>
+              </w:rPr>
+              <w:fldChar w:fldCharType="begin"/>
+            </w:r>
+            <w:r>
+              <w:rPr>
+                <w:noProof/>
+                <w:webHidden/>
+              </w:rPr>
+              <w:instrText xml:space="preserve"> PAGEREF _Toc240240349 \h </w:instrText>
+            </w:r>
+            <w:r>
+              <w:rPr>
+                <w:noProof/>
+                <w:webHidden/>
+              </w:rPr>
+            </w:r>
+            <w:r>
+              <w:rPr>
+                <w:noProof/>
+                <w:webHidden/>
+              </w:rPr>
+              <w:fldChar w:fldCharType="separate"/>
+            </w:r>
+            <w:r>
+              <w:rPr>
+                <w:noProof/>
+                <w:webHidden/>
+              </w:rPr>
+              <w:t>6</w:t>
+            </w:r>
+            <w:r>
+              <w:rPr>
+                <w:noProof/>
+                <w:webHidden/>
+              </w:rPr>
+              <w:fldChar w:fldCharType="end"/>
+            </w:r>
+          </w:hyperlink>
+        </w:p>
+        <w:p>
+          <w:pPr>
+            <w:pStyle w:val="TDC3"/>
+            <w:tabs>
+              <w:tab w:val="right" w:leader="dot" w:pos="9111"/>
+            </w:tabs>
+            <w:rPr>
+              <w:rFonts w:asciiTheme="minorHAnsi" w:eastAsiaTheme="minorEastAsia" w:hAnsiTheme="minorHAnsi" w:cstheme="minorBidi"/>
+              <w:noProof/>
+              <w:color w:val="auto"/>
+            </w:rPr>
+          </w:pPr>
+          <w:hyperlink w:anchor="_Toc240240350" w:history="1">
+            <w:r>
+              <w:rPr>
+                <w:rStyle w:val="Hipervnculo"/>
+                <w:noProof/>
+              </w:rPr>
+              <w:t>Rendimiento general del modelo</w:t>
+            </w:r>
+            <w:r>
+              <w:rPr>
+                <w:noProof/>
+                <w:webHidden/>
+              </w:rPr>
+              <w:tab/>
+            </w:r>
+            <w:r>
+              <w:rPr>
+                <w:noProof/>
+                <w:webHidden/>
+              </w:rPr>
+              <w:fldChar w:fldCharType="begin"/>
+            </w:r>
+            <w:r>
+              <w:rPr>
+                <w:noProof/>
+                <w:webHidden/>
+              </w:rPr>
+              <w:instrText xml:space="preserve"> PAGEREF _Toc240240350 \h </w:instrText>
+            </w:r>
+            <w:r>
+              <w:rPr>
+                <w:noProof/>
+                <w:webHidden/>
+              </w:rPr>
+            </w:r>
+            <w:r>
+              <w:rPr>
+                <w:noProof/>
+                <w:webHidden/>
+              </w:rPr>
+              <w:fldChar w:fldCharType="separate"/>
+            </w:r>
+            <w:r>
+              <w:rPr>
+                <w:noProof/>
+                <w:webHidden/>
+              </w:rPr>
+              <w:t>6</w:t>
+            </w:r>
+            <w:r>
+              <w:rPr>
+                <w:noProof/>
+                <w:webHidden/>
+              </w:rPr>
+              <w:fldChar w:fldCharType="end"/>
+            </w:r>
+          </w:hyperlink>
+        </w:p>
+        <w:p>
+          <w:pPr>
+            <w:pStyle w:val="TDC2"/>
+            <w:tabs>
+              <w:tab w:val="right" w:leader="dot" w:pos="9111"/>
+            </w:tabs>
+            <w:rPr>
+              <w:rFonts w:asciiTheme="minorHAnsi" w:eastAsiaTheme="minorEastAsia" w:hAnsiTheme="minorHAnsi" w:cstheme="minorBidi"/>
+              <w:noProof/>
+              <w:color w:val="auto"/>
+            </w:rPr>
+          </w:pPr>
+          <w:hyperlink w:anchor="_Toc240240351" w:history="1">
+            <w:r>
+              <w:rPr>
+                <w:rStyle w:val="Hipervnculo"/>
+                <w:noProof/>
+              </w:rPr>
+              <w:t>Matriz 4</w:t>
+            </w:r>
+            <w:r>
+              <w:rPr>
+                <w:noProof/>
+                <w:webHidden/>
+              </w:rPr>
+              <w:tab/>
+            </w:r>
+            <w:r>
+              <w:rPr>
+                <w:noProof/>
+                <w:webHidden/>
+              </w:rPr>
+              <w:fldChar w:fldCharType="begin"/>
+            </w:r>
+            <w:r>
+              <w:rPr>
+                <w:noProof/>
+                <w:webHidden/>
+              </w:rPr>
+              <w:instrText xml:space="preserve"> PAGEREF _Toc240240351 \h </w:instrText>
+            </w:r>
+            <w:r>
+              <w:rPr>
+                <w:noProof/>
+                <w:webHidden/>
+              </w:rPr>
+            </w:r>
+            <w:r>
+              <w:rPr>
+                <w:noProof/>
+                <w:webHidden/>
+              </w:rPr>
+              <w:fldChar w:fldCharType="separate"/>
+            </w:r>
+            <w:r>
+              <w:rPr>
+                <w:noProof/>
+                <w:webHidden/>
+              </w:rPr>
+              <w:t>7</w:t>
+            </w:r>
+            <w:r>
+              <w:rPr>
+                <w:noProof/>
+                <w:webHidden/>
+              </w:rPr>
+              <w:fldChar w:fldCharType="end"/>
+            </w:r>
+          </w:hyperlink>
+        </w:p>
+        <w:p>
+          <w:pPr>
+            <w:pStyle w:val="TDC3"/>
+            <w:tabs>
+              <w:tab w:val="right" w:leader="dot" w:pos="9111"/>
+            </w:tabs>
+            <w:rPr>
+              <w:rFonts w:asciiTheme="minorHAnsi" w:eastAsiaTheme="minorEastAsia" w:hAnsiTheme="minorHAnsi" w:cstheme="minorBidi"/>
+              <w:noProof/>
+              <w:color w:val="auto"/>
+            </w:rPr>
+          </w:pPr>
+          <w:hyperlink w:anchor="_Toc240240352" w:history="1">
+            <w:r>
+              <w:rPr>
+                <w:rStyle w:val="Hipervnculo"/>
+                <w:noProof/>
+              </w:rPr>
+              <w:t>Clase A</w:t>
+            </w:r>
+            <w:r>
+              <w:rPr>
+                <w:noProof/>
+                <w:webHidden/>
+              </w:rPr>
+              <w:tab/>
+            </w:r>
+            <w:r>
+              <w:rPr>
+                <w:noProof/>
+                <w:webHidden/>
+              </w:rPr>
+              <w:fldChar w:fldCharType="begin"/>
+            </w:r>
+            <w:r>
+              <w:rPr>
+                <w:noProof/>
+                <w:webHidden/>
+              </w:rPr>
+              <w:instrText xml:space="preserve"> PAGEREF _Toc240240352 \h </w:instrText>
+            </w:r>
+            <w:r>
+              <w:rPr>
+                <w:noProof/>
+                <w:webHidden/>
+              </w:rPr>
+            </w:r>
+            <w:r>
+              <w:rPr>
+                <w:noProof/>
+                <w:webHidden/>
+              </w:rPr>
+              <w:fldChar w:fldCharType="separate"/>
+            </w:r>
+            <w:r>
+              <w:rPr>
+                <w:noProof/>
+                <w:webHidden/>
+              </w:rPr>
+              <w:t>7</w:t>
+            </w:r>
+            <w:r>
+              <w:rPr>
+                <w:noProof/>
+                <w:webHidden/>
+              </w:rPr>
+              <w:fldChar w:fldCharType="end"/>
+            </w:r>
+          </w:hyperlink>
+        </w:p>
+        <w:p>
+          <w:pPr>
+            <w:pStyle w:val="TDC3"/>
+            <w:tabs>
+              <w:tab w:val="right" w:leader="dot" w:pos="9111"/>
+            </w:tabs>
+            <w:rPr>
+              <w:rFonts w:asciiTheme="minorHAnsi" w:eastAsiaTheme="minorEastAsia" w:hAnsiTheme="minorHAnsi" w:cstheme="minorBidi"/>
+              <w:noProof/>
+              <w:color w:val="auto"/>
+            </w:rPr>
+          </w:pPr>
+          <w:hyperlink w:anchor="_Toc240240353" w:history="1">
+            <w:r>
+              <w:rPr>
+                <w:rStyle w:val="Hipervnculo"/>
+                <w:noProof/>
+              </w:rPr>
+              <w:t>Clase B</w:t>
+            </w:r>
+            <w:r>
+              <w:rPr>
+                <w:noProof/>
+                <w:webHidden/>
+              </w:rPr>
+              <w:tab/>
+            </w:r>
+            <w:r>
+              <w:rPr>
+                <w:noProof/>
+                <w:webHidden/>
+              </w:rPr>
+              <w:fldChar w:fldCharType="begin"/>
+            </w:r>
+            <w:r>
+              <w:rPr>
+                <w:noProof/>
+                <w:webHidden/>
+              </w:rPr>
+              <w:instrText xml:space="preserve"> PAGEREF _Toc240240353 \h </w:instrText>
+            </w:r>
+            <w:r>
+              <w:rPr>
+                <w:noProof/>
+                <w:webHidden/>
+              </w:rPr>
+            </w:r>
+            <w:r>
+              <w:rPr>
+                <w:noProof/>
+                <w:webHidden/>
+              </w:rPr>
+              <w:fldChar w:fldCharType="separate"/>
+            </w:r>
+            <w:r>
+              <w:rPr>
+                <w:noProof/>
+                <w:webHidden/>
+              </w:rPr>
+              <w:t>7</w:t>
+            </w:r>
+            <w:r>
+              <w:rPr>
+                <w:noProof/>
+                <w:webHidden/>
+              </w:rPr>
+              <w:fldChar w:fldCharType="end"/>
+            </w:r>
+          </w:hyperlink>
+        </w:p>
+        <w:p>
+          <w:pPr>
+            <w:pStyle w:val="TDC3"/>
+            <w:tabs>
+              <w:tab w:val="right" w:leader="dot" w:pos="9111"/>
+            </w:tabs>
+            <w:rPr>
+              <w:rFonts w:asciiTheme="minorHAnsi" w:eastAsiaTheme="minorEastAsia" w:hAnsiTheme="minorHAnsi" w:cstheme="minorBidi"/>
+              <w:noProof/>
+              <w:color w:val="auto"/>
+            </w:rPr>
+          </w:pPr>
+          <w:hyperlink w:anchor="_Toc240240354" w:history="1">
+            <w:r>
+              <w:rPr>
+                <w:rStyle w:val="Hipervnculo"/>
+                <w:noProof/>
+              </w:rPr>
+              <w:t>Clase C</w:t>
+            </w:r>
+            <w:r>
+              <w:rPr>
+                <w:noProof/>
+                <w:webHidden/>
+              </w:rPr>
+              <w:tab/>
+            </w:r>
+            <w:r>
+              <w:rPr>
+                <w:noProof/>
+                <w:webHidden/>
+              </w:rPr>
+              <w:fldChar w:fldCharType="begin"/>
+            </w:r>
+            <w:r>
+              <w:rPr>
+                <w:noProof/>
+                <w:webHidden/>
+              </w:rPr>
+              <w:instrText xml:space="preserve"> PAGEREF _Toc240240354 \h </w:instrText>
+            </w:r>
+            <w:r>
+              <w:rPr>
+                <w:noProof/>
+                <w:webHidden/>
+              </w:rPr>
+            </w:r>
+            <w:r>
+              <w:rPr>
+                <w:noProof/>
+                <w:webHidden/>
+              </w:rPr>
+              <w:fldChar w:fldCharType="separate"/>
+            </w:r>
+            <w:r>
+              <w:rPr>
+                <w:noProof/>
+                <w:webHidden/>
+              </w:rPr>
+              <w:t>7</w:t>
+            </w:r>
+            <w:r>
+              <w:rPr>
+                <w:noProof/>
+                <w:webHidden/>
+              </w:rPr>
+              <w:fldChar w:fldCharType="end"/>
+            </w:r>
+          </w:hyperlink>
+        </w:p>
+        <w:p>
+          <w:pPr>
+            <w:pStyle w:val="TDC3"/>
+            <w:tabs>
+              <w:tab w:val="right" w:leader="dot" w:pos="9111"/>
+            </w:tabs>
+            <w:rPr>
+              <w:rFonts w:asciiTheme="minorHAnsi" w:eastAsiaTheme="minorEastAsia" w:hAnsiTheme="minorHAnsi" w:cstheme="minorBidi"/>
+              <w:noProof/>
+              <w:color w:val="auto"/>
+            </w:rPr>
+          </w:pPr>
+          <w:hyperlink w:anchor="_Toc240240355" w:history="1">
+            <w:r>
+              <w:rPr>
+                <w:rStyle w:val="Hipervnculo"/>
+                <w:noProof/>
+              </w:rPr>
+              <w:t>Clase D</w:t>
+            </w:r>
+            <w:r>
+              <w:rPr>
+                <w:noProof/>
+                <w:webHidden/>
+              </w:rPr>
+              <w:tab/>
+            </w:r>
+            <w:r>
+              <w:rPr>
+                <w:noProof/>
+                <w:webHidden/>
+              </w:rPr>
+              <w:fldChar w:fldCharType="begin"/>
+            </w:r>
+            <w:r>
+              <w:rPr>
+                <w:noProof/>
+                <w:webHidden/>
+              </w:rPr>
+              <w:instrText xml:space="preserve"> PAGEREF _Toc240240355 \h </w:instrText>
+            </w:r>
+            <w:r>
+              <w:rPr>
+                <w:noProof/>
+                <w:webHidden/>
+              </w:rPr>
+            </w:r>
+            <w:r>
+              <w:rPr>
+                <w:noProof/>
+                <w:webHidden/>
+              </w:rPr>
+              <w:fldChar w:fldCharType="separate"/>
+            </w:r>
+            <w:r>
+              <w:rPr>
+                <w:noProof/>
+                <w:webHidden/>
+              </w:rPr>
+              <w:t>8</w:t>
+            </w:r>
+            <w:r>
+              <w:rPr>
+                <w:noProof/>
+                <w:webHidden/>
+              </w:rPr>
+              <w:fldChar w:fldCharType="end"/>
+            </w:r>
+          </w:hyperlink>
+        </w:p>
+        <w:p>
+          <w:pPr>
+            <w:pStyle w:val="TDC3"/>
+            <w:tabs>
+              <w:tab w:val="right" w:leader="dot" w:pos="9111"/>
+            </w:tabs>
+            <w:rPr>
+              <w:rFonts w:asciiTheme="minorHAnsi" w:eastAsiaTheme="minorEastAsia" w:hAnsiTheme="minorHAnsi" w:cstheme="minorBidi"/>
+              <w:noProof/>
+              <w:color w:val="auto"/>
+            </w:rPr>
+          </w:pPr>
+          <w:hyperlink w:anchor="_Toc240240356" w:history="1">
+            <w:r>
+              <w:rPr>
+                <w:rStyle w:val="Hipervnculo"/>
+                <w:noProof/>
+              </w:rPr>
+              <w:t>Rendimiento general del modelo</w:t>
+            </w:r>
+            <w:r>
+              <w:rPr>
+                <w:noProof/>
+                <w:webHidden/>
+              </w:rPr>
+              <w:tab/>
+            </w:r>
+            <w:r>
+              <w:rPr>
+                <w:noProof/>
+                <w:webHidden/>
+              </w:rPr>
+              <w:fldChar w:fldCharType="begin"/>
+            </w:r>
+            <w:r>
+              <w:rPr>
+                <w:noProof/>
+                <w:webHidden/>
+              </w:rPr>
+              <w:instrText xml:space="preserve"> PAGEREF _Toc240240356 \h </w:instrText>
+            </w:r>
+            <w:r>
+              <w:rPr>
+                <w:noProof/>
+                <w:webHidden/>
+              </w:rPr>
+            </w:r>
+            <w:r>
+              <w:rPr>
+                <w:noProof/>
+                <w:webHidden/>
+              </w:rPr>
+              <w:fldChar w:fldCharType="separate"/>
+            </w:r>
+            <w:r>
+              <w:rPr>
+                <w:noProof/>
+                <w:webHidden/>
+              </w:rPr>
+              <w:t>8</w:t>
+            </w:r>
+            <w:r>
+              <w:rPr>
+                <w:noProof/>
+                <w:webHidden/>
+              </w:rPr>
+              <w:fldChar w:fldCharType="end"/>
+            </w:r>
+          </w:hyperlink>
+        </w:p>
+        <w:p>
+          <w:pPr>
+            <w:pStyle w:val="TDC2"/>
+            <w:tabs>
+              <w:tab w:val="right" w:leader="dot" w:pos="9111"/>
+            </w:tabs>
+            <w:rPr>
+              <w:rFonts w:asciiTheme="minorHAnsi" w:eastAsiaTheme="minorEastAsia" w:hAnsiTheme="minorHAnsi" w:cstheme="minorBidi"/>
+              <w:noProof/>
+              <w:color w:val="auto"/>
+            </w:rPr>
+          </w:pPr>
+          <w:hyperlink w:anchor="_Toc240240357" w:history="1">
+            <w:r>
+              <w:rPr>
+                <w:rStyle w:val="Hipervnculo"/>
+                <w:noProof/>
+              </w:rPr>
+              <w:t>Matriz 5</w:t>
+            </w:r>
+            <w:r>
+              <w:rPr>
+                <w:noProof/>
+                <w:webHidden/>
+              </w:rPr>
+              <w:tab/>
+            </w:r>
+            <w:r>
+              <w:rPr>
+                <w:noProof/>
+                <w:webHidden/>
+              </w:rPr>
+              <w:fldChar w:fldCharType="begin"/>
+            </w:r>
+            <w:r>
+              <w:rPr>
+                <w:noProof/>
+                <w:webHidden/>
+              </w:rPr>
+              <w:instrText xml:space="preserve"> PAGEREF _Toc240240357 \h </w:instrText>
+            </w:r>
+            <w:r>
+              <w:rPr>
+                <w:noProof/>
+                <w:webHidden/>
+              </w:rPr>
+            </w:r>
+            <w:r>
+              <w:rPr>
+                <w:noProof/>
+                <w:webHidden/>
+              </w:rPr>
+              <w:fldChar w:fldCharType="separate"/>
+            </w:r>
+            <w:r>
+              <w:rPr>
+                <w:noProof/>
+                <w:webHidden/>
+              </w:rPr>
+              <w:t>8</w:t>
+            </w:r>
+            <w:r>
+              <w:rPr>
+                <w:noProof/>
+                <w:webHidden/>
+              </w:rPr>
+              <w:fldChar w:fldCharType="end"/>
+            </w:r>
+          </w:hyperlink>
+        </w:p>
+        <w:p>
+          <w:pPr>
+            <w:pStyle w:val="TDC3"/>
+            <w:tabs>
+              <w:tab w:val="right" w:leader="dot" w:pos="9111"/>
+            </w:tabs>
+            <w:rPr>
+              <w:rFonts w:asciiTheme="minorHAnsi" w:eastAsiaTheme="minorEastAsia" w:hAnsiTheme="minorHAnsi" w:cstheme="minorBidi"/>
+              <w:noProof/>
+              <w:color w:val="auto"/>
+            </w:rPr>
+          </w:pPr>
+          <w:hyperlink w:anchor="_Toc240240358" w:history="1">
+            <w:r>
+              <w:rPr>
+                <w:rStyle w:val="Hipervnculo"/>
+                <w:noProof/>
+              </w:rPr>
+              <w:t>Clase A</w:t>
+            </w:r>
+            <w:r>
+              <w:rPr>
+                <w:noProof/>
+                <w:webHidden/>
+              </w:rPr>
+              <w:tab/>
+            </w:r>
+            <w:r>
+              <w:rPr>
+                <w:noProof/>
+                <w:webHidden/>
+              </w:rPr>
+              <w:fldChar w:fldCharType="begin"/>
+            </w:r>
+            <w:r>
+              <w:rPr>
+                <w:noProof/>
+                <w:webHidden/>
+              </w:rPr>
+              <w:instrText xml:space="preserve"> PAGEREF _Toc240240358 \h </w:instrText>
+            </w:r>
+            <w:r>
+              <w:rPr>
+                <w:noProof/>
+                <w:webHidden/>
+              </w:rPr>
+            </w:r>
+            <w:r>
+              <w:rPr>
+                <w:noProof/>
+                <w:webHidden/>
+              </w:rPr>
+              <w:fldChar w:fldCharType="separate"/>
+            </w:r>
+            <w:r>
+              <w:rPr>
+                <w:noProof/>
+                <w:webHidden/>
+              </w:rPr>
+              <w:t>8</w:t>
+            </w:r>
+            <w:r>
+              <w:rPr>
+                <w:noProof/>
+                <w:webHidden/>
+              </w:rPr>
+              <w:fldChar w:fldCharType="end"/>
+            </w:r>
+          </w:hyperlink>
+        </w:p>
+        <w:p>
+          <w:pPr>
+            <w:pStyle w:val="TDC3"/>
+            <w:tabs>
+              <w:tab w:val="right" w:leader="dot" w:pos="9111"/>
+            </w:tabs>
+            <w:rPr>
+              <w:rFonts w:asciiTheme="minorHAnsi" w:eastAsiaTheme="minorEastAsia" w:hAnsiTheme="minorHAnsi" w:cstheme="minorBidi"/>
+              <w:noProof/>
+              <w:color w:val="auto"/>
+            </w:rPr>
+          </w:pPr>
+          <w:hyperlink w:anchor="_Toc240240359" w:history="1">
+            <w:r>
+              <w:rPr>
+                <w:rStyle w:val="Hipervnculo"/>
+                <w:noProof/>
+              </w:rPr>
+              <w:t>Clase B</w:t>
+            </w:r>
+            <w:r>
+              <w:rPr>
+                <w:noProof/>
+                <w:webHidden/>
+              </w:rPr>
+              <w:tab/>
+            </w:r>
+            <w:r>
+              <w:rPr>
+                <w:noProof/>
+                <w:webHidden/>
+              </w:rPr>
+              <w:fldChar w:fldCharType="begin"/>
+            </w:r>
+            <w:r>
+              <w:rPr>
+                <w:noProof/>
+                <w:webHidden/>
+              </w:rPr>
+              <w:instrText xml:space="preserve"> PAGEREF _Toc240240359 \h </w:instrText>
+            </w:r>
+            <w:r>
+              <w:rPr>
+                <w:noProof/>
+                <w:webHidden/>
+              </w:rPr>
+            </w:r>
+            <w:r>
+              <w:rPr>
+                <w:noProof/>
+                <w:webHidden/>
+              </w:rPr>
+              <w:fldChar w:fldCharType="separate"/>
+            </w:r>
+            <w:r>
+              <w:rPr>
+                <w:noProof/>
+                <w:webHidden/>
+              </w:rPr>
+              <w:t>9</w:t>
+            </w:r>
+            <w:r>
+              <w:rPr>
+                <w:noProof/>
+                <w:webHidden/>
+              </w:rPr>
+              <w:fldChar w:fldCharType="end"/>
+            </w:r>
+          </w:hyperlink>
+        </w:p>
+        <w:p>
+          <w:pPr>
+            <w:pStyle w:val="TDC3"/>
+            <w:tabs>
+              <w:tab w:val="right" w:leader="dot" w:pos="9111"/>
+            </w:tabs>
+            <w:rPr>
+              <w:rFonts w:asciiTheme="minorHAnsi" w:eastAsiaTheme="minorEastAsia" w:hAnsiTheme="minorHAnsi" w:cstheme="minorBidi"/>
+              <w:noProof/>
+              <w:color w:val="auto"/>
+            </w:rPr>
+          </w:pPr>
+          <w:hyperlink w:anchor="_Toc240240360" w:history="1">
+            <w:r>
+              <w:rPr>
+                <w:rStyle w:val="Hipervnculo"/>
+                <w:noProof/>
+              </w:rPr>
+              <w:t>Clase C</w:t>
+            </w:r>
+            <w:r>
+              <w:rPr>
+                <w:noProof/>
+                <w:webHidden/>
+              </w:rPr>
+              <w:tab/>
+            </w:r>
+            <w:r>
+              <w:rPr>
+                <w:noProof/>
+                <w:webHidden/>
+              </w:rPr>
+              <w:fldChar w:fldCharType="begin"/>
+            </w:r>
+            <w:r>
+              <w:rPr>
+                <w:noProof/>
+                <w:webHidden/>
+              </w:rPr>
+              <w:instrText xml:space="preserve"> PAGEREF _Toc240240360 \h </w:instrText>
+            </w:r>
+            <w:r>
+              <w:rPr>
+                <w:noProof/>
+                <w:webHidden/>
+              </w:rPr>
+            </w:r>
+            <w:r>
+              <w:rPr>
+                <w:noProof/>
+                <w:webHidden/>
+              </w:rPr>
+              <w:fldChar w:fldCharType="separate"/>
+            </w:r>
+            <w:r>
+              <w:rPr>
+                <w:noProof/>
+                <w:webHidden/>
+              </w:rPr>
+              <w:t>9</w:t>
+            </w:r>
+            <w:r>
+              <w:rPr>
+                <w:noProof/>
+                <w:webHidden/>
+              </w:rPr>
+              <w:fldChar w:fldCharType="end"/>
+            </w:r>
+          </w:hyperlink>
+        </w:p>
+        <w:p>
+          <w:pPr>
+            <w:pStyle w:val="TDC3"/>
+            <w:tabs>
+              <w:tab w:val="right" w:leader="dot" w:pos="9111"/>
+            </w:tabs>
+            <w:rPr>
+              <w:rFonts w:asciiTheme="minorHAnsi" w:eastAsiaTheme="minorEastAsia" w:hAnsiTheme="minorHAnsi" w:cstheme="minorBidi"/>
+              <w:noProof/>
+              <w:color w:val="auto"/>
+            </w:rPr>
+          </w:pPr>
+          <w:hyperlink w:anchor="_Toc240240361" w:history="1">
+            <w:r>
+              <w:rPr>
+                <w:rStyle w:val="Hipervnculo"/>
+                <w:noProof/>
+              </w:rPr>
+              <w:t>Clase D</w:t>
+            </w:r>
+            <w:r>
+              <w:rPr>
+                <w:noProof/>
+                <w:webHidden/>
+              </w:rPr>
+              <w:tab/>
+            </w:r>
+            <w:r>
+              <w:rPr>
+                <w:noProof/>
+                <w:webHidden/>
+              </w:rPr>
+              <w:fldChar w:fldCharType="begin"/>
+            </w:r>
+            <w:r>
+              <w:rPr>
+                <w:noProof/>
+                <w:webHidden/>
+              </w:rPr>
+              <w:instrText xml:space="preserve"> PAGEREF _Toc240240361 \h </w:instrText>
+            </w:r>
+            <w:r>
+              <w:rPr>
+                <w:noProof/>
+                <w:webHidden/>
+              </w:rPr>
+            </w:r>
+            <w:r>
+              <w:rPr>
+                <w:noProof/>
+                <w:webHidden/>
+              </w:rPr>
+              <w:fldChar w:fldCharType="separate"/>
+            </w:r>
+            <w:r>
+              <w:rPr>
+                <w:noProof/>
+                <w:webHidden/>
+              </w:rPr>
+              <w:t>9</w:t>
+            </w:r>
+            <w:r>
+              <w:rPr>
+                <w:noProof/>
+                <w:webHidden/>
+              </w:rPr>
+              <w:fldChar w:fldCharType="end"/>
+            </w:r>
+          </w:hyperlink>
+        </w:p>
+        <w:p>
+          <w:pPr>
+            <w:pStyle w:val="TDC3"/>
+            <w:tabs>
+              <w:tab w:val="right" w:leader="dot" w:pos="9111"/>
+            </w:tabs>
+            <w:rPr>
+              <w:rFonts w:asciiTheme="minorHAnsi" w:eastAsiaTheme="minorEastAsia" w:hAnsiTheme="minorHAnsi" w:cstheme="minorBidi"/>
+              <w:noProof/>
+              <w:color w:val="auto"/>
+            </w:rPr>
+          </w:pPr>
+          <w:hyperlink w:anchor="_Toc240240362" w:history="1">
+            <w:r>
+              <w:rPr>
+                <w:rStyle w:val="Hipervnculo"/>
+                <w:noProof/>
+              </w:rPr>
+              <w:t>Rendimiento general del modelo</w:t>
+            </w:r>
+            <w:r>
+              <w:rPr>
+                <w:noProof/>
+                <w:webHidden/>
+              </w:rPr>
+              <w:tab/>
+            </w:r>
+            <w:r>
+              <w:rPr>
+                <w:noProof/>
+                <w:webHidden/>
+              </w:rPr>
+              <w:fldChar w:fldCharType="begin"/>
+            </w:r>
+            <w:r>
+              <w:rPr>
+                <w:noProof/>
+                <w:webHidden/>
+              </w:rPr>
+              <w:instrText xml:space="preserve"> PAGEREF _Toc240240362 \h </w:instrText>
+            </w:r>
+            <w:r>
+              <w:rPr>
+                <w:noProof/>
+                <w:webHidden/>
+              </w:rPr>
+            </w:r>
+            <w:r>
+              <w:rPr>
+                <w:noProof/>
+                <w:webHidden/>
+              </w:rPr>
+              <w:fldChar w:fldCharType="separate"/>
+            </w:r>
+            <w:r>
+              <w:rPr>
+                <w:noProof/>
+                <w:webHidden/>
+              </w:rPr>
+              <w:t>9</w:t>
             </w:r>
             <w:r>
               <w:rPr>
@@ -1827,14 +3787,14 @@
       <w:pPr>
         <w:pStyle w:val="Ttulo1"/>
       </w:pPr>
-      <w:bookmarkStart w:id="0" w:name="_Toc240206170"/>
+      <w:bookmarkStart w:id="0" w:name="_Toc240240331"/>
       <w:r>
         <w:t xml:space="preserve">Tabla de </w:t>
       </w:r>
-      <w:bookmarkEnd w:id="0"/>
       <w:r>
         <w:t>Contenido</w:t>
       </w:r>
+      <w:bookmarkEnd w:id="0"/>
     </w:p>
     <w:p>
       <w:pPr>
@@ -1857,7 +3817,7 @@
       <w:r>
         <w:fldChar w:fldCharType="separate"/>
       </w:r>
-      <w:hyperlink w:anchor="_Toc240206248" w:history="1">
+      <w:hyperlink w:anchor="_Toc240240398" w:history="1">
         <w:r>
           <w:rPr>
             <w:rStyle w:val="Hipervnculo"/>
@@ -1884,7 +3844,7 @@
             <w:noProof/>
             <w:webHidden/>
           </w:rPr>
-          <w:instrText xml:space="preserve"> PAGEREF _Toc240206248 \h </w:instrText>
+          <w:instrText xml:space="preserve"> PAGEREF _Toc240240398 \h </w:instrText>
         </w:r>
         <w:r>
           <w:rPr>
@@ -1904,7 +3864,287 @@
             <w:noProof/>
             <w:webHidden/>
           </w:rPr>
-          <w:t>1</w:t>
+          <w:t>2</w:t>
+        </w:r>
+        <w:r>
+          <w:rPr>
+            <w:noProof/>
+            <w:webHidden/>
+          </w:rPr>
+          <w:fldChar w:fldCharType="end"/>
+        </w:r>
+      </w:hyperlink>
+    </w:p>
+    <w:p>
+      <w:pPr>
+        <w:pStyle w:val="Tabladeilustraciones"/>
+        <w:tabs>
+          <w:tab w:val="right" w:leader="dot" w:pos="9111"/>
+        </w:tabs>
+        <w:rPr>
+          <w:rFonts w:asciiTheme="minorHAnsi" w:eastAsiaTheme="minorEastAsia" w:hAnsiTheme="minorHAnsi" w:cstheme="minorBidi"/>
+          <w:noProof/>
+          <w:color w:val="auto"/>
+        </w:rPr>
+      </w:pPr>
+      <w:hyperlink w:anchor="_Toc240240399" w:history="1">
+        <w:r>
+          <w:rPr>
+            <w:rStyle w:val="Hipervnculo"/>
+            <w:noProof/>
+          </w:rPr>
+          <w:t>Tabla 2.</w:t>
+        </w:r>
+        <w:r>
+          <w:rPr>
+            <w:noProof/>
+            <w:webHidden/>
+          </w:rPr>
+          <w:tab/>
+        </w:r>
+        <w:r>
+          <w:rPr>
+            <w:noProof/>
+            <w:webHidden/>
+          </w:rPr>
+          <w:fldChar w:fldCharType="begin"/>
+        </w:r>
+        <w:r>
+          <w:rPr>
+            <w:noProof/>
+            <w:webHidden/>
+          </w:rPr>
+          <w:instrText xml:space="preserve"> PAGEREF _Toc240240399 \h </w:instrText>
+        </w:r>
+        <w:r>
+          <w:rPr>
+            <w:noProof/>
+            <w:webHidden/>
+          </w:rPr>
+        </w:r>
+        <w:r>
+          <w:rPr>
+            <w:noProof/>
+            <w:webHidden/>
+          </w:rPr>
+          <w:fldChar w:fldCharType="separate"/>
+        </w:r>
+        <w:r>
+          <w:rPr>
+            <w:noProof/>
+            <w:webHidden/>
+          </w:rPr>
+          <w:t>4</w:t>
+        </w:r>
+        <w:r>
+          <w:rPr>
+            <w:noProof/>
+            <w:webHidden/>
+          </w:rPr>
+          <w:fldChar w:fldCharType="end"/>
+        </w:r>
+      </w:hyperlink>
+    </w:p>
+    <w:p>
+      <w:pPr>
+        <w:pStyle w:val="Tabladeilustraciones"/>
+        <w:tabs>
+          <w:tab w:val="right" w:leader="dot" w:pos="9111"/>
+        </w:tabs>
+        <w:rPr>
+          <w:rFonts w:asciiTheme="minorHAnsi" w:eastAsiaTheme="minorEastAsia" w:hAnsiTheme="minorHAnsi" w:cstheme="minorBidi"/>
+          <w:noProof/>
+          <w:color w:val="auto"/>
+        </w:rPr>
+      </w:pPr>
+      <w:hyperlink w:anchor="_Toc240240400" w:history="1">
+        <w:r>
+          <w:rPr>
+            <w:rStyle w:val="Hipervnculo"/>
+            <w:noProof/>
+          </w:rPr>
+          <w:t>Tabla 3.</w:t>
+        </w:r>
+        <w:r>
+          <w:rPr>
+            <w:noProof/>
+            <w:webHidden/>
+          </w:rPr>
+          <w:tab/>
+        </w:r>
+        <w:r>
+          <w:rPr>
+            <w:noProof/>
+            <w:webHidden/>
+          </w:rPr>
+          <w:fldChar w:fldCharType="begin"/>
+        </w:r>
+        <w:r>
+          <w:rPr>
+            <w:noProof/>
+            <w:webHidden/>
+          </w:rPr>
+          <w:instrText xml:space="preserve"> PAGEREF _Toc240240400 \h </w:instrText>
+        </w:r>
+        <w:r>
+          <w:rPr>
+            <w:noProof/>
+            <w:webHidden/>
+          </w:rPr>
+        </w:r>
+        <w:r>
+          <w:rPr>
+            <w:noProof/>
+            <w:webHidden/>
+          </w:rPr>
+          <w:fldChar w:fldCharType="separate"/>
+        </w:r>
+        <w:r>
+          <w:rPr>
+            <w:noProof/>
+            <w:webHidden/>
+          </w:rPr>
+          <w:t>5</w:t>
+        </w:r>
+        <w:r>
+          <w:rPr>
+            <w:noProof/>
+            <w:webHidden/>
+          </w:rPr>
+          <w:fldChar w:fldCharType="end"/>
+        </w:r>
+      </w:hyperlink>
+    </w:p>
+    <w:p>
+      <w:pPr>
+        <w:pStyle w:val="Tabladeilustraciones"/>
+        <w:tabs>
+          <w:tab w:val="right" w:leader="dot" w:pos="9111"/>
+        </w:tabs>
+        <w:rPr>
+          <w:rFonts w:asciiTheme="minorHAnsi" w:eastAsiaTheme="minorEastAsia" w:hAnsiTheme="minorHAnsi" w:cstheme="minorBidi"/>
+          <w:noProof/>
+          <w:color w:val="auto"/>
+        </w:rPr>
+      </w:pPr>
+      <w:hyperlink w:anchor="_Toc240240401" w:history="1">
+        <w:r>
+          <w:rPr>
+            <w:rStyle w:val="Hipervnculo"/>
+            <w:noProof/>
+          </w:rPr>
+          <w:t>Tabla 4.</w:t>
+        </w:r>
+        <w:r>
+          <w:rPr>
+            <w:noProof/>
+            <w:webHidden/>
+          </w:rPr>
+          <w:tab/>
+        </w:r>
+        <w:r>
+          <w:rPr>
+            <w:noProof/>
+            <w:webHidden/>
+          </w:rPr>
+          <w:fldChar w:fldCharType="begin"/>
+        </w:r>
+        <w:r>
+          <w:rPr>
+            <w:noProof/>
+            <w:webHidden/>
+          </w:rPr>
+          <w:instrText xml:space="preserve"> PAGEREF _Toc240240401 \h </w:instrText>
+        </w:r>
+        <w:r>
+          <w:rPr>
+            <w:noProof/>
+            <w:webHidden/>
+          </w:rPr>
+        </w:r>
+        <w:r>
+          <w:rPr>
+            <w:noProof/>
+            <w:webHidden/>
+          </w:rPr>
+          <w:fldChar w:fldCharType="separate"/>
+        </w:r>
+        <w:r>
+          <w:rPr>
+            <w:noProof/>
+            <w:webHidden/>
+          </w:rPr>
+          <w:t>7</w:t>
+        </w:r>
+        <w:r>
+          <w:rPr>
+            <w:noProof/>
+            <w:webHidden/>
+          </w:rPr>
+          <w:fldChar w:fldCharType="end"/>
+        </w:r>
+      </w:hyperlink>
+    </w:p>
+    <w:p>
+      <w:pPr>
+        <w:pStyle w:val="Tabladeilustraciones"/>
+        <w:tabs>
+          <w:tab w:val="right" w:leader="dot" w:pos="9111"/>
+        </w:tabs>
+        <w:rPr>
+          <w:rFonts w:asciiTheme="minorHAnsi" w:eastAsiaTheme="minorEastAsia" w:hAnsiTheme="minorHAnsi" w:cstheme="minorBidi"/>
+          <w:noProof/>
+          <w:color w:val="auto"/>
+        </w:rPr>
+      </w:pPr>
+      <w:hyperlink w:anchor="_Toc240240402" w:history="1">
+        <w:r>
+          <w:rPr>
+            <w:rStyle w:val="Hipervnculo"/>
+            <w:noProof/>
+          </w:rPr>
+          <w:t>Tabla 5.</w:t>
+        </w:r>
+        <w:r>
+          <w:rPr>
+            <w:noProof/>
+            <w:webHidden/>
+          </w:rPr>
+          <w:tab/>
+        </w:r>
+        <w:r>
+          <w:rPr>
+            <w:noProof/>
+            <w:webHidden/>
+          </w:rPr>
+          <w:fldChar w:fldCharType="begin"/>
+        </w:r>
+        <w:r>
+          <w:rPr>
+            <w:noProof/>
+            <w:webHidden/>
+          </w:rPr>
+          <w:instrText xml:space="preserve"> PAGEREF _Toc240240402 \h </w:instrText>
+        </w:r>
+        <w:r>
+          <w:rPr>
+            <w:noProof/>
+            <w:webHidden/>
+          </w:rPr>
+        </w:r>
+        <w:r>
+          <w:rPr>
+            <w:noProof/>
+            <w:webHidden/>
+          </w:rPr>
+          <w:fldChar w:fldCharType="separate"/>
+        </w:r>
+        <w:r>
+          <w:rPr>
+            <w:noProof/>
+            <w:webHidden/>
+          </w:rPr>
+          <w:t>8</w:t>
         </w:r>
         <w:r>
           <w:rPr>
@@ -1924,7 +4164,7 @@
       <w:pPr>
         <w:pStyle w:val="Ttulo1"/>
       </w:pPr>
-      <w:bookmarkStart w:id="1" w:name="_Toc240206171"/>
+      <w:bookmarkStart w:id="1" w:name="_Toc240240332"/>
       <w:r>
         <w:t>Evaluación</w:t>
       </w:r>
@@ -1932,10 +4172,20 @@
     </w:p>
     <w:p>
       <w:pPr>
+        <w:pStyle w:val="Ttulo2"/>
+      </w:pPr>
+      <w:bookmarkStart w:id="2" w:name="_Toc240240333"/>
+      <w:r>
+        <w:t>Matriz 1</w:t>
+      </w:r>
+      <w:bookmarkEnd w:id="2"/>
+    </w:p>
+    <w:p>
+      <w:pPr>
         <w:pStyle w:val="Descripcin"/>
         <w:keepNext/>
       </w:pPr>
-      <w:bookmarkStart w:id="2" w:name="_Toc240206248"/>
+      <w:bookmarkStart w:id="3" w:name="_Toc240240398"/>
       <w:r>
         <w:t xml:space="preserve">Tabla </w:t>
       </w:r>
@@ -1950,7 +4200,7 @@
       <w:r>
         <w:t>. Recuperado de las instrucciones de la actividad.</w:t>
       </w:r>
-      <w:bookmarkEnd w:id="2"/>
+      <w:bookmarkEnd w:id="3"/>
     </w:p>
     <w:p>
       <w:r>
@@ -2009,1643 +4259,1657 @@
     </w:p>
     <w:p>
       <w:pPr>
-        <w:pStyle w:val="Ttulo2"/>
-      </w:pPr>
+        <w:pStyle w:val="Ttulo3"/>
+      </w:pPr>
+      <w:bookmarkStart w:id="4" w:name="_Toc240240334"/>
       <w:r>
-        <w:t>Para la clase A</w:t>
-      </w:r>
-    </w:p>
-    <w:p>
-      <w:pPr>
-        <w:pStyle w:val="Ttulo3"/>
-      </w:pPr>
-      <w:r>
-        <w:t>Valores binarios</w:t>
-      </w:r>
-    </w:p>
-    <w:p>
-      <w:pPr>
-        <w:pStyle w:val="Prrafodelista"/>
-        <w:numPr>
-          <w:ilvl w:val="0"/>
-          <w:numId w:val="33"/>
-        </w:numPr>
-      </w:pPr>
-      <m:oMath>
-        <m:r>
-          <w:rPr>
-            <w:rFonts w:ascii="Cambria Math" w:hAnsi="Cambria Math"/>
-          </w:rPr>
-          <m:t>V</m:t>
-        </m:r>
-        <m:sSub>
-          <m:sSubPr>
-            <m:ctrlPr>
-              <w:rPr>
-                <w:rFonts w:ascii="Cambria Math" w:hAnsi="Cambria Math"/>
-                <w:i/>
-              </w:rPr>
-            </m:ctrlPr>
-          </m:sSubPr>
-          <m:e>
-            <m:r>
-              <w:rPr>
-                <w:rFonts w:ascii="Cambria Math" w:hAnsi="Cambria Math"/>
-              </w:rPr>
-              <m:t>P</m:t>
-            </m:r>
-          </m:e>
-          <m:sub>
-            <m:r>
-              <w:rPr>
-                <w:rFonts w:ascii="Cambria Math" w:hAnsi="Cambria Math"/>
-              </w:rPr>
-              <m:t>A</m:t>
-            </m:r>
-          </m:sub>
-        </m:sSub>
-        <m:r>
-          <w:rPr>
-            <w:rFonts w:ascii="Cambria Math" w:hAnsi="Cambria Math"/>
-          </w:rPr>
-          <m:t xml:space="preserve">= </m:t>
-        </m:r>
-        <m:r>
-          <w:rPr>
-            <w:rFonts w:ascii="Cambria Math" w:hAnsi="Cambria Math"/>
-          </w:rPr>
-          <m:t>6</m:t>
-        </m:r>
-      </m:oMath>
-    </w:p>
-    <w:p>
-      <w:pPr>
-        <w:pStyle w:val="Prrafodelista"/>
-        <w:numPr>
-          <w:ilvl w:val="0"/>
-          <w:numId w:val="33"/>
-        </w:numPr>
-      </w:pPr>
-      <m:oMath>
-        <m:r>
-          <w:rPr>
-            <w:rFonts w:ascii="Cambria Math" w:hAnsi="Cambria Math"/>
-          </w:rPr>
-          <m:t>F</m:t>
-        </m:r>
-        <m:sSub>
-          <m:sSubPr>
-            <m:ctrlPr>
-              <w:rPr>
-                <w:rFonts w:ascii="Cambria Math" w:hAnsi="Cambria Math"/>
-                <w:i/>
-              </w:rPr>
-            </m:ctrlPr>
-          </m:sSubPr>
-          <m:e>
-            <m:r>
-              <w:rPr>
-                <w:rFonts w:ascii="Cambria Math" w:hAnsi="Cambria Math"/>
-              </w:rPr>
-              <m:t>N</m:t>
-            </m:r>
-          </m:e>
-          <m:sub>
-            <m:r>
-              <w:rPr>
-                <w:rFonts w:ascii="Cambria Math" w:hAnsi="Cambria Math"/>
-              </w:rPr>
-              <m:t>A</m:t>
-            </m:r>
-          </m:sub>
-        </m:sSub>
-        <m:r>
-          <w:rPr>
-            <w:rFonts w:ascii="Cambria Math" w:hAnsi="Cambria Math"/>
-          </w:rPr>
-          <m:t>=</m:t>
-        </m:r>
-        <m:r>
-          <w:rPr>
-            <w:rFonts w:ascii="Cambria Math" w:hAnsi="Cambria Math"/>
-          </w:rPr>
-          <m:t>4</m:t>
-        </m:r>
-      </m:oMath>
-    </w:p>
-    <w:p>
-      <w:pPr>
-        <w:pStyle w:val="Prrafodelista"/>
-        <w:numPr>
-          <w:ilvl w:val="0"/>
-          <w:numId w:val="33"/>
-        </w:numPr>
-      </w:pPr>
-      <m:oMath>
-        <m:r>
-          <w:rPr>
-            <w:rFonts w:ascii="Cambria Math" w:hAnsi="Cambria Math"/>
-          </w:rPr>
-          <m:t>F</m:t>
-        </m:r>
-        <m:sSub>
-          <m:sSubPr>
-            <m:ctrlPr>
-              <w:rPr>
-                <w:rFonts w:ascii="Cambria Math" w:hAnsi="Cambria Math"/>
-                <w:i/>
-              </w:rPr>
-            </m:ctrlPr>
-          </m:sSubPr>
-          <m:e>
-            <m:r>
-              <w:rPr>
-                <w:rFonts w:ascii="Cambria Math" w:hAnsi="Cambria Math"/>
-              </w:rPr>
-              <m:t>P</m:t>
-            </m:r>
-          </m:e>
-          <m:sub>
-            <m:r>
-              <w:rPr>
-                <w:rFonts w:ascii="Cambria Math" w:hAnsi="Cambria Math"/>
-              </w:rPr>
-              <m:t>A</m:t>
-            </m:r>
-          </m:sub>
-        </m:sSub>
-        <m:r>
-          <w:rPr>
-            <w:rFonts w:ascii="Cambria Math" w:hAnsi="Cambria Math"/>
-          </w:rPr>
-          <m:t>=3</m:t>
-        </m:r>
-      </m:oMath>
-    </w:p>
-    <w:p>
-      <w:pPr>
-        <w:pStyle w:val="Prrafodelista"/>
-        <w:numPr>
-          <w:ilvl w:val="0"/>
-          <w:numId w:val="33"/>
-        </w:numPr>
-      </w:pPr>
-      <m:oMath>
-        <m:r>
-          <w:rPr>
-            <w:rFonts w:ascii="Cambria Math" w:hAnsi="Cambria Math"/>
-          </w:rPr>
-          <m:t>V</m:t>
-        </m:r>
-        <m:sSub>
-          <m:sSubPr>
-            <m:ctrlPr>
-              <w:rPr>
-                <w:rFonts w:ascii="Cambria Math" w:hAnsi="Cambria Math"/>
-                <w:i/>
-              </w:rPr>
-            </m:ctrlPr>
-          </m:sSubPr>
-          <m:e>
-            <m:r>
-              <w:rPr>
-                <w:rFonts w:ascii="Cambria Math" w:hAnsi="Cambria Math"/>
-              </w:rPr>
-              <m:t>N</m:t>
-            </m:r>
-          </m:e>
-          <m:sub>
-            <m:r>
-              <w:rPr>
-                <w:rFonts w:ascii="Cambria Math" w:hAnsi="Cambria Math"/>
-              </w:rPr>
-              <m:t>A</m:t>
-            </m:r>
-          </m:sub>
-        </m:sSub>
-        <m:r>
-          <w:rPr>
-            <w:rFonts w:ascii="Cambria Math" w:hAnsi="Cambria Math"/>
-          </w:rPr>
-          <m:t>=27</m:t>
-        </m:r>
-      </m:oMath>
-    </w:p>
-    <w:p>
-      <w:pPr>
-        <w:pStyle w:val="Ttulo3"/>
-      </w:pPr>
-      <w:r>
-        <w:t>Métricas</w:t>
-      </w:r>
-    </w:p>
-    <w:p>
-      <w:pPr>
-        <w:pStyle w:val="Prrafodelista"/>
-        <w:numPr>
-          <w:ilvl w:val="0"/>
-          <w:numId w:val="34"/>
-        </w:numPr>
-      </w:pPr>
-      <m:oMath>
-        <m:r>
-          <w:rPr>
-            <w:rFonts w:ascii="Cambria Math" w:hAnsi="Cambria Math"/>
-          </w:rPr>
-          <m:t>Precisión=</m:t>
-        </m:r>
-        <m:f>
-          <m:fPr>
-            <m:ctrlPr>
-              <w:rPr>
-                <w:rFonts w:ascii="Cambria Math" w:hAnsi="Cambria Math"/>
-                <w:i/>
-              </w:rPr>
-            </m:ctrlPr>
-          </m:fPr>
-          <m:num>
-            <m:r>
-              <w:rPr>
-                <w:rFonts w:ascii="Cambria Math" w:hAnsi="Cambria Math"/>
-              </w:rPr>
-              <m:t>V</m:t>
-            </m:r>
-            <m:r>
-              <w:rPr>
-                <w:rFonts w:ascii="Cambria Math" w:hAnsi="Cambria Math"/>
-              </w:rPr>
-              <m:t>P</m:t>
-            </m:r>
-          </m:num>
-          <m:den>
-            <m:r>
-              <w:rPr>
-                <w:rFonts w:ascii="Cambria Math" w:hAnsi="Cambria Math"/>
-              </w:rPr>
-              <m:t>V</m:t>
-            </m:r>
-            <m:r>
-              <w:rPr>
-                <w:rFonts w:ascii="Cambria Math" w:hAnsi="Cambria Math"/>
-              </w:rPr>
-              <m:t>P+FP</m:t>
-            </m:r>
-          </m:den>
-        </m:f>
-        <m:r>
-          <w:rPr>
-            <w:rFonts w:ascii="Cambria Math" w:hAnsi="Cambria Math"/>
-          </w:rPr>
-          <m:t>=0.667</m:t>
-        </m:r>
-      </m:oMath>
-    </w:p>
-    <w:p>
-      <w:pPr>
-        <w:pStyle w:val="Prrafodelista"/>
-        <w:numPr>
-          <w:ilvl w:val="0"/>
-          <w:numId w:val="34"/>
-        </w:numPr>
-      </w:pPr>
-      <m:oMath>
-        <m:r>
-          <w:rPr>
-            <w:rFonts w:ascii="Cambria Math" w:hAnsi="Cambria Math"/>
-          </w:rPr>
-          <w:lastRenderedPageBreak/>
-          <m:t>F1-Score=2*</m:t>
-        </m:r>
-        <m:d>
-          <m:dPr>
-            <m:ctrlPr>
-              <w:rPr>
-                <w:rFonts w:ascii="Cambria Math" w:hAnsi="Cambria Math"/>
-                <w:i/>
-              </w:rPr>
-            </m:ctrlPr>
-          </m:dPr>
-          <m:e>
-            <m:f>
-              <m:fPr>
-                <m:ctrlPr>
-                  <w:rPr>
-                    <w:rFonts w:ascii="Cambria Math" w:hAnsi="Cambria Math"/>
-                    <w:i/>
-                  </w:rPr>
-                </m:ctrlPr>
-              </m:fPr>
-              <m:num>
-                <m:r>
-                  <w:rPr>
-                    <w:rFonts w:ascii="Cambria Math" w:hAnsi="Cambria Math"/>
-                  </w:rPr>
-                  <m:t>Precisión*Sensibilidad</m:t>
-                </m:r>
-              </m:num>
-              <m:den>
-                <m:r>
-                  <w:rPr>
-                    <w:rFonts w:ascii="Cambria Math" w:hAnsi="Cambria Math"/>
-                  </w:rPr>
-                  <m:t>Presición+Sensibilidad</m:t>
-                </m:r>
-              </m:den>
-            </m:f>
-          </m:e>
-        </m:d>
-        <m:r>
-          <w:rPr>
-            <w:rFonts w:ascii="Cambria Math" w:hAnsi="Cambria Math"/>
-          </w:rPr>
-          <m:t xml:space="preserve">= </m:t>
-        </m:r>
-        <m:r>
-          <w:rPr>
-            <w:rFonts w:ascii="Cambria Math" w:hAnsi="Cambria Math"/>
-          </w:rPr>
-          <m:t xml:space="preserve">0.63 </m:t>
-        </m:r>
-      </m:oMath>
-    </w:p>
-    <w:p>
-      <w:pPr>
-        <w:pStyle w:val="Prrafodelista"/>
-        <w:numPr>
-          <w:ilvl w:val="0"/>
-          <w:numId w:val="34"/>
-        </w:numPr>
-      </w:pPr>
-      <m:oMath>
-        <m:r>
-          <w:rPr>
-            <w:rFonts w:ascii="Cambria Math" w:hAnsi="Cambria Math"/>
-          </w:rPr>
-          <m:t>Sensibilidad=</m:t>
-        </m:r>
-        <m:f>
-          <m:fPr>
-            <m:ctrlPr>
-              <w:rPr>
-                <w:rFonts w:ascii="Cambria Math" w:hAnsi="Cambria Math"/>
-                <w:i/>
-              </w:rPr>
-            </m:ctrlPr>
-          </m:fPr>
-          <m:num>
-            <m:r>
-              <w:rPr>
-                <w:rFonts w:ascii="Cambria Math" w:hAnsi="Cambria Math"/>
-              </w:rPr>
-              <m:t>V</m:t>
-            </m:r>
-            <m:r>
-              <w:rPr>
-                <w:rFonts w:ascii="Cambria Math" w:hAnsi="Cambria Math"/>
-              </w:rPr>
-              <m:t>P</m:t>
-            </m:r>
-          </m:num>
-          <m:den>
-            <m:r>
-              <w:rPr>
-                <w:rFonts w:ascii="Cambria Math" w:hAnsi="Cambria Math"/>
-              </w:rPr>
-              <m:t>V</m:t>
-            </m:r>
-            <m:r>
-              <w:rPr>
-                <w:rFonts w:ascii="Cambria Math" w:hAnsi="Cambria Math"/>
-              </w:rPr>
-              <m:t>P+FN</m:t>
-            </m:r>
-          </m:den>
-        </m:f>
-        <m:r>
-          <w:rPr>
-            <w:rFonts w:ascii="Cambria Math" w:hAnsi="Cambria Math"/>
-          </w:rPr>
-          <m:t>=0.6</m:t>
-        </m:r>
-      </m:oMath>
-    </w:p>
-    <w:p>
-      <w:pPr>
-        <w:pStyle w:val="Prrafodelista"/>
-        <w:numPr>
-          <w:ilvl w:val="0"/>
-          <w:numId w:val="34"/>
-        </w:numPr>
-      </w:pPr>
-      <m:oMath>
-        <m:r>
-          <w:rPr>
-            <w:rFonts w:ascii="Cambria Math" w:hAnsi="Cambria Math"/>
-          </w:rPr>
-          <m:t>Especificidad=</m:t>
-        </m:r>
-        <m:f>
-          <m:fPr>
-            <m:ctrlPr>
-              <w:rPr>
-                <w:rFonts w:ascii="Cambria Math" w:hAnsi="Cambria Math"/>
-                <w:i/>
-              </w:rPr>
-            </m:ctrlPr>
-          </m:fPr>
-          <m:num>
-            <m:r>
-              <w:rPr>
-                <w:rFonts w:ascii="Cambria Math" w:hAnsi="Cambria Math"/>
-              </w:rPr>
-              <m:t>V</m:t>
-            </m:r>
-            <m:r>
-              <w:rPr>
-                <w:rFonts w:ascii="Cambria Math" w:hAnsi="Cambria Math"/>
-              </w:rPr>
-              <m:t>N</m:t>
-            </m:r>
-          </m:num>
-          <m:den>
-            <m:r>
-              <w:rPr>
-                <w:rFonts w:ascii="Cambria Math" w:hAnsi="Cambria Math"/>
-              </w:rPr>
-              <m:t>V</m:t>
-            </m:r>
-            <m:r>
-              <w:rPr>
-                <w:rFonts w:ascii="Cambria Math" w:hAnsi="Cambria Math"/>
-              </w:rPr>
-              <m:t>N+FP</m:t>
-            </m:r>
-          </m:den>
-        </m:f>
-        <m:r>
-          <w:rPr>
-            <w:rFonts w:ascii="Cambria Math" w:hAnsi="Cambria Math"/>
-          </w:rPr>
-          <m:t>=0.9</m:t>
-        </m:r>
-      </m:oMath>
-    </w:p>
-    <w:p>
-      <w:pPr>
-        <w:pStyle w:val="Prrafodelista"/>
-        <w:numPr>
-          <w:ilvl w:val="0"/>
-          <w:numId w:val="34"/>
-        </w:numPr>
-      </w:pPr>
-      <m:oMath>
-        <m:r>
-          <w:rPr>
-            <w:rFonts w:ascii="Cambria Math" w:hAnsi="Cambria Math"/>
-          </w:rPr>
-          <m:t>Exactitud=</m:t>
-        </m:r>
-        <m:f>
-          <m:fPr>
-            <m:ctrlPr>
-              <w:rPr>
-                <w:rFonts w:ascii="Cambria Math" w:hAnsi="Cambria Math"/>
-                <w:i/>
-              </w:rPr>
-            </m:ctrlPr>
-          </m:fPr>
-          <m:num>
-            <m:r>
-              <w:rPr>
-                <w:rFonts w:ascii="Cambria Math" w:hAnsi="Cambria Math"/>
-              </w:rPr>
-              <m:t>VP+VN</m:t>
-            </m:r>
-          </m:num>
-          <m:den>
-            <m:r>
-              <w:rPr>
-                <w:rFonts w:ascii="Cambria Math" w:hAnsi="Cambria Math"/>
-              </w:rPr>
-              <m:t>Total</m:t>
-            </m:r>
-          </m:den>
-        </m:f>
-        <m:r>
-          <w:rPr>
-            <w:rFonts w:ascii="Cambria Math" w:hAnsi="Cambria Math"/>
-          </w:rPr>
-          <m:t>=0.825</m:t>
-        </m:r>
-      </m:oMath>
-    </w:p>
-    <w:p>
-      <w:pPr>
-        <w:pStyle w:val="Ttulo2"/>
-      </w:pPr>
-      <w:r>
-        <w:t xml:space="preserve">Para la clase </w:t>
+        <w:t>Clase</w:t>
       </w:r>
       <w:r>
-        <w:t>B</w:t>
-      </w:r>
-    </w:p>
-    <w:p>
-      <w:pPr>
-        <w:pStyle w:val="Ttulo3"/>
-      </w:pPr>
-      <w:r>
-        <w:t>Valores binarios</w:t>
-      </w:r>
-    </w:p>
-    <w:p>
-      <w:pPr>
-        <w:pStyle w:val="Prrafodelista"/>
-        <w:numPr>
-          <w:ilvl w:val="0"/>
-          <w:numId w:val="33"/>
-        </w:numPr>
-      </w:pPr>
-      <m:oMath>
-        <m:r>
-          <w:rPr>
-            <w:rFonts w:ascii="Cambria Math" w:hAnsi="Cambria Math"/>
-          </w:rPr>
-          <m:t>V</m:t>
-        </m:r>
-        <m:sSub>
-          <m:sSubPr>
-            <m:ctrlPr>
-              <w:rPr>
-                <w:rFonts w:ascii="Cambria Math" w:hAnsi="Cambria Math"/>
-                <w:i/>
-              </w:rPr>
-            </m:ctrlPr>
-          </m:sSubPr>
-          <m:e>
-            <m:r>
-              <w:rPr>
-                <w:rFonts w:ascii="Cambria Math" w:hAnsi="Cambria Math"/>
-              </w:rPr>
-              <m:t>P</m:t>
-            </m:r>
-          </m:e>
-          <m:sub>
-            <m:r>
-              <w:rPr>
-                <w:rFonts w:ascii="Cambria Math" w:hAnsi="Cambria Math"/>
-              </w:rPr>
-              <m:t>B</m:t>
-            </m:r>
-          </m:sub>
-        </m:sSub>
-        <m:r>
-          <w:rPr>
-            <w:rFonts w:ascii="Cambria Math" w:hAnsi="Cambria Math"/>
-          </w:rPr>
-          <m:t xml:space="preserve">= </m:t>
-        </m:r>
-        <m:r>
-          <w:rPr>
-            <w:rFonts w:ascii="Cambria Math" w:hAnsi="Cambria Math"/>
-          </w:rPr>
-          <m:t>8</m:t>
-        </m:r>
-      </m:oMath>
-    </w:p>
-    <w:p>
-      <w:pPr>
-        <w:pStyle w:val="Prrafodelista"/>
-        <w:numPr>
-          <w:ilvl w:val="0"/>
-          <w:numId w:val="33"/>
-        </w:numPr>
-      </w:pPr>
-      <m:oMath>
-        <m:r>
-          <w:rPr>
-            <w:rFonts w:ascii="Cambria Math" w:hAnsi="Cambria Math"/>
-          </w:rPr>
-          <m:t>F</m:t>
-        </m:r>
-        <m:sSub>
-          <m:sSubPr>
-            <m:ctrlPr>
-              <w:rPr>
-                <w:rFonts w:ascii="Cambria Math" w:hAnsi="Cambria Math"/>
-                <w:i/>
-              </w:rPr>
-            </m:ctrlPr>
-          </m:sSubPr>
-          <m:e>
-            <m:r>
-              <w:rPr>
-                <w:rFonts w:ascii="Cambria Math" w:hAnsi="Cambria Math"/>
-              </w:rPr>
-              <m:t>N</m:t>
-            </m:r>
-          </m:e>
-          <m:sub>
-            <m:r>
-              <w:rPr>
-                <w:rFonts w:ascii="Cambria Math" w:hAnsi="Cambria Math"/>
-              </w:rPr>
-              <m:t>B</m:t>
-            </m:r>
-          </m:sub>
-        </m:sSub>
-        <m:r>
-          <w:rPr>
-            <w:rFonts w:ascii="Cambria Math" w:hAnsi="Cambria Math"/>
-          </w:rPr>
-          <m:t>=</m:t>
-        </m:r>
-        <m:r>
-          <w:rPr>
-            <w:rFonts w:ascii="Cambria Math" w:hAnsi="Cambria Math"/>
-          </w:rPr>
-          <m:t>2</m:t>
-        </m:r>
-      </m:oMath>
-    </w:p>
-    <w:p>
-      <w:pPr>
-        <w:pStyle w:val="Prrafodelista"/>
-        <w:numPr>
-          <w:ilvl w:val="0"/>
-          <w:numId w:val="33"/>
-        </w:numPr>
-      </w:pPr>
-      <m:oMath>
-        <m:r>
-          <w:rPr>
-            <w:rFonts w:ascii="Cambria Math" w:hAnsi="Cambria Math"/>
-          </w:rPr>
-          <m:t>F</m:t>
-        </m:r>
-        <m:sSub>
-          <m:sSubPr>
-            <m:ctrlPr>
-              <w:rPr>
-                <w:rFonts w:ascii="Cambria Math" w:hAnsi="Cambria Math"/>
-                <w:i/>
-              </w:rPr>
-            </m:ctrlPr>
-          </m:sSubPr>
-          <m:e>
-            <m:r>
-              <w:rPr>
-                <w:rFonts w:ascii="Cambria Math" w:hAnsi="Cambria Math"/>
-              </w:rPr>
-              <m:t>P</m:t>
-            </m:r>
-          </m:e>
-          <m:sub>
-            <m:r>
-              <w:rPr>
-                <w:rFonts w:ascii="Cambria Math" w:hAnsi="Cambria Math"/>
-              </w:rPr>
-              <m:t>B</m:t>
-            </m:r>
-          </m:sub>
-        </m:sSub>
-        <m:r>
-          <w:rPr>
-            <w:rFonts w:ascii="Cambria Math" w:hAnsi="Cambria Math"/>
-          </w:rPr>
-          <m:t>=</m:t>
-        </m:r>
-        <m:r>
-          <w:rPr>
-            <w:rFonts w:ascii="Cambria Math" w:hAnsi="Cambria Math"/>
-          </w:rPr>
-          <m:t>4</m:t>
-        </m:r>
-      </m:oMath>
-    </w:p>
-    <w:p>
-      <w:pPr>
-        <w:pStyle w:val="Prrafodelista"/>
-        <w:numPr>
-          <w:ilvl w:val="0"/>
-          <w:numId w:val="33"/>
-        </w:numPr>
-      </w:pPr>
-      <m:oMath>
-        <m:r>
-          <w:rPr>
-            <w:rFonts w:ascii="Cambria Math" w:hAnsi="Cambria Math"/>
-          </w:rPr>
-          <m:t>V</m:t>
-        </m:r>
-        <m:sSub>
-          <m:sSubPr>
-            <m:ctrlPr>
-              <w:rPr>
-                <w:rFonts w:ascii="Cambria Math" w:hAnsi="Cambria Math"/>
-                <w:i/>
-              </w:rPr>
-            </m:ctrlPr>
-          </m:sSubPr>
-          <m:e>
-            <m:r>
-              <w:rPr>
-                <w:rFonts w:ascii="Cambria Math" w:hAnsi="Cambria Math"/>
-              </w:rPr>
-              <m:t>N</m:t>
-            </m:r>
-          </m:e>
-          <m:sub>
-            <m:r>
-              <w:rPr>
-                <w:rFonts w:ascii="Cambria Math" w:hAnsi="Cambria Math"/>
-              </w:rPr>
-              <m:t>B</m:t>
-            </m:r>
-          </m:sub>
-        </m:sSub>
-        <m:r>
-          <w:rPr>
-            <w:rFonts w:ascii="Cambria Math" w:hAnsi="Cambria Math"/>
-          </w:rPr>
-          <m:t>=</m:t>
-        </m:r>
-        <m:r>
-          <w:rPr>
-            <w:rFonts w:ascii="Cambria Math" w:hAnsi="Cambria Math"/>
-          </w:rPr>
-          <m:t>26</m:t>
-        </m:r>
-      </m:oMath>
-    </w:p>
-    <w:p>
-      <w:pPr>
-        <w:pStyle w:val="Ttulo3"/>
-      </w:pPr>
-      <w:r>
-        <w:t>Métricas</w:t>
-      </w:r>
-    </w:p>
-    <w:p>
-      <w:pPr>
-        <w:pStyle w:val="Prrafodelista"/>
-        <w:numPr>
-          <w:ilvl w:val="0"/>
-          <w:numId w:val="34"/>
-        </w:numPr>
-      </w:pPr>
-      <m:oMath>
-        <m:r>
-          <w:rPr>
-            <w:rFonts w:ascii="Cambria Math" w:hAnsi="Cambria Math"/>
-          </w:rPr>
-          <m:t>Precisión=</m:t>
-        </m:r>
-        <m:f>
-          <m:fPr>
-            <m:ctrlPr>
-              <w:rPr>
-                <w:rFonts w:ascii="Cambria Math" w:hAnsi="Cambria Math"/>
-                <w:i/>
-              </w:rPr>
-            </m:ctrlPr>
-          </m:fPr>
-          <m:num>
-            <m:r>
-              <w:rPr>
-                <w:rFonts w:ascii="Cambria Math" w:hAnsi="Cambria Math"/>
-              </w:rPr>
-              <m:t>VP</m:t>
-            </m:r>
-          </m:num>
-          <m:den>
-            <m:r>
-              <w:rPr>
-                <w:rFonts w:ascii="Cambria Math" w:hAnsi="Cambria Math"/>
-              </w:rPr>
-              <m:t>VP+FP</m:t>
-            </m:r>
-          </m:den>
-        </m:f>
-        <m:r>
-          <w:rPr>
-            <w:rFonts w:ascii="Cambria Math" w:hAnsi="Cambria Math"/>
-          </w:rPr>
-          <m:t>=0.667</m:t>
-        </m:r>
-      </m:oMath>
-    </w:p>
-    <w:p>
-      <w:pPr>
-        <w:pStyle w:val="Prrafodelista"/>
-        <w:numPr>
-          <w:ilvl w:val="0"/>
-          <w:numId w:val="34"/>
-        </w:numPr>
-      </w:pPr>
-      <m:oMath>
-        <m:r>
-          <w:rPr>
-            <w:rFonts w:ascii="Cambria Math" w:hAnsi="Cambria Math"/>
-          </w:rPr>
-          <m:t>F1-Score=2*</m:t>
-        </m:r>
-        <m:d>
-          <m:dPr>
-            <m:ctrlPr>
-              <w:rPr>
-                <w:rFonts w:ascii="Cambria Math" w:hAnsi="Cambria Math"/>
-                <w:i/>
-              </w:rPr>
-            </m:ctrlPr>
-          </m:dPr>
-          <m:e>
-            <m:f>
-              <m:fPr>
-                <m:ctrlPr>
-                  <w:rPr>
-                    <w:rFonts w:ascii="Cambria Math" w:hAnsi="Cambria Math"/>
-                    <w:i/>
-                  </w:rPr>
-                </m:ctrlPr>
-              </m:fPr>
-              <m:num>
-                <m:r>
-                  <w:rPr>
-                    <w:rFonts w:ascii="Cambria Math" w:hAnsi="Cambria Math"/>
-                  </w:rPr>
-                  <m:t>Precisión*Sensibilidad</m:t>
-                </m:r>
-              </m:num>
-              <m:den>
-                <m:r>
-                  <w:rPr>
-                    <w:rFonts w:ascii="Cambria Math" w:hAnsi="Cambria Math"/>
-                  </w:rPr>
-                  <m:t>Presición+Sensibilidad</m:t>
-                </m:r>
-              </m:den>
-            </m:f>
-          </m:e>
-        </m:d>
-        <m:r>
-          <w:rPr>
-            <w:rFonts w:ascii="Cambria Math" w:hAnsi="Cambria Math"/>
-          </w:rPr>
-          <m:t>=</m:t>
-        </m:r>
-        <m:r>
-          <w:rPr>
-            <w:rFonts w:ascii="Cambria Math" w:hAnsi="Cambria Math"/>
-          </w:rPr>
-          <m:t>0.727</m:t>
-        </m:r>
-        <m:r>
-          <w:rPr>
-            <w:rFonts w:ascii="Cambria Math" w:hAnsi="Cambria Math"/>
-          </w:rPr>
-          <m:t xml:space="preserve"> </m:t>
-        </m:r>
-      </m:oMath>
-    </w:p>
-    <w:p>
-      <w:pPr>
-        <w:pStyle w:val="Prrafodelista"/>
-        <w:numPr>
-          <w:ilvl w:val="0"/>
-          <w:numId w:val="34"/>
-        </w:numPr>
-      </w:pPr>
-      <m:oMath>
-        <m:r>
-          <w:rPr>
-            <w:rFonts w:ascii="Cambria Math" w:hAnsi="Cambria Math"/>
-          </w:rPr>
-          <m:t>Sensibilidad=</m:t>
-        </m:r>
-        <m:f>
-          <m:fPr>
-            <m:ctrlPr>
-              <w:rPr>
-                <w:rFonts w:ascii="Cambria Math" w:hAnsi="Cambria Math"/>
-                <w:i/>
-              </w:rPr>
-            </m:ctrlPr>
-          </m:fPr>
-          <m:num>
-            <m:r>
-              <w:rPr>
-                <w:rFonts w:ascii="Cambria Math" w:hAnsi="Cambria Math"/>
-              </w:rPr>
-              <m:t>VP</m:t>
-            </m:r>
-          </m:num>
-          <m:den>
-            <m:r>
-              <w:rPr>
-                <w:rFonts w:ascii="Cambria Math" w:hAnsi="Cambria Math"/>
-              </w:rPr>
-              <m:t>VP+FN</m:t>
-            </m:r>
-          </m:den>
-        </m:f>
-        <m:r>
-          <w:rPr>
-            <w:rFonts w:ascii="Cambria Math" w:hAnsi="Cambria Math"/>
-          </w:rPr>
-          <m:t>=0.</m:t>
-        </m:r>
-        <m:r>
-          <w:rPr>
-            <w:rFonts w:ascii="Cambria Math" w:hAnsi="Cambria Math"/>
-          </w:rPr>
-          <m:t>8</m:t>
-        </m:r>
-      </m:oMath>
-    </w:p>
-    <w:p>
-      <w:pPr>
-        <w:pStyle w:val="Prrafodelista"/>
-        <w:numPr>
-          <w:ilvl w:val="0"/>
-          <w:numId w:val="34"/>
-        </w:numPr>
-      </w:pPr>
-      <m:oMath>
-        <m:r>
-          <w:rPr>
-            <w:rFonts w:ascii="Cambria Math" w:hAnsi="Cambria Math"/>
-          </w:rPr>
-          <m:t>Especificidad=</m:t>
-        </m:r>
-        <m:f>
-          <m:fPr>
-            <m:ctrlPr>
-              <w:rPr>
-                <w:rFonts w:ascii="Cambria Math" w:hAnsi="Cambria Math"/>
-                <w:i/>
-              </w:rPr>
-            </m:ctrlPr>
-          </m:fPr>
-          <m:num>
-            <m:r>
-              <w:rPr>
-                <w:rFonts w:ascii="Cambria Math" w:hAnsi="Cambria Math"/>
-              </w:rPr>
-              <m:t>VN</m:t>
-            </m:r>
-          </m:num>
-          <m:den>
-            <m:r>
-              <w:rPr>
-                <w:rFonts w:ascii="Cambria Math" w:hAnsi="Cambria Math"/>
-              </w:rPr>
-              <m:t>VN+FP</m:t>
-            </m:r>
-          </m:den>
-        </m:f>
-        <m:r>
-          <w:rPr>
-            <w:rFonts w:ascii="Cambria Math" w:hAnsi="Cambria Math"/>
-          </w:rPr>
-          <m:t>=0.</m:t>
-        </m:r>
-        <m:r>
-          <w:rPr>
-            <w:rFonts w:ascii="Cambria Math" w:hAnsi="Cambria Math"/>
-          </w:rPr>
-          <m:t>867</m:t>
-        </m:r>
-      </m:oMath>
-    </w:p>
-    <w:p>
-      <w:pPr>
-        <w:pStyle w:val="Prrafodelista"/>
-        <w:numPr>
-          <w:ilvl w:val="0"/>
-          <w:numId w:val="34"/>
-        </w:numPr>
-      </w:pPr>
-      <m:oMath>
-        <m:r>
-          <w:rPr>
-            <w:rFonts w:ascii="Cambria Math" w:hAnsi="Cambria Math"/>
-          </w:rPr>
-          <m:t>Exactitud=</m:t>
-        </m:r>
-        <m:f>
-          <m:fPr>
-            <m:ctrlPr>
-              <w:rPr>
-                <w:rFonts w:ascii="Cambria Math" w:hAnsi="Cambria Math"/>
-                <w:i/>
-              </w:rPr>
-            </m:ctrlPr>
-          </m:fPr>
-          <m:num>
-            <m:r>
-              <w:rPr>
-                <w:rFonts w:ascii="Cambria Math" w:hAnsi="Cambria Math"/>
-              </w:rPr>
-              <m:t>VP+VN</m:t>
-            </m:r>
-          </m:num>
-          <m:den>
-            <m:r>
-              <w:rPr>
-                <w:rFonts w:ascii="Cambria Math" w:hAnsi="Cambria Math"/>
-              </w:rPr>
-              <m:t>Total</m:t>
-            </m:r>
-          </m:den>
-        </m:f>
-        <m:r>
-          <w:rPr>
-            <w:rFonts w:ascii="Cambria Math" w:hAnsi="Cambria Math"/>
-          </w:rPr>
-          <m:t>=0.8</m:t>
-        </m:r>
-        <m:r>
-          <w:rPr>
-            <w:rFonts w:ascii="Cambria Math" w:hAnsi="Cambria Math"/>
-          </w:rPr>
-          <m:t>5</m:t>
-        </m:r>
-      </m:oMath>
-    </w:p>
-    <w:p>
-      <w:pPr>
-        <w:pStyle w:val="Ttulo2"/>
-      </w:pPr>
-      <w:r>
-        <w:t xml:space="preserve">Para la clase </w:t>
-      </w:r>
-      <w:r>
-        <w:t>C</w:t>
-      </w:r>
-    </w:p>
-    <w:p>
-      <w:pPr>
-        <w:pStyle w:val="Ttulo3"/>
-      </w:pPr>
-      <w:r>
-        <w:t>Valores binarios</w:t>
-      </w:r>
-    </w:p>
-    <w:p>
-      <w:pPr>
-        <w:pStyle w:val="Prrafodelista"/>
-        <w:numPr>
-          <w:ilvl w:val="0"/>
-          <w:numId w:val="33"/>
-        </w:numPr>
-      </w:pPr>
-      <m:oMath>
-        <m:r>
-          <w:rPr>
-            <w:rFonts w:ascii="Cambria Math" w:hAnsi="Cambria Math"/>
-          </w:rPr>
-          <m:t>V</m:t>
-        </m:r>
-        <m:sSub>
-          <m:sSubPr>
-            <m:ctrlPr>
-              <w:rPr>
-                <w:rFonts w:ascii="Cambria Math" w:hAnsi="Cambria Math"/>
-                <w:i/>
-              </w:rPr>
-            </m:ctrlPr>
-          </m:sSubPr>
-          <m:e>
-            <m:r>
-              <w:rPr>
-                <w:rFonts w:ascii="Cambria Math" w:hAnsi="Cambria Math"/>
-              </w:rPr>
-              <m:t>P</m:t>
-            </m:r>
-          </m:e>
-          <m:sub>
-            <m:r>
-              <w:rPr>
-                <w:rFonts w:ascii="Cambria Math" w:hAnsi="Cambria Math"/>
-              </w:rPr>
-              <m:t>B</m:t>
-            </m:r>
-          </m:sub>
-        </m:sSub>
-        <m:r>
-          <w:rPr>
-            <w:rFonts w:ascii="Cambria Math" w:hAnsi="Cambria Math"/>
-          </w:rPr>
-          <m:t xml:space="preserve">= </m:t>
-        </m:r>
-        <m:r>
-          <w:rPr>
-            <w:rFonts w:ascii="Cambria Math" w:hAnsi="Cambria Math"/>
-          </w:rPr>
-          <m:t>8</m:t>
-        </m:r>
-      </m:oMath>
-    </w:p>
-    <w:p>
-      <w:pPr>
-        <w:pStyle w:val="Prrafodelista"/>
-        <w:numPr>
-          <w:ilvl w:val="0"/>
-          <w:numId w:val="33"/>
-        </w:numPr>
-      </w:pPr>
-      <m:oMath>
-        <m:r>
-          <w:rPr>
-            <w:rFonts w:ascii="Cambria Math" w:hAnsi="Cambria Math"/>
-          </w:rPr>
-          <m:t>F</m:t>
-        </m:r>
-        <m:sSub>
-          <m:sSubPr>
-            <m:ctrlPr>
-              <w:rPr>
-                <w:rFonts w:ascii="Cambria Math" w:hAnsi="Cambria Math"/>
-                <w:i/>
-              </w:rPr>
-            </m:ctrlPr>
-          </m:sSubPr>
-          <m:e>
-            <m:r>
-              <w:rPr>
-                <w:rFonts w:ascii="Cambria Math" w:hAnsi="Cambria Math"/>
-              </w:rPr>
-              <m:t>N</m:t>
-            </m:r>
-          </m:e>
-          <m:sub>
-            <m:r>
-              <w:rPr>
-                <w:rFonts w:ascii="Cambria Math" w:hAnsi="Cambria Math"/>
-              </w:rPr>
-              <m:t>B</m:t>
-            </m:r>
-          </m:sub>
-        </m:sSub>
-        <m:r>
-          <w:rPr>
-            <w:rFonts w:ascii="Cambria Math" w:hAnsi="Cambria Math"/>
-          </w:rPr>
-          <m:t>=2</m:t>
-        </m:r>
-      </m:oMath>
-    </w:p>
-    <w:p>
-      <w:pPr>
-        <w:pStyle w:val="Prrafodelista"/>
-        <w:numPr>
-          <w:ilvl w:val="0"/>
-          <w:numId w:val="33"/>
-        </w:numPr>
-      </w:pPr>
-      <m:oMath>
-        <m:r>
-          <w:rPr>
-            <w:rFonts w:ascii="Cambria Math" w:hAnsi="Cambria Math"/>
-          </w:rPr>
-          <m:t>F</m:t>
-        </m:r>
-        <m:sSub>
-          <m:sSubPr>
-            <m:ctrlPr>
-              <w:rPr>
-                <w:rFonts w:ascii="Cambria Math" w:hAnsi="Cambria Math"/>
-                <w:i/>
-              </w:rPr>
-            </m:ctrlPr>
-          </m:sSubPr>
-          <m:e>
-            <m:r>
-              <w:rPr>
-                <w:rFonts w:ascii="Cambria Math" w:hAnsi="Cambria Math"/>
-              </w:rPr>
-              <m:t>P</m:t>
-            </m:r>
-          </m:e>
-          <m:sub>
-            <m:r>
-              <w:rPr>
-                <w:rFonts w:ascii="Cambria Math" w:hAnsi="Cambria Math"/>
-              </w:rPr>
-              <m:t>B</m:t>
-            </m:r>
-          </m:sub>
-        </m:sSub>
-        <m:r>
-          <w:rPr>
-            <w:rFonts w:ascii="Cambria Math" w:hAnsi="Cambria Math"/>
-          </w:rPr>
-          <m:t>=</m:t>
-        </m:r>
-        <m:r>
-          <w:rPr>
-            <w:rFonts w:ascii="Cambria Math" w:hAnsi="Cambria Math"/>
-          </w:rPr>
-          <m:t>2</m:t>
-        </m:r>
-      </m:oMath>
-    </w:p>
-    <w:p>
-      <w:pPr>
-        <w:pStyle w:val="Prrafodelista"/>
-        <w:numPr>
-          <w:ilvl w:val="0"/>
-          <w:numId w:val="33"/>
-        </w:numPr>
-      </w:pPr>
-      <m:oMath>
-        <m:r>
-          <w:rPr>
-            <w:rFonts w:ascii="Cambria Math" w:hAnsi="Cambria Math"/>
-          </w:rPr>
-          <m:t>V</m:t>
-        </m:r>
-        <m:sSub>
-          <m:sSubPr>
-            <m:ctrlPr>
-              <w:rPr>
-                <w:rFonts w:ascii="Cambria Math" w:hAnsi="Cambria Math"/>
-                <w:i/>
-              </w:rPr>
-            </m:ctrlPr>
-          </m:sSubPr>
-          <m:e>
-            <m:r>
-              <w:rPr>
-                <w:rFonts w:ascii="Cambria Math" w:hAnsi="Cambria Math"/>
-              </w:rPr>
-              <m:t>N</m:t>
-            </m:r>
-          </m:e>
-          <m:sub>
-            <m:r>
-              <w:rPr>
-                <w:rFonts w:ascii="Cambria Math" w:hAnsi="Cambria Math"/>
-              </w:rPr>
-              <m:t>B</m:t>
-            </m:r>
-          </m:sub>
-        </m:sSub>
-        <m:r>
-          <w:rPr>
-            <w:rFonts w:ascii="Cambria Math" w:hAnsi="Cambria Math"/>
-          </w:rPr>
-          <m:t>=</m:t>
-        </m:r>
-        <m:r>
-          <w:rPr>
-            <w:rFonts w:ascii="Cambria Math" w:hAnsi="Cambria Math"/>
-          </w:rPr>
-          <m:t>28</m:t>
-        </m:r>
-      </m:oMath>
-    </w:p>
-    <w:p>
-      <w:pPr>
-        <w:pStyle w:val="Ttulo3"/>
-      </w:pPr>
-      <w:r>
-        <w:t>Métricas</w:t>
-      </w:r>
-    </w:p>
-    <w:p>
-      <w:pPr>
-        <w:pStyle w:val="Prrafodelista"/>
-        <w:numPr>
-          <w:ilvl w:val="0"/>
-          <w:numId w:val="34"/>
-        </w:numPr>
-      </w:pPr>
-      <m:oMath>
-        <m:r>
-          <w:rPr>
-            <w:rFonts w:ascii="Cambria Math" w:hAnsi="Cambria Math"/>
-          </w:rPr>
-          <m:t>Precisión=</m:t>
-        </m:r>
-        <m:f>
-          <m:fPr>
-            <m:ctrlPr>
-              <w:rPr>
-                <w:rFonts w:ascii="Cambria Math" w:hAnsi="Cambria Math"/>
-                <w:i/>
-              </w:rPr>
-            </m:ctrlPr>
-          </m:fPr>
-          <m:num>
-            <m:r>
-              <w:rPr>
-                <w:rFonts w:ascii="Cambria Math" w:hAnsi="Cambria Math"/>
-              </w:rPr>
-              <m:t>VP</m:t>
-            </m:r>
-          </m:num>
-          <m:den>
-            <m:r>
-              <w:rPr>
-                <w:rFonts w:ascii="Cambria Math" w:hAnsi="Cambria Math"/>
-              </w:rPr>
-              <m:t>VP+FP</m:t>
-            </m:r>
-          </m:den>
-        </m:f>
-        <m:r>
-          <w:rPr>
-            <w:rFonts w:ascii="Cambria Math" w:hAnsi="Cambria Math"/>
-          </w:rPr>
-          <m:t>=0</m:t>
-        </m:r>
-        <m:r>
-          <w:rPr>
-            <w:rFonts w:ascii="Cambria Math" w:hAnsi="Cambria Math"/>
-          </w:rPr>
-          <m:t>.8</m:t>
-        </m:r>
-      </m:oMath>
-    </w:p>
-    <w:p>
-      <w:pPr>
-        <w:pStyle w:val="Prrafodelista"/>
-        <w:numPr>
-          <w:ilvl w:val="0"/>
-          <w:numId w:val="34"/>
-        </w:numPr>
-      </w:pPr>
-      <m:oMath>
-        <m:r>
-          <w:rPr>
-            <w:rFonts w:ascii="Cambria Math" w:hAnsi="Cambria Math"/>
-          </w:rPr>
-          <m:t>F1-Score=2*</m:t>
-        </m:r>
-        <m:d>
-          <m:dPr>
-            <m:ctrlPr>
-              <w:rPr>
-                <w:rFonts w:ascii="Cambria Math" w:hAnsi="Cambria Math"/>
-                <w:i/>
-              </w:rPr>
-            </m:ctrlPr>
-          </m:dPr>
-          <m:e>
-            <m:f>
-              <m:fPr>
-                <m:ctrlPr>
-                  <w:rPr>
-                    <w:rFonts w:ascii="Cambria Math" w:hAnsi="Cambria Math"/>
-                    <w:i/>
-                  </w:rPr>
-                </m:ctrlPr>
-              </m:fPr>
-              <m:num>
-                <m:r>
-                  <w:rPr>
-                    <w:rFonts w:ascii="Cambria Math" w:hAnsi="Cambria Math"/>
-                  </w:rPr>
-                  <m:t>Precisión*Sensibilidad</m:t>
-                </m:r>
-              </m:num>
-              <m:den>
-                <m:r>
-                  <w:rPr>
-                    <w:rFonts w:ascii="Cambria Math" w:hAnsi="Cambria Math"/>
-                  </w:rPr>
-                  <m:t>Presición+Sensibilidad</m:t>
-                </m:r>
-              </m:den>
-            </m:f>
-          </m:e>
-        </m:d>
-        <m:r>
-          <w:rPr>
-            <w:rFonts w:ascii="Cambria Math" w:hAnsi="Cambria Math"/>
-          </w:rPr>
-          <m:t>=0.</m:t>
-        </m:r>
-        <m:r>
-          <w:rPr>
-            <w:rFonts w:ascii="Cambria Math" w:hAnsi="Cambria Math"/>
-          </w:rPr>
-          <m:t>8</m:t>
-        </m:r>
-      </m:oMath>
-    </w:p>
-    <w:p>
-      <w:pPr>
-        <w:pStyle w:val="Prrafodelista"/>
-        <w:numPr>
-          <w:ilvl w:val="0"/>
-          <w:numId w:val="34"/>
-        </w:numPr>
-      </w:pPr>
-      <m:oMath>
-        <m:r>
-          <w:rPr>
-            <w:rFonts w:ascii="Cambria Math" w:hAnsi="Cambria Math"/>
-          </w:rPr>
-          <m:t>Sensibilidad=</m:t>
-        </m:r>
-        <m:f>
-          <m:fPr>
-            <m:ctrlPr>
-              <w:rPr>
-                <w:rFonts w:ascii="Cambria Math" w:hAnsi="Cambria Math"/>
-                <w:i/>
-              </w:rPr>
-            </m:ctrlPr>
-          </m:fPr>
-          <m:num>
-            <m:r>
-              <w:rPr>
-                <w:rFonts w:ascii="Cambria Math" w:hAnsi="Cambria Math"/>
-              </w:rPr>
-              <m:t>VP</m:t>
-            </m:r>
-          </m:num>
-          <m:den>
-            <m:r>
-              <w:rPr>
-                <w:rFonts w:ascii="Cambria Math" w:hAnsi="Cambria Math"/>
-              </w:rPr>
-              <m:t>VP+FN</m:t>
-            </m:r>
-          </m:den>
-        </m:f>
-        <m:r>
-          <w:rPr>
-            <w:rFonts w:ascii="Cambria Math" w:hAnsi="Cambria Math"/>
-          </w:rPr>
-          <m:t>=0.8</m:t>
-        </m:r>
-      </m:oMath>
-    </w:p>
-    <w:p>
-      <w:pPr>
-        <w:pStyle w:val="Prrafodelista"/>
-        <w:numPr>
-          <w:ilvl w:val="0"/>
-          <w:numId w:val="34"/>
-        </w:numPr>
-      </w:pPr>
-      <m:oMath>
-        <m:r>
-          <w:rPr>
-            <w:rFonts w:ascii="Cambria Math" w:hAnsi="Cambria Math"/>
-          </w:rPr>
-          <m:t>Especificidad=</m:t>
-        </m:r>
-        <m:f>
-          <m:fPr>
-            <m:ctrlPr>
-              <w:rPr>
-                <w:rFonts w:ascii="Cambria Math" w:hAnsi="Cambria Math"/>
-                <w:i/>
-              </w:rPr>
-            </m:ctrlPr>
-          </m:fPr>
-          <m:num>
-            <m:r>
-              <w:rPr>
-                <w:rFonts w:ascii="Cambria Math" w:hAnsi="Cambria Math"/>
-              </w:rPr>
-              <m:t>VN</m:t>
-            </m:r>
-          </m:num>
-          <m:den>
-            <m:r>
-              <w:rPr>
-                <w:rFonts w:ascii="Cambria Math" w:hAnsi="Cambria Math"/>
-              </w:rPr>
-              <m:t>VN+FP</m:t>
-            </m:r>
-          </m:den>
-        </m:f>
-        <m:r>
-          <w:rPr>
-            <w:rFonts w:ascii="Cambria Math" w:hAnsi="Cambria Math"/>
-          </w:rPr>
-          <m:t>=0.</m:t>
-        </m:r>
-        <m:r>
-          <w:rPr>
-            <w:rFonts w:ascii="Cambria Math" w:hAnsi="Cambria Math"/>
-          </w:rPr>
-          <m:t>93</m:t>
-        </m:r>
-      </m:oMath>
-    </w:p>
-    <w:p>
-      <w:pPr>
-        <w:pStyle w:val="Prrafodelista"/>
-        <w:numPr>
-          <w:ilvl w:val="0"/>
-          <w:numId w:val="34"/>
-        </w:numPr>
-      </w:pPr>
-      <m:oMath>
-        <m:r>
-          <w:rPr>
-            <w:rFonts w:ascii="Cambria Math" w:hAnsi="Cambria Math"/>
-          </w:rPr>
-          <m:t>Exactitud=</m:t>
-        </m:r>
-        <m:f>
-          <m:fPr>
-            <m:ctrlPr>
-              <w:rPr>
-                <w:rFonts w:ascii="Cambria Math" w:hAnsi="Cambria Math"/>
-                <w:i/>
-              </w:rPr>
-            </m:ctrlPr>
-          </m:fPr>
-          <m:num>
-            <m:r>
-              <w:rPr>
-                <w:rFonts w:ascii="Cambria Math" w:hAnsi="Cambria Math"/>
-              </w:rPr>
-              <m:t>VP+VN</m:t>
-            </m:r>
-          </m:num>
-          <m:den>
-            <m:r>
-              <w:rPr>
-                <w:rFonts w:ascii="Cambria Math" w:hAnsi="Cambria Math"/>
-              </w:rPr>
-              <m:t>Total</m:t>
-            </m:r>
-          </m:den>
-        </m:f>
-        <m:r>
-          <w:rPr>
-            <w:rFonts w:ascii="Cambria Math" w:hAnsi="Cambria Math"/>
-          </w:rPr>
-          <m:t>=0.</m:t>
-        </m:r>
-        <m:r>
-          <w:rPr>
-            <w:rFonts w:ascii="Cambria Math" w:hAnsi="Cambria Math"/>
-          </w:rPr>
-          <m:t>9</m:t>
-        </m:r>
-      </m:oMath>
-    </w:p>
-    <w:p/>
-    <w:p/>
-    <w:p/>
-    <w:p>
-      <w:pPr>
-        <w:pStyle w:val="Ttulo1"/>
-      </w:pPr>
-      <w:bookmarkStart w:id="3" w:name="_Toc240206172"/>
-      <w:r>
-        <w:t>Conclusión</w:t>
-      </w:r>
-      <w:bookmarkEnd w:id="3"/>
-    </w:p>
-    <w:p>
-      <w:pPr>
-        <w:spacing w:before="120" w:after="0"/>
-      </w:pPr>
-      <w:r>
-        <w:t>Hola soy una conclusión</w:t>
-      </w:r>
-    </w:p>
-    <w:p>
-      <w:pPr>
-        <w:pStyle w:val="Ttulo1"/>
-      </w:pPr>
-      <w:bookmarkStart w:id="4" w:name="_Toc240206173"/>
-      <w:r>
-        <w:t>Bibliografía</w:t>
+        <w:t xml:space="preserve"> A</w:t>
       </w:r>
       <w:bookmarkEnd w:id="4"/>
     </w:p>
     <w:p>
       <w:r>
-        <w:t>Hola soy una bibliografía en formato APA</w:t>
+        <w:drawing>
+          <wp:inline distT="0" distB="0" distL="0" distR="0" wp14:anchorId="172456E9" wp14:editId="0C572350">
+            <wp:extent cx="3514335" cy="1080000"/>
+            <wp:effectExtent l="0" t="0" r="0" b="6350"/>
+            <wp:docPr id="2142810851" name="Imagen 1"/>
+            <wp:cNvGraphicFramePr>
+              <a:graphicFrameLocks xmlns:a="http://schemas.openxmlformats.org/drawingml/2006/main" noChangeAspect="1"/>
+            </wp:cNvGraphicFramePr>
+            <a:graphic xmlns:a="http://schemas.openxmlformats.org/drawingml/2006/main">
+              <a:graphicData uri="http://schemas.openxmlformats.org/drawingml/2006/picture">
+                <pic:pic xmlns:pic="http://schemas.openxmlformats.org/drawingml/2006/picture">
+                  <pic:nvPicPr>
+                    <pic:cNvPr id="2142810851" name=""/>
+                    <pic:cNvPicPr/>
+                  </pic:nvPicPr>
+                  <pic:blipFill>
+                    <a:blip r:embed="rId14"/>
+                    <a:stretch>
+                      <a:fillRect/>
+                    </a:stretch>
+                  </pic:blipFill>
+                  <pic:spPr>
+                    <a:xfrm>
+                      <a:off x="0" y="0"/>
+                      <a:ext cx="3514335" cy="1080000"/>
+                    </a:xfrm>
+                    <a:prstGeom prst="rect">
+                      <a:avLst/>
+                    </a:prstGeom>
+                  </pic:spPr>
+                </pic:pic>
+              </a:graphicData>
+            </a:graphic>
+          </wp:inline>
+        </w:drawing>
+      </w:r>
+    </w:p>
+    <w:p>
+      <w:pPr>
+        <w:pStyle w:val="Ttulo3"/>
+      </w:pPr>
+      <w:bookmarkStart w:id="5" w:name="_Toc240240335"/>
+      <w:r>
+        <w:lastRenderedPageBreak/>
+        <w:t>C</w:t>
+      </w:r>
+      <w:r>
+        <w:t>lase B</w:t>
+      </w:r>
+      <w:bookmarkEnd w:id="5"/>
+    </w:p>
+    <w:p>
+      <w:r>
+        <w:drawing>
+          <wp:inline distT="0" distB="0" distL="0" distR="0" wp14:anchorId="611D44C0" wp14:editId="53C921C6">
+            <wp:extent cx="3514335" cy="1080000"/>
+            <wp:effectExtent l="0" t="0" r="0" b="6350"/>
+            <wp:docPr id="1577000642" name="Imagen 1"/>
+            <wp:cNvGraphicFramePr>
+              <a:graphicFrameLocks xmlns:a="http://schemas.openxmlformats.org/drawingml/2006/main" noChangeAspect="1"/>
+            </wp:cNvGraphicFramePr>
+            <a:graphic xmlns:a="http://schemas.openxmlformats.org/drawingml/2006/main">
+              <a:graphicData uri="http://schemas.openxmlformats.org/drawingml/2006/picture">
+                <pic:pic xmlns:pic="http://schemas.openxmlformats.org/drawingml/2006/picture">
+                  <pic:nvPicPr>
+                    <pic:cNvPr id="1577000642" name=""/>
+                    <pic:cNvPicPr/>
+                  </pic:nvPicPr>
+                  <pic:blipFill>
+                    <a:blip r:embed="rId15"/>
+                    <a:stretch>
+                      <a:fillRect/>
+                    </a:stretch>
+                  </pic:blipFill>
+                  <pic:spPr>
+                    <a:xfrm>
+                      <a:off x="0" y="0"/>
+                      <a:ext cx="3514335" cy="1080000"/>
+                    </a:xfrm>
+                    <a:prstGeom prst="rect">
+                      <a:avLst/>
+                    </a:prstGeom>
+                  </pic:spPr>
+                </pic:pic>
+              </a:graphicData>
+            </a:graphic>
+          </wp:inline>
+        </w:drawing>
+      </w:r>
+    </w:p>
+    <w:p>
+      <w:pPr>
+        <w:pStyle w:val="Ttulo3"/>
+      </w:pPr>
+      <w:bookmarkStart w:id="6" w:name="_Toc240240336"/>
+      <w:r>
+        <w:t>C</w:t>
+      </w:r>
+      <w:r>
+        <w:t>lase C</w:t>
+      </w:r>
+      <w:bookmarkEnd w:id="6"/>
+    </w:p>
+    <w:p>
+      <w:r>
+        <w:drawing>
+          <wp:inline distT="0" distB="0" distL="0" distR="0" wp14:anchorId="30FAB97C" wp14:editId="7C2C933D">
+            <wp:extent cx="3519357" cy="1080000"/>
+            <wp:effectExtent l="0" t="0" r="5080" b="6350"/>
+            <wp:docPr id="1093216220" name="Imagen 1"/>
+            <wp:cNvGraphicFramePr>
+              <a:graphicFrameLocks xmlns:a="http://schemas.openxmlformats.org/drawingml/2006/main" noChangeAspect="1"/>
+            </wp:cNvGraphicFramePr>
+            <a:graphic xmlns:a="http://schemas.openxmlformats.org/drawingml/2006/main">
+              <a:graphicData uri="http://schemas.openxmlformats.org/drawingml/2006/picture">
+                <pic:pic xmlns:pic="http://schemas.openxmlformats.org/drawingml/2006/picture">
+                  <pic:nvPicPr>
+                    <pic:cNvPr id="1093216220" name=""/>
+                    <pic:cNvPicPr/>
+                  </pic:nvPicPr>
+                  <pic:blipFill>
+                    <a:blip r:embed="rId16"/>
+                    <a:stretch>
+                      <a:fillRect/>
+                    </a:stretch>
+                  </pic:blipFill>
+                  <pic:spPr>
+                    <a:xfrm>
+                      <a:off x="0" y="0"/>
+                      <a:ext cx="3519357" cy="1080000"/>
+                    </a:xfrm>
+                    <a:prstGeom prst="rect">
+                      <a:avLst/>
+                    </a:prstGeom>
+                  </pic:spPr>
+                </pic:pic>
+              </a:graphicData>
+            </a:graphic>
+          </wp:inline>
+        </w:drawing>
+      </w:r>
+    </w:p>
+    <w:p>
+      <w:pPr>
+        <w:pStyle w:val="Ttulo3"/>
+      </w:pPr>
+      <w:bookmarkStart w:id="7" w:name="_Toc240240337"/>
+      <w:r>
+        <w:t>C</w:t>
+      </w:r>
+      <w:r>
+        <w:t>lase D</w:t>
+      </w:r>
+      <w:bookmarkEnd w:id="7"/>
+    </w:p>
+    <w:p>
+      <w:r>
+        <w:rPr>
+          <w:rFonts w:asciiTheme="majorHAnsi" w:eastAsiaTheme="majorEastAsia" w:hAnsiTheme="majorHAnsi" w:cstheme="majorBidi"/>
+          <w:color w:val="826600" w:themeColor="accent1" w:themeShade="7F"/>
+        </w:rPr>
+        <w:drawing>
+          <wp:inline distT="0" distB="0" distL="0" distR="0" wp14:anchorId="786AE688" wp14:editId="28178040">
+            <wp:extent cx="3523133" cy="1080000"/>
+            <wp:effectExtent l="0" t="0" r="1270" b="6350"/>
+            <wp:docPr id="1840797878" name="Imagen 1"/>
+            <wp:cNvGraphicFramePr>
+              <a:graphicFrameLocks xmlns:a="http://schemas.openxmlformats.org/drawingml/2006/main" noChangeAspect="1"/>
+            </wp:cNvGraphicFramePr>
+            <a:graphic xmlns:a="http://schemas.openxmlformats.org/drawingml/2006/main">
+              <a:graphicData uri="http://schemas.openxmlformats.org/drawingml/2006/picture">
+                <pic:pic xmlns:pic="http://schemas.openxmlformats.org/drawingml/2006/picture">
+                  <pic:nvPicPr>
+                    <pic:cNvPr id="1840797878" name=""/>
+                    <pic:cNvPicPr/>
+                  </pic:nvPicPr>
+                  <pic:blipFill>
+                    <a:blip r:embed="rId17"/>
+                    <a:stretch>
+                      <a:fillRect/>
+                    </a:stretch>
+                  </pic:blipFill>
+                  <pic:spPr>
+                    <a:xfrm>
+                      <a:off x="0" y="0"/>
+                      <a:ext cx="3523133" cy="1080000"/>
+                    </a:xfrm>
+                    <a:prstGeom prst="rect">
+                      <a:avLst/>
+                    </a:prstGeom>
+                  </pic:spPr>
+                </pic:pic>
+              </a:graphicData>
+            </a:graphic>
+          </wp:inline>
+        </w:drawing>
+      </w:r>
+    </w:p>
+    <w:p>
+      <w:pPr>
+        <w:pStyle w:val="Ttulo3"/>
+      </w:pPr>
+      <w:bookmarkStart w:id="8" w:name="_Toc240240338"/>
+      <w:r>
+        <w:t>Rendimiento general del modelo</w:t>
+      </w:r>
+      <w:bookmarkEnd w:id="8"/>
+    </w:p>
+    <w:p>
+      <w:r>
+        <w:drawing>
+          <wp:inline distT="0" distB="0" distL="0" distR="0" wp14:anchorId="49757929" wp14:editId="7C4EDE95">
+            <wp:extent cx="2920451" cy="1080000"/>
+            <wp:effectExtent l="0" t="0" r="0" b="6350"/>
+            <wp:docPr id="577442643" name="Imagen 1"/>
+            <wp:cNvGraphicFramePr>
+              <a:graphicFrameLocks xmlns:a="http://schemas.openxmlformats.org/drawingml/2006/main" noChangeAspect="1"/>
+            </wp:cNvGraphicFramePr>
+            <a:graphic xmlns:a="http://schemas.openxmlformats.org/drawingml/2006/main">
+              <a:graphicData uri="http://schemas.openxmlformats.org/drawingml/2006/picture">
+                <pic:pic xmlns:pic="http://schemas.openxmlformats.org/drawingml/2006/picture">
+                  <pic:nvPicPr>
+                    <pic:cNvPr id="577442643" name=""/>
+                    <pic:cNvPicPr/>
+                  </pic:nvPicPr>
+                  <pic:blipFill>
+                    <a:blip r:embed="rId18"/>
+                    <a:stretch>
+                      <a:fillRect/>
+                    </a:stretch>
+                  </pic:blipFill>
+                  <pic:spPr>
+                    <a:xfrm>
+                      <a:off x="0" y="0"/>
+                      <a:ext cx="2920451" cy="1080000"/>
+                    </a:xfrm>
+                    <a:prstGeom prst="rect">
+                      <a:avLst/>
+                    </a:prstGeom>
+                  </pic:spPr>
+                </pic:pic>
+              </a:graphicData>
+            </a:graphic>
+          </wp:inline>
+        </w:drawing>
+      </w:r>
+    </w:p>
+    <w:p>
+      <w:pPr>
+        <w:pStyle w:val="Ttulo2"/>
+      </w:pPr>
+      <w:bookmarkStart w:id="9" w:name="_Toc240240339"/>
+      <w:r>
+        <w:lastRenderedPageBreak/>
+        <w:t xml:space="preserve">Matriz </w:t>
+      </w:r>
+      <w:r>
+        <w:t>2</w:t>
+      </w:r>
+      <w:bookmarkEnd w:id="9"/>
+    </w:p>
+    <w:p>
+      <w:pPr>
+        <w:pStyle w:val="Descripcin"/>
+        <w:keepNext/>
+      </w:pPr>
+      <w:bookmarkStart w:id="10" w:name="_Toc240240399"/>
+      <w:r>
+        <w:t xml:space="preserve">Tabla </w:t>
+      </w:r>
+      <w:fldSimple w:instr=" SEQ Tabla \* ARABIC ">
+        <w:r>
+          <w:rPr>
+            <w:noProof/>
+          </w:rPr>
+          <w:t>2</w:t>
+        </w:r>
+      </w:fldSimple>
+      <w:r>
+        <w:t>.</w:t>
+      </w:r>
+      <w:bookmarkEnd w:id="10"/>
+      <w:r>
+        <w:t xml:space="preserve"> </w:t>
+      </w:r>
+    </w:p>
+    <w:p>
+      <w:r>
+        <w:rPr>
+          <w:noProof/>
+        </w:rPr>
+        <w:drawing>
+          <wp:inline distT="0" distB="0" distL="0" distR="0" wp14:anchorId="4D0B30BB" wp14:editId="58390F99">
+            <wp:extent cx="5791835" cy="1932305"/>
+            <wp:effectExtent l="0" t="0" r="0" b="0"/>
+            <wp:docPr id="1880808568" name="Imagen 7"/>
+            <wp:cNvGraphicFramePr>
+              <a:graphicFrameLocks xmlns:a="http://schemas.openxmlformats.org/drawingml/2006/main" noChangeAspect="1"/>
+            </wp:cNvGraphicFramePr>
+            <a:graphic xmlns:a="http://schemas.openxmlformats.org/drawingml/2006/main">
+              <a:graphicData uri="http://schemas.openxmlformats.org/drawingml/2006/picture">
+                <pic:pic xmlns:pic="http://schemas.openxmlformats.org/drawingml/2006/picture">
+                  <pic:nvPicPr>
+                    <pic:cNvPr id="0" name="Picture 1"/>
+                    <pic:cNvPicPr>
+                      <a:picLocks noChangeAspect="1" noChangeArrowheads="1"/>
+                    </pic:cNvPicPr>
+                  </pic:nvPicPr>
+                  <pic:blipFill>
+                    <a:blip r:embed="rId19">
+                      <a:extLst>
+                        <a:ext uri="{28A0092B-C50C-407E-A947-70E740481C1C}">
+                          <a14:useLocalDpi xmlns:a14="http://schemas.microsoft.com/office/drawing/2010/main" val="0"/>
+                        </a:ext>
+                      </a:extLst>
+                    </a:blip>
+                    <a:srcRect/>
+                    <a:stretch>
+                      <a:fillRect/>
+                    </a:stretch>
+                  </pic:blipFill>
+                  <pic:spPr bwMode="auto">
+                    <a:xfrm>
+                      <a:off x="0" y="0"/>
+                      <a:ext cx="5791835" cy="1932305"/>
+                    </a:xfrm>
+                    <a:prstGeom prst="rect">
+                      <a:avLst/>
+                    </a:prstGeom>
+                    <a:noFill/>
+                    <a:ln>
+                      <a:noFill/>
+                    </a:ln>
+                  </pic:spPr>
+                </pic:pic>
+              </a:graphicData>
+            </a:graphic>
+          </wp:inline>
+        </w:drawing>
+      </w:r>
+    </w:p>
+    <w:p>
+      <w:pPr>
+        <w:pStyle w:val="Ttulo3"/>
+      </w:pPr>
+      <w:bookmarkStart w:id="11" w:name="_Toc240240340"/>
+      <w:r>
+        <w:t>Clase A</w:t>
+      </w:r>
+      <w:bookmarkEnd w:id="11"/>
+    </w:p>
+    <w:p>
+      <w:r>
+        <w:drawing>
+          <wp:inline distT="0" distB="0" distL="0" distR="0" wp14:anchorId="57FDFA15" wp14:editId="2CF0BC30">
+            <wp:extent cx="3504333" cy="1080000"/>
+            <wp:effectExtent l="0" t="0" r="1270" b="6350"/>
+            <wp:docPr id="1539698473" name="Imagen 1"/>
+            <wp:cNvGraphicFramePr>
+              <a:graphicFrameLocks xmlns:a="http://schemas.openxmlformats.org/drawingml/2006/main" noChangeAspect="1"/>
+            </wp:cNvGraphicFramePr>
+            <a:graphic xmlns:a="http://schemas.openxmlformats.org/drawingml/2006/main">
+              <a:graphicData uri="http://schemas.openxmlformats.org/drawingml/2006/picture">
+                <pic:pic xmlns:pic="http://schemas.openxmlformats.org/drawingml/2006/picture">
+                  <pic:nvPicPr>
+                    <pic:cNvPr id="1539698473" name=""/>
+                    <pic:cNvPicPr/>
+                  </pic:nvPicPr>
+                  <pic:blipFill>
+                    <a:blip r:embed="rId20"/>
+                    <a:stretch>
+                      <a:fillRect/>
+                    </a:stretch>
+                  </pic:blipFill>
+                  <pic:spPr>
+                    <a:xfrm>
+                      <a:off x="0" y="0"/>
+                      <a:ext cx="3504333" cy="1080000"/>
+                    </a:xfrm>
+                    <a:prstGeom prst="rect">
+                      <a:avLst/>
+                    </a:prstGeom>
+                  </pic:spPr>
+                </pic:pic>
+              </a:graphicData>
+            </a:graphic>
+          </wp:inline>
+        </w:drawing>
+      </w:r>
+    </w:p>
+    <w:p>
+      <w:pPr>
+        <w:pStyle w:val="Ttulo3"/>
+      </w:pPr>
+      <w:bookmarkStart w:id="12" w:name="_Toc240240341"/>
+      <w:r>
+        <w:t>C</w:t>
+      </w:r>
+      <w:r>
+        <w:t>lase B</w:t>
+      </w:r>
+      <w:bookmarkEnd w:id="12"/>
+    </w:p>
+    <w:p>
+      <w:r>
+        <w:drawing>
+          <wp:inline distT="0" distB="0" distL="0" distR="0" wp14:anchorId="314DB43F" wp14:editId="4299222B">
+            <wp:extent cx="3432293" cy="1080000"/>
+            <wp:effectExtent l="0" t="0" r="0" b="6350"/>
+            <wp:docPr id="2124176657" name="Imagen 1"/>
+            <wp:cNvGraphicFramePr>
+              <a:graphicFrameLocks xmlns:a="http://schemas.openxmlformats.org/drawingml/2006/main" noChangeAspect="1"/>
+            </wp:cNvGraphicFramePr>
+            <a:graphic xmlns:a="http://schemas.openxmlformats.org/drawingml/2006/main">
+              <a:graphicData uri="http://schemas.openxmlformats.org/drawingml/2006/picture">
+                <pic:pic xmlns:pic="http://schemas.openxmlformats.org/drawingml/2006/picture">
+                  <pic:nvPicPr>
+                    <pic:cNvPr id="2124176657" name=""/>
+                    <pic:cNvPicPr/>
+                  </pic:nvPicPr>
+                  <pic:blipFill>
+                    <a:blip r:embed="rId21"/>
+                    <a:stretch>
+                      <a:fillRect/>
+                    </a:stretch>
+                  </pic:blipFill>
+                  <pic:spPr>
+                    <a:xfrm>
+                      <a:off x="0" y="0"/>
+                      <a:ext cx="3432293" cy="1080000"/>
+                    </a:xfrm>
+                    <a:prstGeom prst="rect">
+                      <a:avLst/>
+                    </a:prstGeom>
+                  </pic:spPr>
+                </pic:pic>
+              </a:graphicData>
+            </a:graphic>
+          </wp:inline>
+        </w:drawing>
+      </w:r>
+    </w:p>
+    <w:p>
+      <w:pPr>
+        <w:pStyle w:val="Ttulo3"/>
+      </w:pPr>
+      <w:bookmarkStart w:id="13" w:name="_Toc240240342"/>
+      <w:r>
+        <w:t>C</w:t>
+      </w:r>
+      <w:r>
+        <w:t>lase C</w:t>
+      </w:r>
+      <w:bookmarkEnd w:id="13"/>
+    </w:p>
+    <w:p>
+      <w:r>
+        <w:drawing>
+          <wp:inline distT="0" distB="0" distL="0" distR="0" wp14:anchorId="51EC7D28" wp14:editId="3C13DED6">
+            <wp:extent cx="3414447" cy="1080000"/>
+            <wp:effectExtent l="0" t="0" r="0" b="6350"/>
+            <wp:docPr id="7097066" name="Imagen 1"/>
+            <wp:cNvGraphicFramePr>
+              <a:graphicFrameLocks xmlns:a="http://schemas.openxmlformats.org/drawingml/2006/main" noChangeAspect="1"/>
+            </wp:cNvGraphicFramePr>
+            <a:graphic xmlns:a="http://schemas.openxmlformats.org/drawingml/2006/main">
+              <a:graphicData uri="http://schemas.openxmlformats.org/drawingml/2006/picture">
+                <pic:pic xmlns:pic="http://schemas.openxmlformats.org/drawingml/2006/picture">
+                  <pic:nvPicPr>
+                    <pic:cNvPr id="7097066" name=""/>
+                    <pic:cNvPicPr/>
+                  </pic:nvPicPr>
+                  <pic:blipFill>
+                    <a:blip r:embed="rId22"/>
+                    <a:stretch>
+                      <a:fillRect/>
+                    </a:stretch>
+                  </pic:blipFill>
+                  <pic:spPr>
+                    <a:xfrm>
+                      <a:off x="0" y="0"/>
+                      <a:ext cx="3414447" cy="1080000"/>
+                    </a:xfrm>
+                    <a:prstGeom prst="rect">
+                      <a:avLst/>
+                    </a:prstGeom>
+                  </pic:spPr>
+                </pic:pic>
+              </a:graphicData>
+            </a:graphic>
+          </wp:inline>
+        </w:drawing>
+      </w:r>
+    </w:p>
+    <w:p>
+      <w:pPr>
+        <w:pStyle w:val="Ttulo3"/>
+      </w:pPr>
+      <w:bookmarkStart w:id="14" w:name="_Toc240240343"/>
+      <w:r>
+        <w:lastRenderedPageBreak/>
+        <w:t>C</w:t>
+      </w:r>
+      <w:r>
+        <w:t>lase D</w:t>
+      </w:r>
+      <w:bookmarkEnd w:id="14"/>
+    </w:p>
+    <w:p>
+      <w:r>
+        <w:drawing>
+          <wp:inline distT="0" distB="0" distL="0" distR="0" wp14:anchorId="5BD101E6" wp14:editId="7B61943C">
+            <wp:extent cx="3419188" cy="1080000"/>
+            <wp:effectExtent l="0" t="0" r="0" b="6350"/>
+            <wp:docPr id="171767726" name="Imagen 1"/>
+            <wp:cNvGraphicFramePr>
+              <a:graphicFrameLocks xmlns:a="http://schemas.openxmlformats.org/drawingml/2006/main" noChangeAspect="1"/>
+            </wp:cNvGraphicFramePr>
+            <a:graphic xmlns:a="http://schemas.openxmlformats.org/drawingml/2006/main">
+              <a:graphicData uri="http://schemas.openxmlformats.org/drawingml/2006/picture">
+                <pic:pic xmlns:pic="http://schemas.openxmlformats.org/drawingml/2006/picture">
+                  <pic:nvPicPr>
+                    <pic:cNvPr id="171767726" name=""/>
+                    <pic:cNvPicPr/>
+                  </pic:nvPicPr>
+                  <pic:blipFill>
+                    <a:blip r:embed="rId23"/>
+                    <a:stretch>
+                      <a:fillRect/>
+                    </a:stretch>
+                  </pic:blipFill>
+                  <pic:spPr>
+                    <a:xfrm>
+                      <a:off x="0" y="0"/>
+                      <a:ext cx="3419188" cy="1080000"/>
+                    </a:xfrm>
+                    <a:prstGeom prst="rect">
+                      <a:avLst/>
+                    </a:prstGeom>
+                  </pic:spPr>
+                </pic:pic>
+              </a:graphicData>
+            </a:graphic>
+          </wp:inline>
+        </w:drawing>
+      </w:r>
+    </w:p>
+    <w:p>
+      <w:pPr>
+        <w:pStyle w:val="Ttulo3"/>
+      </w:pPr>
+      <w:bookmarkStart w:id="15" w:name="_Toc240240344"/>
+      <w:r>
+        <w:t>Rendimiento general del modelo</w:t>
+      </w:r>
+      <w:bookmarkEnd w:id="15"/>
+    </w:p>
+    <w:p>
+      <w:r>
+        <w:drawing>
+          <wp:inline distT="0" distB="0" distL="0" distR="0" wp14:anchorId="3C3BB23E" wp14:editId="219A91C6">
+            <wp:extent cx="2939624" cy="1080000"/>
+            <wp:effectExtent l="0" t="0" r="0" b="6350"/>
+            <wp:docPr id="1872121060" name="Imagen 1"/>
+            <wp:cNvGraphicFramePr>
+              <a:graphicFrameLocks xmlns:a="http://schemas.openxmlformats.org/drawingml/2006/main" noChangeAspect="1"/>
+            </wp:cNvGraphicFramePr>
+            <a:graphic xmlns:a="http://schemas.openxmlformats.org/drawingml/2006/main">
+              <a:graphicData uri="http://schemas.openxmlformats.org/drawingml/2006/picture">
+                <pic:pic xmlns:pic="http://schemas.openxmlformats.org/drawingml/2006/picture">
+                  <pic:nvPicPr>
+                    <pic:cNvPr id="1872121060" name=""/>
+                    <pic:cNvPicPr/>
+                  </pic:nvPicPr>
+                  <pic:blipFill>
+                    <a:blip r:embed="rId24"/>
+                    <a:stretch>
+                      <a:fillRect/>
+                    </a:stretch>
+                  </pic:blipFill>
+                  <pic:spPr>
+                    <a:xfrm>
+                      <a:off x="0" y="0"/>
+                      <a:ext cx="2939624" cy="1080000"/>
+                    </a:xfrm>
+                    <a:prstGeom prst="rect">
+                      <a:avLst/>
+                    </a:prstGeom>
+                  </pic:spPr>
+                </pic:pic>
+              </a:graphicData>
+            </a:graphic>
+          </wp:inline>
+        </w:drawing>
+      </w:r>
+    </w:p>
+    <w:p>
+      <w:pPr>
+        <w:pStyle w:val="Ttulo2"/>
+      </w:pPr>
+      <w:bookmarkStart w:id="16" w:name="_Toc240240345"/>
+      <w:r>
+        <w:t xml:space="preserve">Matriz </w:t>
+      </w:r>
+      <w:r>
+        <w:t>3</w:t>
+      </w:r>
+      <w:bookmarkEnd w:id="16"/>
+    </w:p>
+    <w:p>
+      <w:pPr>
+        <w:pStyle w:val="Descripcin"/>
+        <w:keepNext/>
+      </w:pPr>
+      <w:bookmarkStart w:id="17" w:name="_Toc240240400"/>
+      <w:r>
+        <w:t xml:space="preserve">Tabla </w:t>
+      </w:r>
+      <w:fldSimple w:instr=" SEQ Tabla \* ARABIC ">
+        <w:r>
+          <w:rPr>
+            <w:noProof/>
+          </w:rPr>
+          <w:t>3</w:t>
+        </w:r>
+      </w:fldSimple>
+      <w:r>
+        <w:t>.</w:t>
+      </w:r>
+      <w:bookmarkEnd w:id="17"/>
+      <w:r>
+        <w:t xml:space="preserve"> </w:t>
+      </w:r>
+    </w:p>
+    <w:p>
+      <w:r>
+        <w:rPr>
+          <w:noProof/>
+        </w:rPr>
+        <w:drawing>
+          <wp:inline distT="0" distB="0" distL="0" distR="0" wp14:anchorId="29D6875A" wp14:editId="1F5F3CAA">
+            <wp:extent cx="5791835" cy="1932305"/>
+            <wp:effectExtent l="0" t="0" r="0" b="0"/>
+            <wp:docPr id="1103992477" name="Imagen 8"/>
+            <wp:cNvGraphicFramePr>
+              <a:graphicFrameLocks xmlns:a="http://schemas.openxmlformats.org/drawingml/2006/main" noChangeAspect="1"/>
+            </wp:cNvGraphicFramePr>
+            <a:graphic xmlns:a="http://schemas.openxmlformats.org/drawingml/2006/main">
+              <a:graphicData uri="http://schemas.openxmlformats.org/drawingml/2006/picture">
+                <pic:pic xmlns:pic="http://schemas.openxmlformats.org/drawingml/2006/picture">
+                  <pic:nvPicPr>
+                    <pic:cNvPr id="0" name="Picture 3"/>
+                    <pic:cNvPicPr>
+                      <a:picLocks noChangeAspect="1" noChangeArrowheads="1"/>
+                    </pic:cNvPicPr>
+                  </pic:nvPicPr>
+                  <pic:blipFill>
+                    <a:blip r:embed="rId25">
+                      <a:extLst>
+                        <a:ext uri="{28A0092B-C50C-407E-A947-70E740481C1C}">
+                          <a14:useLocalDpi xmlns:a14="http://schemas.microsoft.com/office/drawing/2010/main" val="0"/>
+                        </a:ext>
+                      </a:extLst>
+                    </a:blip>
+                    <a:srcRect/>
+                    <a:stretch>
+                      <a:fillRect/>
+                    </a:stretch>
+                  </pic:blipFill>
+                  <pic:spPr bwMode="auto">
+                    <a:xfrm>
+                      <a:off x="0" y="0"/>
+                      <a:ext cx="5791835" cy="1932305"/>
+                    </a:xfrm>
+                    <a:prstGeom prst="rect">
+                      <a:avLst/>
+                    </a:prstGeom>
+                    <a:noFill/>
+                    <a:ln>
+                      <a:noFill/>
+                    </a:ln>
+                  </pic:spPr>
+                </pic:pic>
+              </a:graphicData>
+            </a:graphic>
+          </wp:inline>
+        </w:drawing>
+      </w:r>
+    </w:p>
+    <w:p>
+      <w:pPr>
+        <w:pStyle w:val="Ttulo3"/>
+      </w:pPr>
+      <w:bookmarkStart w:id="18" w:name="_Toc240240346"/>
+      <w:r>
+        <w:t>Clase A</w:t>
+      </w:r>
+      <w:bookmarkEnd w:id="18"/>
+    </w:p>
+    <w:p>
+      <w:r>
+        <w:drawing>
+          <wp:inline distT="0" distB="0" distL="0" distR="0" wp14:anchorId="7E38E5E0" wp14:editId="100FCCA8">
+            <wp:extent cx="3495628" cy="1080000"/>
+            <wp:effectExtent l="0" t="0" r="0" b="6350"/>
+            <wp:docPr id="2047795240" name="Imagen 1"/>
+            <wp:cNvGraphicFramePr>
+              <a:graphicFrameLocks xmlns:a="http://schemas.openxmlformats.org/drawingml/2006/main" noChangeAspect="1"/>
+            </wp:cNvGraphicFramePr>
+            <a:graphic xmlns:a="http://schemas.openxmlformats.org/drawingml/2006/main">
+              <a:graphicData uri="http://schemas.openxmlformats.org/drawingml/2006/picture">
+                <pic:pic xmlns:pic="http://schemas.openxmlformats.org/drawingml/2006/picture">
+                  <pic:nvPicPr>
+                    <pic:cNvPr id="2047795240" name=""/>
+                    <pic:cNvPicPr/>
+                  </pic:nvPicPr>
+                  <pic:blipFill>
+                    <a:blip r:embed="rId26"/>
+                    <a:stretch>
+                      <a:fillRect/>
+                    </a:stretch>
+                  </pic:blipFill>
+                  <pic:spPr>
+                    <a:xfrm>
+                      <a:off x="0" y="0"/>
+                      <a:ext cx="3495628" cy="1080000"/>
+                    </a:xfrm>
+                    <a:prstGeom prst="rect">
+                      <a:avLst/>
+                    </a:prstGeom>
+                  </pic:spPr>
+                </pic:pic>
+              </a:graphicData>
+            </a:graphic>
+          </wp:inline>
+        </w:drawing>
+      </w:r>
+    </w:p>
+    <w:p>
+      <w:pPr>
+        <w:pStyle w:val="Ttulo3"/>
+      </w:pPr>
+      <w:bookmarkStart w:id="19" w:name="_Toc240240347"/>
+      <w:r>
+        <w:lastRenderedPageBreak/>
+        <w:t>C</w:t>
+      </w:r>
+      <w:r>
+        <w:t>lase B</w:t>
+      </w:r>
+      <w:bookmarkEnd w:id="19"/>
+    </w:p>
+    <w:p>
+      <w:r>
+        <w:drawing>
+          <wp:inline distT="0" distB="0" distL="0" distR="0" wp14:anchorId="0CD0193B" wp14:editId="462270A5">
+            <wp:extent cx="3427516" cy="1080000"/>
+            <wp:effectExtent l="0" t="0" r="1905" b="6350"/>
+            <wp:docPr id="46372015" name="Imagen 1"/>
+            <wp:cNvGraphicFramePr>
+              <a:graphicFrameLocks xmlns:a="http://schemas.openxmlformats.org/drawingml/2006/main" noChangeAspect="1"/>
+            </wp:cNvGraphicFramePr>
+            <a:graphic xmlns:a="http://schemas.openxmlformats.org/drawingml/2006/main">
+              <a:graphicData uri="http://schemas.openxmlformats.org/drawingml/2006/picture">
+                <pic:pic xmlns:pic="http://schemas.openxmlformats.org/drawingml/2006/picture">
+                  <pic:nvPicPr>
+                    <pic:cNvPr id="46372015" name=""/>
+                    <pic:cNvPicPr/>
+                  </pic:nvPicPr>
+                  <pic:blipFill>
+                    <a:blip r:embed="rId27"/>
+                    <a:stretch>
+                      <a:fillRect/>
+                    </a:stretch>
+                  </pic:blipFill>
+                  <pic:spPr>
+                    <a:xfrm>
+                      <a:off x="0" y="0"/>
+                      <a:ext cx="3427516" cy="1080000"/>
+                    </a:xfrm>
+                    <a:prstGeom prst="rect">
+                      <a:avLst/>
+                    </a:prstGeom>
+                  </pic:spPr>
+                </pic:pic>
+              </a:graphicData>
+            </a:graphic>
+          </wp:inline>
+        </w:drawing>
+      </w:r>
+    </w:p>
+    <w:p>
+      <w:pPr>
+        <w:pStyle w:val="Ttulo3"/>
+      </w:pPr>
+      <w:bookmarkStart w:id="20" w:name="_Toc240240348"/>
+      <w:r>
+        <w:t>C</w:t>
+      </w:r>
+      <w:r>
+        <w:t>lase C</w:t>
+      </w:r>
+      <w:bookmarkEnd w:id="20"/>
+    </w:p>
+    <w:p>
+      <w:r>
+        <w:drawing>
+          <wp:inline distT="0" distB="0" distL="0" distR="0" wp14:anchorId="01212C2E" wp14:editId="19D71DF9">
+            <wp:extent cx="3432293" cy="1080000"/>
+            <wp:effectExtent l="0" t="0" r="0" b="6350"/>
+            <wp:docPr id="2000392052" name="Imagen 1"/>
+            <wp:cNvGraphicFramePr>
+              <a:graphicFrameLocks xmlns:a="http://schemas.openxmlformats.org/drawingml/2006/main" noChangeAspect="1"/>
+            </wp:cNvGraphicFramePr>
+            <a:graphic xmlns:a="http://schemas.openxmlformats.org/drawingml/2006/main">
+              <a:graphicData uri="http://schemas.openxmlformats.org/drawingml/2006/picture">
+                <pic:pic xmlns:pic="http://schemas.openxmlformats.org/drawingml/2006/picture">
+                  <pic:nvPicPr>
+                    <pic:cNvPr id="2000392052" name=""/>
+                    <pic:cNvPicPr/>
+                  </pic:nvPicPr>
+                  <pic:blipFill>
+                    <a:blip r:embed="rId28"/>
+                    <a:stretch>
+                      <a:fillRect/>
+                    </a:stretch>
+                  </pic:blipFill>
+                  <pic:spPr>
+                    <a:xfrm>
+                      <a:off x="0" y="0"/>
+                      <a:ext cx="3432293" cy="1080000"/>
+                    </a:xfrm>
+                    <a:prstGeom prst="rect">
+                      <a:avLst/>
+                    </a:prstGeom>
+                  </pic:spPr>
+                </pic:pic>
+              </a:graphicData>
+            </a:graphic>
+          </wp:inline>
+        </w:drawing>
+      </w:r>
+    </w:p>
+    <w:p>
+      <w:pPr>
+        <w:pStyle w:val="Ttulo3"/>
+      </w:pPr>
+      <w:bookmarkStart w:id="21" w:name="_Toc240240349"/>
+      <w:r>
+        <w:t>C</w:t>
+      </w:r>
+      <w:r>
+        <w:t>lase D</w:t>
+      </w:r>
+      <w:bookmarkEnd w:id="21"/>
+    </w:p>
+    <w:p>
+      <w:r>
+        <w:drawing>
+          <wp:inline distT="0" distB="0" distL="0" distR="0" wp14:anchorId="695C9A8F" wp14:editId="41CE244C">
+            <wp:extent cx="3432293" cy="1080000"/>
+            <wp:effectExtent l="0" t="0" r="0" b="6350"/>
+            <wp:docPr id="175925901" name="Imagen 1"/>
+            <wp:cNvGraphicFramePr>
+              <a:graphicFrameLocks xmlns:a="http://schemas.openxmlformats.org/drawingml/2006/main" noChangeAspect="1"/>
+            </wp:cNvGraphicFramePr>
+            <a:graphic xmlns:a="http://schemas.openxmlformats.org/drawingml/2006/main">
+              <a:graphicData uri="http://schemas.openxmlformats.org/drawingml/2006/picture">
+                <pic:pic xmlns:pic="http://schemas.openxmlformats.org/drawingml/2006/picture">
+                  <pic:nvPicPr>
+                    <pic:cNvPr id="175925901" name=""/>
+                    <pic:cNvPicPr/>
+                  </pic:nvPicPr>
+                  <pic:blipFill>
+                    <a:blip r:embed="rId29"/>
+                    <a:stretch>
+                      <a:fillRect/>
+                    </a:stretch>
+                  </pic:blipFill>
+                  <pic:spPr>
+                    <a:xfrm>
+                      <a:off x="0" y="0"/>
+                      <a:ext cx="3432293" cy="1080000"/>
+                    </a:xfrm>
+                    <a:prstGeom prst="rect">
+                      <a:avLst/>
+                    </a:prstGeom>
+                  </pic:spPr>
+                </pic:pic>
+              </a:graphicData>
+            </a:graphic>
+          </wp:inline>
+        </w:drawing>
+      </w:r>
+    </w:p>
+    <w:p>
+      <w:pPr>
+        <w:pStyle w:val="Ttulo3"/>
+      </w:pPr>
+      <w:bookmarkStart w:id="22" w:name="_Toc240240350"/>
+      <w:r>
+        <w:t>Rendimiento general del modelo</w:t>
+      </w:r>
+      <w:bookmarkEnd w:id="22"/>
+    </w:p>
+    <w:p>
+      <w:r>
+        <w:drawing>
+          <wp:inline distT="0" distB="0" distL="0" distR="0" wp14:anchorId="510299D9" wp14:editId="68177382">
+            <wp:extent cx="2936119" cy="1080000"/>
+            <wp:effectExtent l="0" t="0" r="0" b="6350"/>
+            <wp:docPr id="858937051" name="Imagen 1"/>
+            <wp:cNvGraphicFramePr>
+              <a:graphicFrameLocks xmlns:a="http://schemas.openxmlformats.org/drawingml/2006/main" noChangeAspect="1"/>
+            </wp:cNvGraphicFramePr>
+            <a:graphic xmlns:a="http://schemas.openxmlformats.org/drawingml/2006/main">
+              <a:graphicData uri="http://schemas.openxmlformats.org/drawingml/2006/picture">
+                <pic:pic xmlns:pic="http://schemas.openxmlformats.org/drawingml/2006/picture">
+                  <pic:nvPicPr>
+                    <pic:cNvPr id="858937051" name=""/>
+                    <pic:cNvPicPr/>
+                  </pic:nvPicPr>
+                  <pic:blipFill>
+                    <a:blip r:embed="rId30"/>
+                    <a:stretch>
+                      <a:fillRect/>
+                    </a:stretch>
+                  </pic:blipFill>
+                  <pic:spPr>
+                    <a:xfrm>
+                      <a:off x="0" y="0"/>
+                      <a:ext cx="2936119" cy="1080000"/>
+                    </a:xfrm>
+                    <a:prstGeom prst="rect">
+                      <a:avLst/>
+                    </a:prstGeom>
+                  </pic:spPr>
+                </pic:pic>
+              </a:graphicData>
+            </a:graphic>
+          </wp:inline>
+        </w:drawing>
+      </w:r>
+    </w:p>
+    <w:p>
+      <w:pPr>
+        <w:pStyle w:val="Ttulo2"/>
+      </w:pPr>
+      <w:bookmarkStart w:id="23" w:name="_Toc240240351"/>
+      <w:r>
+        <w:lastRenderedPageBreak/>
+        <w:t xml:space="preserve">Matriz </w:t>
+      </w:r>
+      <w:r>
+        <w:t>4</w:t>
+      </w:r>
+      <w:bookmarkEnd w:id="23"/>
+    </w:p>
+    <w:p>
+      <w:pPr>
+        <w:pStyle w:val="Descripcin"/>
+        <w:keepNext/>
+      </w:pPr>
+      <w:bookmarkStart w:id="24" w:name="_Toc240240401"/>
+      <w:r>
+        <w:t xml:space="preserve">Tabla </w:t>
+      </w:r>
+      <w:fldSimple w:instr=" SEQ Tabla \* ARABIC ">
+        <w:r>
+          <w:rPr>
+            <w:noProof/>
+          </w:rPr>
+          <w:t>4</w:t>
+        </w:r>
+      </w:fldSimple>
+      <w:r>
+        <w:t>.</w:t>
+      </w:r>
+      <w:bookmarkEnd w:id="24"/>
+      <w:r>
+        <w:t xml:space="preserve"> </w:t>
+      </w:r>
+    </w:p>
+    <w:p>
+      <w:r>
+        <w:rPr>
+          <w:noProof/>
+        </w:rPr>
+        <w:drawing>
+          <wp:inline distT="0" distB="0" distL="0" distR="0" wp14:anchorId="59F88149" wp14:editId="1A172466">
+            <wp:extent cx="5791835" cy="1932305"/>
+            <wp:effectExtent l="0" t="0" r="0" b="0"/>
+            <wp:docPr id="983710767" name="Imagen 9"/>
+            <wp:cNvGraphicFramePr>
+              <a:graphicFrameLocks xmlns:a="http://schemas.openxmlformats.org/drawingml/2006/main" noChangeAspect="1"/>
+            </wp:cNvGraphicFramePr>
+            <a:graphic xmlns:a="http://schemas.openxmlformats.org/drawingml/2006/main">
+              <a:graphicData uri="http://schemas.openxmlformats.org/drawingml/2006/picture">
+                <pic:pic xmlns:pic="http://schemas.openxmlformats.org/drawingml/2006/picture">
+                  <pic:nvPicPr>
+                    <pic:cNvPr id="0" name="Picture 5"/>
+                    <pic:cNvPicPr>
+                      <a:picLocks noChangeAspect="1" noChangeArrowheads="1"/>
+                    </pic:cNvPicPr>
+                  </pic:nvPicPr>
+                  <pic:blipFill>
+                    <a:blip r:embed="rId31">
+                      <a:extLst>
+                        <a:ext uri="{28A0092B-C50C-407E-A947-70E740481C1C}">
+                          <a14:useLocalDpi xmlns:a14="http://schemas.microsoft.com/office/drawing/2010/main" val="0"/>
+                        </a:ext>
+                      </a:extLst>
+                    </a:blip>
+                    <a:srcRect/>
+                    <a:stretch>
+                      <a:fillRect/>
+                    </a:stretch>
+                  </pic:blipFill>
+                  <pic:spPr bwMode="auto">
+                    <a:xfrm>
+                      <a:off x="0" y="0"/>
+                      <a:ext cx="5791835" cy="1932305"/>
+                    </a:xfrm>
+                    <a:prstGeom prst="rect">
+                      <a:avLst/>
+                    </a:prstGeom>
+                    <a:noFill/>
+                    <a:ln>
+                      <a:noFill/>
+                    </a:ln>
+                  </pic:spPr>
+                </pic:pic>
+              </a:graphicData>
+            </a:graphic>
+          </wp:inline>
+        </w:drawing>
+      </w:r>
+    </w:p>
+    <w:p>
+      <w:pPr>
+        <w:pStyle w:val="Ttulo3"/>
+      </w:pPr>
+      <w:bookmarkStart w:id="25" w:name="_Toc240240352"/>
+      <w:r>
+        <w:t>Clase A</w:t>
+      </w:r>
+      <w:bookmarkEnd w:id="25"/>
+    </w:p>
+    <w:p>
+      <w:r>
+        <w:drawing>
+          <wp:inline distT="0" distB="0" distL="0" distR="0" wp14:anchorId="4B0B8340" wp14:editId="5FA2A33E">
+            <wp:extent cx="3500597" cy="1080000"/>
+            <wp:effectExtent l="0" t="0" r="5080" b="6350"/>
+            <wp:docPr id="1612822130" name="Imagen 1"/>
+            <wp:cNvGraphicFramePr>
+              <a:graphicFrameLocks xmlns:a="http://schemas.openxmlformats.org/drawingml/2006/main" noChangeAspect="1"/>
+            </wp:cNvGraphicFramePr>
+            <a:graphic xmlns:a="http://schemas.openxmlformats.org/drawingml/2006/main">
+              <a:graphicData uri="http://schemas.openxmlformats.org/drawingml/2006/picture">
+                <pic:pic xmlns:pic="http://schemas.openxmlformats.org/drawingml/2006/picture">
+                  <pic:nvPicPr>
+                    <pic:cNvPr id="1612822130" name=""/>
+                    <pic:cNvPicPr/>
+                  </pic:nvPicPr>
+                  <pic:blipFill>
+                    <a:blip r:embed="rId32"/>
+                    <a:stretch>
+                      <a:fillRect/>
+                    </a:stretch>
+                  </pic:blipFill>
+                  <pic:spPr>
+                    <a:xfrm>
+                      <a:off x="0" y="0"/>
+                      <a:ext cx="3500597" cy="1080000"/>
+                    </a:xfrm>
+                    <a:prstGeom prst="rect">
+                      <a:avLst/>
+                    </a:prstGeom>
+                  </pic:spPr>
+                </pic:pic>
+              </a:graphicData>
+            </a:graphic>
+          </wp:inline>
+        </w:drawing>
+      </w:r>
+    </w:p>
+    <w:p>
+      <w:pPr>
+        <w:pStyle w:val="Ttulo3"/>
+      </w:pPr>
+      <w:bookmarkStart w:id="26" w:name="_Toc240240353"/>
+      <w:r>
+        <w:t>C</w:t>
+      </w:r>
+      <w:r>
+        <w:t>lase B</w:t>
+      </w:r>
+      <w:bookmarkEnd w:id="26"/>
+    </w:p>
+    <w:p>
+      <w:r>
+        <w:drawing>
+          <wp:inline distT="0" distB="0" distL="0" distR="0" wp14:anchorId="6DC6A945" wp14:editId="166304B4">
+            <wp:extent cx="3437083" cy="1080000"/>
+            <wp:effectExtent l="0" t="0" r="0" b="6350"/>
+            <wp:docPr id="109530158" name="Imagen 1"/>
+            <wp:cNvGraphicFramePr>
+              <a:graphicFrameLocks xmlns:a="http://schemas.openxmlformats.org/drawingml/2006/main" noChangeAspect="1"/>
+            </wp:cNvGraphicFramePr>
+            <a:graphic xmlns:a="http://schemas.openxmlformats.org/drawingml/2006/main">
+              <a:graphicData uri="http://schemas.openxmlformats.org/drawingml/2006/picture">
+                <pic:pic xmlns:pic="http://schemas.openxmlformats.org/drawingml/2006/picture">
+                  <pic:nvPicPr>
+                    <pic:cNvPr id="109530158" name=""/>
+                    <pic:cNvPicPr/>
+                  </pic:nvPicPr>
+                  <pic:blipFill>
+                    <a:blip r:embed="rId33"/>
+                    <a:stretch>
+                      <a:fillRect/>
+                    </a:stretch>
+                  </pic:blipFill>
+                  <pic:spPr>
+                    <a:xfrm>
+                      <a:off x="0" y="0"/>
+                      <a:ext cx="3437083" cy="1080000"/>
+                    </a:xfrm>
+                    <a:prstGeom prst="rect">
+                      <a:avLst/>
+                    </a:prstGeom>
+                  </pic:spPr>
+                </pic:pic>
+              </a:graphicData>
+            </a:graphic>
+          </wp:inline>
+        </w:drawing>
+      </w:r>
+    </w:p>
+    <w:p>
+      <w:pPr>
+        <w:pStyle w:val="Ttulo3"/>
+      </w:pPr>
+      <w:bookmarkStart w:id="27" w:name="_Toc240240354"/>
+      <w:r>
+        <w:t>C</w:t>
+      </w:r>
+      <w:r>
+        <w:t>lase C</w:t>
+      </w:r>
+      <w:bookmarkEnd w:id="27"/>
+    </w:p>
+    <w:p>
+      <w:r>
+        <w:drawing>
+          <wp:inline distT="0" distB="0" distL="0" distR="0" wp14:anchorId="704A82A0" wp14:editId="6A8637CC">
+            <wp:extent cx="3423942" cy="1080000"/>
+            <wp:effectExtent l="0" t="0" r="5080" b="6350"/>
+            <wp:docPr id="2093365431" name="Imagen 1"/>
+            <wp:cNvGraphicFramePr>
+              <a:graphicFrameLocks xmlns:a="http://schemas.openxmlformats.org/drawingml/2006/main" noChangeAspect="1"/>
+            </wp:cNvGraphicFramePr>
+            <a:graphic xmlns:a="http://schemas.openxmlformats.org/drawingml/2006/main">
+              <a:graphicData uri="http://schemas.openxmlformats.org/drawingml/2006/picture">
+                <pic:pic xmlns:pic="http://schemas.openxmlformats.org/drawingml/2006/picture">
+                  <pic:nvPicPr>
+                    <pic:cNvPr id="2093365431" name=""/>
+                    <pic:cNvPicPr/>
+                  </pic:nvPicPr>
+                  <pic:blipFill>
+                    <a:blip r:embed="rId34"/>
+                    <a:stretch>
+                      <a:fillRect/>
+                    </a:stretch>
+                  </pic:blipFill>
+                  <pic:spPr>
+                    <a:xfrm>
+                      <a:off x="0" y="0"/>
+                      <a:ext cx="3423942" cy="1080000"/>
+                    </a:xfrm>
+                    <a:prstGeom prst="rect">
+                      <a:avLst/>
+                    </a:prstGeom>
+                  </pic:spPr>
+                </pic:pic>
+              </a:graphicData>
+            </a:graphic>
+          </wp:inline>
+        </w:drawing>
+      </w:r>
+    </w:p>
+    <w:p>
+      <w:pPr>
+        <w:pStyle w:val="Ttulo3"/>
+      </w:pPr>
+      <w:bookmarkStart w:id="28" w:name="_Toc240240355"/>
+      <w:r>
+        <w:lastRenderedPageBreak/>
+        <w:t>C</w:t>
+      </w:r>
+      <w:r>
+        <w:t>lase D</w:t>
+      </w:r>
+      <w:bookmarkEnd w:id="28"/>
+    </w:p>
+    <w:p>
+      <w:r>
+        <w:drawing>
+          <wp:inline distT="0" distB="0" distL="0" distR="0" wp14:anchorId="55217F97" wp14:editId="0E50785B">
+            <wp:extent cx="3446704" cy="1080000"/>
+            <wp:effectExtent l="0" t="0" r="1905" b="6350"/>
+            <wp:docPr id="1970027187" name="Imagen 1"/>
+            <wp:cNvGraphicFramePr>
+              <a:graphicFrameLocks xmlns:a="http://schemas.openxmlformats.org/drawingml/2006/main" noChangeAspect="1"/>
+            </wp:cNvGraphicFramePr>
+            <a:graphic xmlns:a="http://schemas.openxmlformats.org/drawingml/2006/main">
+              <a:graphicData uri="http://schemas.openxmlformats.org/drawingml/2006/picture">
+                <pic:pic xmlns:pic="http://schemas.openxmlformats.org/drawingml/2006/picture">
+                  <pic:nvPicPr>
+                    <pic:cNvPr id="1970027187" name=""/>
+                    <pic:cNvPicPr/>
+                  </pic:nvPicPr>
+                  <pic:blipFill>
+                    <a:blip r:embed="rId35"/>
+                    <a:stretch>
+                      <a:fillRect/>
+                    </a:stretch>
+                  </pic:blipFill>
+                  <pic:spPr>
+                    <a:xfrm>
+                      <a:off x="0" y="0"/>
+                      <a:ext cx="3446704" cy="1080000"/>
+                    </a:xfrm>
+                    <a:prstGeom prst="rect">
+                      <a:avLst/>
+                    </a:prstGeom>
+                  </pic:spPr>
+                </pic:pic>
+              </a:graphicData>
+            </a:graphic>
+          </wp:inline>
+        </w:drawing>
+      </w:r>
+    </w:p>
+    <w:p>
+      <w:pPr>
+        <w:pStyle w:val="Ttulo3"/>
+      </w:pPr>
+      <w:bookmarkStart w:id="29" w:name="_Toc240240356"/>
+      <w:r>
+        <w:t>Rendimiento general del modelo</w:t>
+      </w:r>
+      <w:bookmarkEnd w:id="29"/>
+    </w:p>
+    <w:p>
+      <w:r>
+        <w:drawing>
+          <wp:inline distT="0" distB="0" distL="0" distR="0" wp14:anchorId="725EF752" wp14:editId="4AC5C03E">
+            <wp:extent cx="2923050" cy="1080000"/>
+            <wp:effectExtent l="0" t="0" r="0" b="6350"/>
+            <wp:docPr id="119720210" name="Imagen 1"/>
+            <wp:cNvGraphicFramePr>
+              <a:graphicFrameLocks xmlns:a="http://schemas.openxmlformats.org/drawingml/2006/main" noChangeAspect="1"/>
+            </wp:cNvGraphicFramePr>
+            <a:graphic xmlns:a="http://schemas.openxmlformats.org/drawingml/2006/main">
+              <a:graphicData uri="http://schemas.openxmlformats.org/drawingml/2006/picture">
+                <pic:pic xmlns:pic="http://schemas.openxmlformats.org/drawingml/2006/picture">
+                  <pic:nvPicPr>
+                    <pic:cNvPr id="119720210" name=""/>
+                    <pic:cNvPicPr/>
+                  </pic:nvPicPr>
+                  <pic:blipFill>
+                    <a:blip r:embed="rId36"/>
+                    <a:stretch>
+                      <a:fillRect/>
+                    </a:stretch>
+                  </pic:blipFill>
+                  <pic:spPr>
+                    <a:xfrm>
+                      <a:off x="0" y="0"/>
+                      <a:ext cx="2923050" cy="1080000"/>
+                    </a:xfrm>
+                    <a:prstGeom prst="rect">
+                      <a:avLst/>
+                    </a:prstGeom>
+                  </pic:spPr>
+                </pic:pic>
+              </a:graphicData>
+            </a:graphic>
+          </wp:inline>
+        </w:drawing>
+      </w:r>
+    </w:p>
+    <w:p>
+      <w:pPr>
+        <w:pStyle w:val="Ttulo2"/>
+      </w:pPr>
+      <w:bookmarkStart w:id="30" w:name="_Toc240240357"/>
+      <w:r>
+        <w:t xml:space="preserve">Matriz </w:t>
+      </w:r>
+      <w:r>
+        <w:t>5</w:t>
+      </w:r>
+      <w:bookmarkEnd w:id="30"/>
+    </w:p>
+    <w:p>
+      <w:pPr>
+        <w:pStyle w:val="Descripcin"/>
+        <w:keepNext/>
+      </w:pPr>
+      <w:bookmarkStart w:id="31" w:name="_Toc240240402"/>
+      <w:r>
+        <w:t xml:space="preserve">Tabla </w:t>
+      </w:r>
+      <w:fldSimple w:instr=" SEQ Tabla \* ARABIC ">
+        <w:r>
+          <w:rPr>
+            <w:noProof/>
+          </w:rPr>
+          <w:t>5</w:t>
+        </w:r>
+      </w:fldSimple>
+      <w:r>
+        <w:t>.</w:t>
+      </w:r>
+      <w:bookmarkEnd w:id="31"/>
+      <w:r>
+        <w:t xml:space="preserve"> </w:t>
+      </w:r>
+    </w:p>
+    <w:p>
+      <w:r>
+        <w:rPr>
+          <w:noProof/>
+        </w:rPr>
+        <w:drawing>
+          <wp:inline distT="0" distB="0" distL="0" distR="0" wp14:anchorId="10E3F9D5" wp14:editId="1247CA79">
+            <wp:extent cx="5791835" cy="1932305"/>
+            <wp:effectExtent l="0" t="0" r="0" b="0"/>
+            <wp:docPr id="1907200942" name="Imagen 10"/>
+            <wp:cNvGraphicFramePr>
+              <a:graphicFrameLocks xmlns:a="http://schemas.openxmlformats.org/drawingml/2006/main" noChangeAspect="1"/>
+            </wp:cNvGraphicFramePr>
+            <a:graphic xmlns:a="http://schemas.openxmlformats.org/drawingml/2006/main">
+              <a:graphicData uri="http://schemas.openxmlformats.org/drawingml/2006/picture">
+                <pic:pic xmlns:pic="http://schemas.openxmlformats.org/drawingml/2006/picture">
+                  <pic:nvPicPr>
+                    <pic:cNvPr id="0" name="Picture 7"/>
+                    <pic:cNvPicPr>
+                      <a:picLocks noChangeAspect="1" noChangeArrowheads="1"/>
+                    </pic:cNvPicPr>
+                  </pic:nvPicPr>
+                  <pic:blipFill>
+                    <a:blip r:embed="rId37">
+                      <a:extLst>
+                        <a:ext uri="{28A0092B-C50C-407E-A947-70E740481C1C}">
+                          <a14:useLocalDpi xmlns:a14="http://schemas.microsoft.com/office/drawing/2010/main" val="0"/>
+                        </a:ext>
+                      </a:extLst>
+                    </a:blip>
+                    <a:srcRect/>
+                    <a:stretch>
+                      <a:fillRect/>
+                    </a:stretch>
+                  </pic:blipFill>
+                  <pic:spPr bwMode="auto">
+                    <a:xfrm>
+                      <a:off x="0" y="0"/>
+                      <a:ext cx="5791835" cy="1932305"/>
+                    </a:xfrm>
+                    <a:prstGeom prst="rect">
+                      <a:avLst/>
+                    </a:prstGeom>
+                    <a:noFill/>
+                    <a:ln>
+                      <a:noFill/>
+                    </a:ln>
+                  </pic:spPr>
+                </pic:pic>
+              </a:graphicData>
+            </a:graphic>
+          </wp:inline>
+        </w:drawing>
+      </w:r>
+    </w:p>
+    <w:p>
+      <w:pPr>
+        <w:pStyle w:val="Ttulo3"/>
+      </w:pPr>
+      <w:bookmarkStart w:id="32" w:name="_Toc240240358"/>
+      <w:r>
+        <w:t>Clase A</w:t>
+      </w:r>
+      <w:bookmarkEnd w:id="32"/>
+    </w:p>
+    <w:p>
+      <w:r>
+        <w:drawing>
+          <wp:inline distT="0" distB="0" distL="0" distR="0" wp14:anchorId="7294A920" wp14:editId="6D0E9A7C">
+            <wp:extent cx="3513081" cy="1080000"/>
+            <wp:effectExtent l="0" t="0" r="0" b="6350"/>
+            <wp:docPr id="1354101483" name="Imagen 1"/>
+            <wp:cNvGraphicFramePr>
+              <a:graphicFrameLocks xmlns:a="http://schemas.openxmlformats.org/drawingml/2006/main" noChangeAspect="1"/>
+            </wp:cNvGraphicFramePr>
+            <a:graphic xmlns:a="http://schemas.openxmlformats.org/drawingml/2006/main">
+              <a:graphicData uri="http://schemas.openxmlformats.org/drawingml/2006/picture">
+                <pic:pic xmlns:pic="http://schemas.openxmlformats.org/drawingml/2006/picture">
+                  <pic:nvPicPr>
+                    <pic:cNvPr id="1354101483" name=""/>
+                    <pic:cNvPicPr/>
+                  </pic:nvPicPr>
+                  <pic:blipFill>
+                    <a:blip r:embed="rId38"/>
+                    <a:stretch>
+                      <a:fillRect/>
+                    </a:stretch>
+                  </pic:blipFill>
+                  <pic:spPr>
+                    <a:xfrm>
+                      <a:off x="0" y="0"/>
+                      <a:ext cx="3513081" cy="1080000"/>
+                    </a:xfrm>
+                    <a:prstGeom prst="rect">
+                      <a:avLst/>
+                    </a:prstGeom>
+                  </pic:spPr>
+                </pic:pic>
+              </a:graphicData>
+            </a:graphic>
+          </wp:inline>
+        </w:drawing>
+      </w:r>
+    </w:p>
+    <w:p>
+      <w:pPr>
+        <w:pStyle w:val="Ttulo3"/>
+      </w:pPr>
+      <w:bookmarkStart w:id="33" w:name="_Toc240240359"/>
+      <w:r>
+        <w:lastRenderedPageBreak/>
+        <w:t>Clase B</w:t>
+      </w:r>
+      <w:bookmarkEnd w:id="33"/>
+    </w:p>
+    <w:p>
+      <w:r>
+        <w:drawing>
+          <wp:inline distT="0" distB="0" distL="0" distR="0" wp14:anchorId="44B3D71F" wp14:editId="471A8BD8">
+            <wp:extent cx="3451535" cy="1080000"/>
+            <wp:effectExtent l="0" t="0" r="0" b="6350"/>
+            <wp:docPr id="1298307555" name="Imagen 1"/>
+            <wp:cNvGraphicFramePr>
+              <a:graphicFrameLocks xmlns:a="http://schemas.openxmlformats.org/drawingml/2006/main" noChangeAspect="1"/>
+            </wp:cNvGraphicFramePr>
+            <a:graphic xmlns:a="http://schemas.openxmlformats.org/drawingml/2006/main">
+              <a:graphicData uri="http://schemas.openxmlformats.org/drawingml/2006/picture">
+                <pic:pic xmlns:pic="http://schemas.openxmlformats.org/drawingml/2006/picture">
+                  <pic:nvPicPr>
+                    <pic:cNvPr id="1298307555" name=""/>
+                    <pic:cNvPicPr/>
+                  </pic:nvPicPr>
+                  <pic:blipFill>
+                    <a:blip r:embed="rId39"/>
+                    <a:stretch>
+                      <a:fillRect/>
+                    </a:stretch>
+                  </pic:blipFill>
+                  <pic:spPr>
+                    <a:xfrm>
+                      <a:off x="0" y="0"/>
+                      <a:ext cx="3451535" cy="1080000"/>
+                    </a:xfrm>
+                    <a:prstGeom prst="rect">
+                      <a:avLst/>
+                    </a:prstGeom>
+                  </pic:spPr>
+                </pic:pic>
+              </a:graphicData>
+            </a:graphic>
+          </wp:inline>
+        </w:drawing>
+      </w:r>
+    </w:p>
+    <w:p>
+      <w:pPr>
+        <w:pStyle w:val="Ttulo3"/>
+      </w:pPr>
+      <w:bookmarkStart w:id="34" w:name="_Toc240240360"/>
+      <w:r>
+        <w:t>Clase C</w:t>
+      </w:r>
+      <w:bookmarkEnd w:id="34"/>
+    </w:p>
+    <w:p>
+      <w:r>
+        <w:drawing>
+          <wp:inline distT="0" distB="0" distL="0" distR="0" wp14:anchorId="6DA22AC2" wp14:editId="30946702">
+            <wp:extent cx="3437083" cy="1080000"/>
+            <wp:effectExtent l="0" t="0" r="0" b="6350"/>
+            <wp:docPr id="1412758919" name="Imagen 1"/>
+            <wp:cNvGraphicFramePr>
+              <a:graphicFrameLocks xmlns:a="http://schemas.openxmlformats.org/drawingml/2006/main" noChangeAspect="1"/>
+            </wp:cNvGraphicFramePr>
+            <a:graphic xmlns:a="http://schemas.openxmlformats.org/drawingml/2006/main">
+              <a:graphicData uri="http://schemas.openxmlformats.org/drawingml/2006/picture">
+                <pic:pic xmlns:pic="http://schemas.openxmlformats.org/drawingml/2006/picture">
+                  <pic:nvPicPr>
+                    <pic:cNvPr id="1412758919" name=""/>
+                    <pic:cNvPicPr/>
+                  </pic:nvPicPr>
+                  <pic:blipFill>
+                    <a:blip r:embed="rId40"/>
+                    <a:stretch>
+                      <a:fillRect/>
+                    </a:stretch>
+                  </pic:blipFill>
+                  <pic:spPr>
+                    <a:xfrm>
+                      <a:off x="0" y="0"/>
+                      <a:ext cx="3437083" cy="1080000"/>
+                    </a:xfrm>
+                    <a:prstGeom prst="rect">
+                      <a:avLst/>
+                    </a:prstGeom>
+                  </pic:spPr>
+                </pic:pic>
+              </a:graphicData>
+            </a:graphic>
+          </wp:inline>
+        </w:drawing>
+      </w:r>
+    </w:p>
+    <w:p>
+      <w:pPr>
+        <w:pStyle w:val="Ttulo3"/>
+      </w:pPr>
+      <w:bookmarkStart w:id="35" w:name="_Toc240240361"/>
+      <w:r>
+        <w:t>Clase D</w:t>
+      </w:r>
+      <w:bookmarkEnd w:id="35"/>
+    </w:p>
+    <w:p>
+      <w:r>
+        <w:drawing>
+          <wp:inline distT="0" distB="0" distL="0" distR="0" wp14:anchorId="5C76EFD5" wp14:editId="09426E76">
+            <wp:extent cx="3437083" cy="1080000"/>
+            <wp:effectExtent l="0" t="0" r="0" b="6350"/>
+            <wp:docPr id="253298343" name="Imagen 1"/>
+            <wp:cNvGraphicFramePr>
+              <a:graphicFrameLocks xmlns:a="http://schemas.openxmlformats.org/drawingml/2006/main" noChangeAspect="1"/>
+            </wp:cNvGraphicFramePr>
+            <a:graphic xmlns:a="http://schemas.openxmlformats.org/drawingml/2006/main">
+              <a:graphicData uri="http://schemas.openxmlformats.org/drawingml/2006/picture">
+                <pic:pic xmlns:pic="http://schemas.openxmlformats.org/drawingml/2006/picture">
+                  <pic:nvPicPr>
+                    <pic:cNvPr id="253298343" name=""/>
+                    <pic:cNvPicPr/>
+                  </pic:nvPicPr>
+                  <pic:blipFill>
+                    <a:blip r:embed="rId41"/>
+                    <a:stretch>
+                      <a:fillRect/>
+                    </a:stretch>
+                  </pic:blipFill>
+                  <pic:spPr>
+                    <a:xfrm>
+                      <a:off x="0" y="0"/>
+                      <a:ext cx="3437083" cy="1080000"/>
+                    </a:xfrm>
+                    <a:prstGeom prst="rect">
+                      <a:avLst/>
+                    </a:prstGeom>
+                  </pic:spPr>
+                </pic:pic>
+              </a:graphicData>
+            </a:graphic>
+          </wp:inline>
+        </w:drawing>
+      </w:r>
+    </w:p>
+    <w:p>
+      <w:pPr>
+        <w:pStyle w:val="Ttulo3"/>
+      </w:pPr>
+      <w:bookmarkStart w:id="36" w:name="_Toc240240362"/>
+      <w:r>
+        <w:t>Rendimiento general del modelo</w:t>
+      </w:r>
+      <w:bookmarkEnd w:id="36"/>
+    </w:p>
+    <w:p>
+      <w:r>
+        <w:drawing>
+          <wp:inline distT="0" distB="0" distL="0" distR="0" wp14:anchorId="1B39394A" wp14:editId="24887C67">
+            <wp:extent cx="2936119" cy="1080000"/>
+            <wp:effectExtent l="0" t="0" r="0" b="6350"/>
+            <wp:docPr id="778113249" name="Imagen 1"/>
+            <wp:cNvGraphicFramePr>
+              <a:graphicFrameLocks xmlns:a="http://schemas.openxmlformats.org/drawingml/2006/main" noChangeAspect="1"/>
+            </wp:cNvGraphicFramePr>
+            <a:graphic xmlns:a="http://schemas.openxmlformats.org/drawingml/2006/main">
+              <a:graphicData uri="http://schemas.openxmlformats.org/drawingml/2006/picture">
+                <pic:pic xmlns:pic="http://schemas.openxmlformats.org/drawingml/2006/picture">
+                  <pic:nvPicPr>
+                    <pic:cNvPr id="778113249" name=""/>
+                    <pic:cNvPicPr/>
+                  </pic:nvPicPr>
+                  <pic:blipFill>
+                    <a:blip r:embed="rId42"/>
+                    <a:stretch>
+                      <a:fillRect/>
+                    </a:stretch>
+                  </pic:blipFill>
+                  <pic:spPr>
+                    <a:xfrm>
+                      <a:off x="0" y="0"/>
+                      <a:ext cx="2936119" cy="1080000"/>
+                    </a:xfrm>
+                    <a:prstGeom prst="rect">
+                      <a:avLst/>
+                    </a:prstGeom>
+                  </pic:spPr>
+                </pic:pic>
+              </a:graphicData>
+            </a:graphic>
+          </wp:inline>
+        </w:drawing>
       </w:r>
     </w:p>
     <w:p/>
-    <w:p/>
-    <w:p/>
-    <w:p/>
-    <w:p/>
-    <w:p/>
-    <w:p/>
-    <w:p/>
-    <w:p/>
-    <w:p/>
     <w:sectPr>
-      <w:headerReference w:type="even" r:id="rId14"/>
-      <w:headerReference w:type="default" r:id="rId15"/>
-      <w:footerReference w:type="even" r:id="rId16"/>
-      <w:footerReference w:type="default" r:id="rId17"/>
+      <w:headerReference w:type="even" r:id="rId43"/>
+      <w:headerReference w:type="default" r:id="rId44"/>
+      <w:footerReference w:type="even" r:id="rId45"/>
+      <w:footerReference w:type="default" r:id="rId46"/>
       <w:pgSz w:w="12240" w:h="15840"/>
       <w:pgMar w:top="1418" w:right="1134" w:bottom="1418" w:left="1701" w:header="720" w:footer="720" w:gutter="284"/>
       <w:pgBorders w:offsetFrom="page">
@@ -9168,6 +11432,19 @@
       <w:spacing w:after="0"/>
     </w:pPr>
   </w:style>
+  <w:style w:type="paragraph" w:styleId="TDC3">
+    <w:name w:val="toc 3"/>
+    <w:basedOn w:val="Normal"/>
+    <w:next w:val="Normal"/>
+    <w:autoRedefine/>
+    <w:uiPriority w:val="39"/>
+    <w:unhideWhenUsed/>
+    <w:rsid w:val="00FA3D16"/>
+    <w:pPr>
+      <w:spacing w:after="100"/>
+      <w:ind w:left="480"/>
+    </w:pPr>
+  </w:style>
 </w:styles>
 </file>
 
